--- a/downloads/workbook/ai-7-week-22.docx
+++ b/downloads/workbook/ai-7-week-22.docx
@@ -997,6 +997,178 @@
         <w:t>Project connection: For the Reproducible AI Research Study, retain an annotated worked trace and the changed-case reasoning. Connect the claim to its records, units and assumptions so another investigator can challenge or reproduce it.</w:t>
       </w:r>
     </w:p>
+    <w:p>
+      <w:pPr>
+        <w:pStyle w:val="Heading1"/>
+      </w:pPr>
+      <w:r>
+        <w:t>13. Project portfolio milestone</w:t>
+      </w:r>
+    </w:p>
+    <w:p>
+      <w:r>
+        <w:t>Project: Reproducible AI Research Study</w:t>
+      </w:r>
+    </w:p>
+    <w:p>
+      <w:r>
+        <w:t>Current milestone: Evaluate and revise. Compare with your starting method, explain errors and record a justified revision.</w:t>
+      </w:r>
+    </w:p>
+    <w:p>
+      <w:r>
+        <w:t>For the Reproducible AI Research Study, retain an annotated worked trace and the changed-case reasoning. Connect the claim to its records, units and assumptions so another investigator can challenge or reproduce it.</w:t>
+      </w:r>
+    </w:p>
+    <w:tbl>
+      <w:tblPr>
+        <w:tblStyle w:val="LightShading-Accent1"/>
+        <w:tblW w:type="auto" w:w="0"/>
+        <w:tblLook w:firstColumn="1" w:firstRow="1" w:lastColumn="0" w:lastRow="0" w:noHBand="0" w:noVBand="1" w:val="04A0"/>
+      </w:tblPr>
+      <w:tblGrid>
+        <w:gridCol w:w="5112"/>
+        <w:gridCol w:w="5112"/>
+      </w:tblGrid>
+      <w:tr>
+        <w:trPr>
+          <w:tblHeader/>
+        </w:trPr>
+        <w:tc>
+          <w:tcPr>
+            <w:tcW w:type="dxa" w:w="5112"/>
+          </w:tcPr>
+          <w:p>
+            <w:r>
+              <w:t>Evidence to keep</w:t>
+            </w:r>
+          </w:p>
+        </w:tc>
+        <w:tc>
+          <w:tcPr>
+            <w:tcW w:type="dxa" w:w="5112"/>
+          </w:tcPr>
+          <w:p>
+            <w:r>
+              <w:t>My record</w:t>
+            </w:r>
+          </w:p>
+        </w:tc>
+      </w:tr>
+      <w:tr>
+        <w:tc>
+          <w:tcPr>
+            <w:tcW w:type="dxa" w:w="5112"/>
+          </w:tcPr>
+          <w:p>
+            <w:r>
+              <w:t>This week’s input and deciding step</w:t>
+            </w:r>
+          </w:p>
+        </w:tc>
+        <w:tc>
+          <w:tcPr>
+            <w:tcW w:type="dxa" w:w="5112"/>
+          </w:tcPr>
+          <w:p>
+            <w:r/>
+          </w:p>
+        </w:tc>
+      </w:tr>
+      <w:tr>
+        <w:tc>
+          <w:tcPr>
+            <w:tcW w:type="dxa" w:w="5112"/>
+          </w:tcPr>
+          <w:p>
+            <w:r>
+              <w:t>Prediction and actual result (or labelled paper trace)</w:t>
+            </w:r>
+          </w:p>
+        </w:tc>
+        <w:tc>
+          <w:tcPr>
+            <w:tcW w:type="dxa" w:w="5112"/>
+          </w:tcPr>
+          <w:p>
+            <w:r/>
+          </w:p>
+        </w:tc>
+      </w:tr>
+      <w:tr>
+        <w:tc>
+          <w:tcPr>
+            <w:tcW w:type="dxa" w:w="5112"/>
+          </w:tcPr>
+          <w:p>
+            <w:r>
+              <w:t>One change since the previous checkpoint and why</w:t>
+            </w:r>
+          </w:p>
+        </w:tc>
+        <w:tc>
+          <w:tcPr>
+            <w:tcW w:type="dxa" w:w="5112"/>
+          </w:tcPr>
+          <w:p>
+            <w:r/>
+          </w:p>
+        </w:tc>
+      </w:tr>
+      <w:tr>
+        <w:tc>
+          <w:tcPr>
+            <w:tcW w:type="dxa" w:w="5112"/>
+          </w:tcPr>
+          <w:p>
+            <w:r>
+              <w:t>One error or limit and the next test</w:t>
+            </w:r>
+          </w:p>
+        </w:tc>
+        <w:tc>
+          <w:tcPr>
+            <w:tcW w:type="dxa" w:w="5112"/>
+          </w:tcPr>
+          <w:p>
+            <w:r/>
+          </w:p>
+        </w:tc>
+      </w:tr>
+    </w:tbl>
+    <w:p>
+      <w:pPr>
+        <w:pStyle w:val="Heading3"/>
+      </w:pPr>
+      <w:r>
+        <w:t>Explain what this week adds to your project. Reuse last week’s record rather than starting again.</w:t>
+      </w:r>
+    </w:p>
+    <w:p>
+      <w:r>
+        <w:t>________________________________________________________________</w:t>
+      </w:r>
+    </w:p>
+    <w:p>
+      <w:r>
+        <w:t>________________________________________________________________</w:t>
+      </w:r>
+    </w:p>
+    <w:p>
+      <w:r>
+        <w:t>________________________________________________________________</w:t>
+      </w:r>
+    </w:p>
+    <w:p>
+      <w:r>
+        <w:t>________________________________________________________________</w:t>
+      </w:r>
+    </w:p>
+    <w:p>
+      <w:r>
+        <w:t>________________________________________________________________</w:t>
+      </w:r>
+    </w:p>
     <w:sectPr>
       <w:pgSz w:w="12240" w:h="15840"/>
       <w:pgMar w:top="936" w:right="1008" w:bottom="936" w:left="1008" w:header="720" w:footer="720" w:gutter="0"/>

--- a/downloads/workbook/ai-7-week-22.docx
+++ b/downloads/workbook/ai-7-week-22.docx
@@ -1169,6 +1169,235 @@
         <w:t>________________________________________________________________</w:t>
       </w:r>
     </w:p>
+    <w:p>
+      <w:pPr>
+        <w:pStyle w:val="Heading1"/>
+      </w:pPr>
+      <w:r>
+        <w:t>14. Supported practice and learning evidence</w:t>
+      </w:r>
+    </w:p>
+    <w:p>
+      <w:r>
+        <w:t>Use this supported practice once, in the browser or on paper. Keep the reserved independent assessment for a separate first attempt before teacher feedback.</w:t>
+      </w:r>
+    </w:p>
+    <w:p>
+      <w:r>
+        <w:t>A pilot tests the procedure. A pilot checks whether the team can score answers consistently before running the main study.</w:t>
+      </w:r>
+    </w:p>
+    <w:p>
+      <w:pPr>
+        <w:pStyle w:val="Heading3"/>
+      </w:pPr>
+      <w:r>
+        <w:t>Practice 1: explain the deciding evidence</w:t>
+      </w:r>
+    </w:p>
+    <w:p>
+      <w:r>
+        <w:t>Which labelled step matches this detail? Discuss the disagreement and clarify the scoring rule before the main run.</w:t>
+      </w:r>
+    </w:p>
+    <w:p>
+      <w:r>
+        <w:t>1. Try the workflow</w:t>
+      </w:r>
+    </w:p>
+    <w:p>
+      <w:r>
+        <w:t>2. Repair the rubric</w:t>
+      </w:r>
+    </w:p>
+    <w:p>
+      <w:r>
+        <w:t>3. Measure agreement</w:t>
+      </w:r>
+    </w:p>
+    <w:p>
+      <w:pPr>
+        <w:pStyle w:val="Heading3"/>
+      </w:pPr>
+      <w:r>
+        <w:t>My selected conclusion, deciding fact and explanation</w:t>
+      </w:r>
+    </w:p>
+    <w:p>
+      <w:r>
+        <w:t>________________________________________________________________</w:t>
+      </w:r>
+    </w:p>
+    <w:p>
+      <w:r>
+        <w:t>________________________________________________________________</w:t>
+      </w:r>
+    </w:p>
+    <w:p>
+      <w:r>
+        <w:t>________________________________________________________________</w:t>
+      </w:r>
+    </w:p>
+    <w:p>
+      <w:r>
+        <w:t>________________________________________________________________</w:t>
+      </w:r>
+    </w:p>
+    <w:p>
+      <w:r>
+        <w:t>________________________________________________________________</w:t>
+      </w:r>
+    </w:p>
+    <w:p>
+      <w:r>
+        <w:t>Hint if needed: Read the steps in the pictorial case. Match the supplied detail to the stage that performs or records it.</w:t>
+      </w:r>
+    </w:p>
+    <w:p>
+      <w:r>
+        <w:t>After your attempt, compare with the supported explanation: Repair the rubric Discuss the disagreement and clarify the scoring rule before the main run. A pilot can reveal missing instructions, practical delays or ambiguous scoring. It is preparation, not an untouched final estimate after the team uses it to revise methods.</w:t>
+      </w:r>
+    </w:p>
+    <w:p>
+      <w:pPr>
+        <w:pStyle w:val="Heading3"/>
+      </w:pPr>
+      <w:r>
+        <w:t>Practice 2: explain the deciding evidence</w:t>
+      </w:r>
+    </w:p>
+    <w:p>
+      <w:r>
+        <w:t>Changed-case practice: Add the corrected pilot answers into final evaluation. Which conclusion is supported by the supplied facts?</w:t>
+      </w:r>
+    </w:p>
+    <w:p>
+      <w:r>
+        <w:t>1. Declare them previously exposed rather than untouched final evidence.</w:t>
+      </w:r>
+    </w:p>
+    <w:p>
+      <w:r>
+        <w:t>2. We can decide the result without examining the changed input or the procedure.</w:t>
+      </w:r>
+    </w:p>
+    <w:p>
+      <w:r>
+        <w:t>3. This one example guarantees correct results for every future input.</w:t>
+      </w:r>
+    </w:p>
+    <w:p>
+      <w:pPr>
+        <w:pStyle w:val="Heading3"/>
+      </w:pPr>
+      <w:r>
+        <w:t>My selected conclusion, deciding fact and explanation</w:t>
+      </w:r>
+    </w:p>
+    <w:p>
+      <w:r>
+        <w:t>________________________________________________________________</w:t>
+      </w:r>
+    </w:p>
+    <w:p>
+      <w:r>
+        <w:t>________________________________________________________________</w:t>
+      </w:r>
+    </w:p>
+    <w:p>
+      <w:r>
+        <w:t>________________________________________________________________</w:t>
+      </w:r>
+    </w:p>
+    <w:p>
+      <w:r>
+        <w:t>________________________________________________________________</w:t>
+      </w:r>
+    </w:p>
+    <w:p>
+      <w:r>
+        <w:t>________________________________________________________________</w:t>
+      </w:r>
+    </w:p>
+    <w:p>
+      <w:r>
+        <w:t>Hint if needed: Use the changed condition and the deciding step in the pictorial trace. The answer must say what follows from those facts.</w:t>
+      </w:r>
+    </w:p>
+    <w:p>
+      <w:r>
+        <w:t>After your attempt, compare with the supported explanation: Declare them previously exposed rather than untouched final evidence. Rubric development already used those answers.</w:t>
+      </w:r>
+    </w:p>
+    <w:p>
+      <w:pPr>
+        <w:pStyle w:val="Heading3"/>
+      </w:pPr>
+      <w:r>
+        <w:t>Repair a missing building block</w:t>
+      </w:r>
+    </w:p>
+    <w:p>
+      <w:r>
+        <w:t>Review Predefining an analysis plan (ai-7/21). Goal: Explain the mechanism and terminology of predefining an analysis plan. Short practice: Apply the recorded exclusion rule. Can two readable model failures be removed, and how must a necessary later plan change be disclosed?. Return to this week and explain what you changed.</w:t>
+      </w:r>
+    </w:p>
+    <w:p>
+      <w:r>
+        <w:t>Review Research ethics and consent (ai-7/19). Goal: Explain the mechanism and terminology of research ethics and consent. Short practice: Identify which uses the drawing consent permits and excludes. Can the unrelated project reuse the drawings under this agreement, and what new authorisation would be needed?. Return to this week and explain what you changed.</w:t>
+      </w:r>
+    </w:p>
+    <w:p>
+      <w:r>
+        <w:t>Review Ablation studies (ai-7/16). Goal: Explain the mechanism and terminology of ablation studies. Short practice: Calculate the filter ablation’s two rates and count change. Which single component is altered, and why does also changing the model prevent isolating the filter?. Return to this week and explain what you changed.</w:t>
+      </w:r>
+    </w:p>
+    <w:p>
+      <w:pPr>
+        <w:pStyle w:val="Heading3"/>
+      </w:pPr>
+      <w:r>
+        <w:t>Keep your completed work</w:t>
+      </w:r>
+    </w:p>
+    <w:p>
+      <w:r>
+        <w:t>Use Download completed work in the hosted lesson to export your answers, reflections, practice feedback and code-run evidence. Open the HTML copy to read or print it. Drafts stay in this browser when storage is available; clear drafts on a shared device.</w:t>
+      </w:r>
+    </w:p>
+    <w:p>
+      <w:pPr>
+        <w:pStyle w:val="Heading3"/>
+      </w:pPr>
+      <w:r>
+        <w:t>What I repaired, the evidence I kept and the next test</w:t>
+      </w:r>
+    </w:p>
+    <w:p>
+      <w:r>
+        <w:t>________________________________________________________________</w:t>
+      </w:r>
+    </w:p>
+    <w:p>
+      <w:r>
+        <w:t>________________________________________________________________</w:t>
+      </w:r>
+    </w:p>
+    <w:p>
+      <w:r>
+        <w:t>________________________________________________________________</w:t>
+      </w:r>
+    </w:p>
+    <w:p>
+      <w:r>
+        <w:t>________________________________________________________________</w:t>
+      </w:r>
+    </w:p>
+    <w:p>
+      <w:r>
+        <w:t>________________________________________________________________</w:t>
+      </w:r>
+    </w:p>
     <w:sectPr>
       <w:pgSz w:w="12240" w:h="15840"/>
       <w:pgMar w:top="936" w:right="1008" w:bottom="936" w:left="1008" w:header="720" w:footer="720" w:gutter="0"/>

--- a/downloads/workbook/ai-7-week-22.docx
+++ b/downloads/workbook/ai-7-week-22.docx
@@ -30,33 +30,45 @@
     </w:p>
     <w:p>
       <w:r>
-        <w:t>Try the recall before opening notes. Then use a different colour or a labelled second line to correct your explanation.</w:t>
+        <w:t>Record your starting explanation for Pilot experiments before opening notes. Show any later correction separately.</w:t>
       </w:r>
     </w:p>
     <w:p>
       <w:pPr>
-        <w:pStyle w:val="Heading3"/>
-      </w:pPr>
-      <w:r>
-        <w:t>Predefining an analysis plan</w:t>
+        <w:spacing w:line="336" w:lineRule="auto" w:after="180"/>
+      </w:pPr>
+      <w:r>
+        <w:rPr>
+          <w:b w:val="0"/>
+        </w:rPr>
+        <w:t>Try the recall before opening notes. Then use a different colour or a labelled second line to correct your explanation.</w:t>
       </w:r>
     </w:p>
     <w:p>
-      <w:r>
-        <w:t>Without opening the old lesson, explain one key idea from Predefining an analysis plan. Give an example and a mistake that the idea helps you avoid.</w:t>
+      <w:pPr>
+        <w:pStyle w:val="Heading3"/>
+      </w:pPr>
+      <w:r>
+        <w:t>Predefining an analysis plan</w:t>
       </w:r>
     </w:p>
     <w:p>
       <w:pPr>
-        <w:pStyle w:val="Heading3"/>
-      </w:pPr>
-      <w:r>
-        <w:t>My remembered idea, example and correction</w:t>
+        <w:spacing w:line="336" w:lineRule="auto" w:after="180"/>
+      </w:pPr>
+      <w:r>
+        <w:rPr>
+          <w:b w:val="0"/>
+        </w:rPr>
+        <w:t>Without opening the old lesson, explain one key idea from Predefining an analysis plan. Give an example and a mistake that the idea helps you avoid.</w:t>
       </w:r>
     </w:p>
     <w:p>
-      <w:r>
-        <w:t>________________________________________________________________</w:t>
+      <w:pPr>
+        <w:pStyle w:val="Heading3"/>
+      </w:pPr>
+      <w:r>
+        <w:t>My remembered idea, example and correction</w:t>
       </w:r>
     </w:p>
     <w:p>
@@ -70,29 +82,35 @@
       </w:r>
     </w:p>
     <w:p>
-      <w:pPr>
-        <w:pStyle w:val="Heading3"/>
-      </w:pPr>
-      <w:r>
-        <w:t>Research ethics and consent</w:t>
+      <w:r>
+        <w:t>________________________________________________________________</w:t>
       </w:r>
     </w:p>
     <w:p>
-      <w:r>
-        <w:t>Without opening the old lesson, explain one key idea from Research ethics and consent. Give an example and a mistake that the idea helps you avoid.</w:t>
+      <w:pPr>
+        <w:pStyle w:val="Heading3"/>
+      </w:pPr>
+      <w:r>
+        <w:t>Research ethics and consent</w:t>
       </w:r>
     </w:p>
     <w:p>
       <w:pPr>
-        <w:pStyle w:val="Heading3"/>
-      </w:pPr>
-      <w:r>
-        <w:t>My remembered idea, example and correction</w:t>
+        <w:spacing w:line="336" w:lineRule="auto" w:after="180"/>
+      </w:pPr>
+      <w:r>
+        <w:rPr>
+          <w:b w:val="0"/>
+        </w:rPr>
+        <w:t>Without opening the old lesson, explain one key idea from Research ethics and consent. Give an example and a mistake that the idea helps you avoid.</w:t>
       </w:r>
     </w:p>
     <w:p>
-      <w:r>
-        <w:t>________________________________________________________________</w:t>
+      <w:pPr>
+        <w:pStyle w:val="Heading3"/>
+      </w:pPr>
+      <w:r>
+        <w:t>My remembered idea, example and correction</w:t>
       </w:r>
     </w:p>
     <w:p>
@@ -106,29 +124,35 @@
       </w:r>
     </w:p>
     <w:p>
-      <w:pPr>
-        <w:pStyle w:val="Heading3"/>
-      </w:pPr>
-      <w:r>
-        <w:t>Ablation studies</w:t>
+      <w:r>
+        <w:t>________________________________________________________________</w:t>
       </w:r>
     </w:p>
     <w:p>
-      <w:r>
-        <w:t>Without opening the old lesson, explain one key idea from Ablation studies. Give an example and a mistake that the idea helps you avoid.</w:t>
+      <w:pPr>
+        <w:pStyle w:val="Heading3"/>
+      </w:pPr>
+      <w:r>
+        <w:t>Ablation studies</w:t>
       </w:r>
     </w:p>
     <w:p>
       <w:pPr>
-        <w:pStyle w:val="Heading3"/>
-      </w:pPr>
-      <w:r>
-        <w:t>My remembered idea, example and correction</w:t>
+        <w:spacing w:line="336" w:lineRule="auto" w:after="180"/>
+      </w:pPr>
+      <w:r>
+        <w:rPr>
+          <w:b w:val="0"/>
+        </w:rPr>
+        <w:t>Without opening the old lesson, explain one key idea from Ablation studies. Give an example and a mistake that the idea helps you avoid.</w:t>
       </w:r>
     </w:p>
     <w:p>
-      <w:r>
-        <w:t>________________________________________________________________</w:t>
+      <w:pPr>
+        <w:pStyle w:val="Heading3"/>
+      </w:pPr>
+      <w:r>
+        <w:t>My remembered idea, example and correction</w:t>
       </w:r>
     </w:p>
     <w:p>
@@ -142,16 +166,44 @@
       </w:r>
     </w:p>
     <w:p>
-      <w:pPr>
-        <w:pStyle w:val="Heading1"/>
-      </w:pPr>
-      <w:r>
-        <w:t>02. Practise with fading help</w:t>
+      <w:r>
+        <w:t>________________________________________________________________</w:t>
       </w:r>
     </w:p>
     <w:p>
-      <w:r>
-        <w:t>Use W2: Trace the worked case for Pilot experiments. Record the answer once; the lesson and workbook refer to the same attempt.</w:t>
+      <w:pPr>
+        <w:pStyle w:val="Heading1"/>
+      </w:pPr>
+      <w:r>
+        <w:t>02. Practise with fading help</w:t>
+      </w:r>
+    </w:p>
+    <w:p>
+      <w:r>
+        <w:t>Complete the supported Pilot experiments trace and record the first step you can explain without help.</w:t>
+      </w:r>
+    </w:p>
+    <w:p>
+      <w:pPr>
+        <w:spacing w:line="336" w:lineRule="auto" w:after="180"/>
+      </w:pPr>
+      <w:r>
+        <w:rPr>
+          <w:b w:val="0"/>
+        </w:rPr>
+        <w:t xml:space="preserve">Use W2: Trace the worked case for </w:t>
+      </w:r>
+      <w:r>
+        <w:rPr>
+          <w:b/>
+        </w:rPr>
+        <w:t>Pilot</w:t>
+      </w:r>
+      <w:r>
+        <w:rPr>
+          <w:b w:val="0"/>
+        </w:rPr>
+        <w:t xml:space="preserve"> experiments. Record the answer once; the lesson and workbook refer to the same attempt.</w:t>
       </w:r>
     </w:p>
     <w:tbl>
@@ -279,25 +331,49 @@
     </w:p>
     <w:p>
       <w:r>
-        <w:t>Use the worked case for Pilot experiments. Proposed explanation: “The worked result establishes every future case”. Decide whether this explanation is supported. Point to the step or supplied fact that decides; explain your repair if needed.</w:t>
+        <w:t>Check the proposed Pilot experiments explanation against the supplied facts before discussing it.</w:t>
       </w:r>
     </w:p>
     <w:p>
       <w:pPr>
-        <w:pStyle w:val="Heading3"/>
-      </w:pPr>
-      <w:r>
-        <w:t>My explanation before partner discussion</w:t>
+        <w:spacing w:line="336" w:lineRule="auto" w:after="180"/>
+      </w:pPr>
+      <w:r>
+        <w:rPr>
+          <w:b w:val="0"/>
+        </w:rPr>
+        <w:t xml:space="preserve">Use the worked case for </w:t>
+      </w:r>
+      <w:r>
+        <w:rPr>
+          <w:b/>
+        </w:rPr>
+        <w:t>Pilot</w:t>
+      </w:r>
+      <w:r>
+        <w:rPr>
+          <w:b w:val="0"/>
+        </w:rPr>
+        <w:t xml:space="preserve"> experiments. Proposed explanation: “The worked result establishes every future case”. Decide whether this explanation is supported.</w:t>
       </w:r>
     </w:p>
     <w:p>
-      <w:r>
-        <w:t>________________________________________________________________</w:t>
+      <w:pPr>
+        <w:spacing w:line="336" w:lineRule="auto" w:after="180"/>
+      </w:pPr>
+      <w:r>
+        <w:rPr>
+          <w:b w:val="0"/>
+        </w:rPr>
+        <w:t>Point to the step or supplied fact that decides; explain your repair if needed.</w:t>
       </w:r>
     </w:p>
     <w:p>
-      <w:r>
-        <w:t>________________________________________________________________</w:t>
+      <w:pPr>
+        <w:pStyle w:val="Heading3"/>
+      </w:pPr>
+      <w:r>
+        <w:t>My explanation before partner discussion</w:t>
       </w:r>
     </w:p>
     <w:p>
@@ -311,47 +387,60 @@
       </w:r>
     </w:p>
     <w:p>
-      <w:pPr>
-        <w:pStyle w:val="Heading1"/>
-      </w:pPr>
-      <w:r>
-        <w:t>04. Independent transfer case</w:t>
+      <w:r>
+        <w:t>________________________________________________________________</w:t>
       </w:r>
     </w:p>
     <w:p>
-      <w:pPr>
-        <w:pStyle w:val="Heading3"/>
-      </w:pPr>
-      <w:r>
-        <w:t>Independent case: Apply a new case independently</w:t>
+      <w:r>
+        <w:t>________________________________________________________________</w:t>
       </w:r>
     </w:p>
     <w:p>
-      <w:r>
-        <w:t>Pilot six cases exposes ambiguous labels in two. What should happen before the primary study?</w:t>
+      <w:pPr>
+        <w:pStyle w:val="Heading1"/>
+      </w:pPr>
+      <w:r>
+        <w:t>04. Independent transfer case</w:t>
       </w:r>
     </w:p>
     <w:p>
-      <w:pPr>
-        <w:pStyle w:val="Heading3"/>
-      </w:pPr>
-      <w:r>
-        <w:t>My independent explanation, trace and limits</w:t>
+      <w:r>
+        <w:t>Write one first attempt at the reserved independent case before feedback. Repeated copies of that case refer to the same recorded attempt.</w:t>
       </w:r>
     </w:p>
     <w:p>
-      <w:r>
-        <w:t>________________________________________________________________</w:t>
+      <w:pPr>
+        <w:pStyle w:val="Heading3"/>
+      </w:pPr>
+      <w:r>
+        <w:t>Independent case: Apply a new case independently</w:t>
       </w:r>
     </w:p>
     <w:p>
-      <w:r>
-        <w:t>________________________________________________________________</w:t>
+      <w:pPr>
+        <w:spacing w:line="336" w:lineRule="auto" w:after="180"/>
+        <w:shd w:fill="F5F1FB"/>
+      </w:pPr>
+      <w:r>
+        <w:rPr>
+          <w:b/>
+        </w:rPr>
+        <w:t>Pilot</w:t>
+      </w:r>
+      <w:r>
+        <w:rPr>
+          <w:b w:val="0"/>
+        </w:rPr>
+        <w:t xml:space="preserve"> six cases exposes ambiguous labels in two. What should happen before the primary study?</w:t>
       </w:r>
     </w:p>
     <w:p>
-      <w:r>
-        <w:t>________________________________________________________________</w:t>
+      <w:pPr>
+        <w:pStyle w:val="Heading3"/>
+      </w:pPr>
+      <w:r>
+        <w:t>My independent explanation, trace and limits</w:t>
       </w:r>
     </w:p>
     <w:p>
@@ -376,48 +465,96 @@
     </w:p>
     <w:p>
       <w:r>
-        <w:t>Attempt this case before feedback. Record any help. Earlier examples below are further practice; a case already practised with feedback cannot establish fresh transfer.</w:t>
+        <w:t>________________________________________________________________</w:t>
       </w:r>
     </w:p>
     <w:p>
-      <w:pPr>
-        <w:pStyle w:val="Heading1"/>
-      </w:pPr>
-      <w:r>
-        <w:t>05. W1 Explain the mechanism</w:t>
+      <w:r>
+        <w:t>________________________________________________________________</w:t>
       </w:r>
     </w:p>
     <w:p>
       <w:r>
-        <w:t>Explain the weekly mechanism in your own words. Use the worked scenario to name its input, decision rule and output.</w:t>
+        <w:t>________________________________________________________________</w:t>
       </w:r>
     </w:p>
     <w:p>
       <w:pPr>
-        <w:pStyle w:val="Heading3"/>
-      </w:pPr>
-      <w:r>
-        <w:t>My reasoning and evidence</w:t>
+        <w:spacing w:line="336" w:lineRule="auto" w:after="180"/>
+      </w:pPr>
+      <w:r>
+        <w:rPr>
+          <w:b w:val="0"/>
+        </w:rPr>
+        <w:t>Attempt this case before feedback. Record any help. Earlier examples below are further practice; a case already practised with feedback cannot establish fresh transfer.</w:t>
       </w:r>
     </w:p>
     <w:p>
-      <w:r>
-        <w:t>________________________________________________________________</w:t>
+      <w:pPr>
+        <w:pStyle w:val="Heading1"/>
+      </w:pPr>
+      <w:r>
+        <w:t>05. W1 Explain the mechanism</w:t>
       </w:r>
     </w:p>
     <w:p>
       <w:r>
-        <w:t>________________________________________________________________</w:t>
+        <w:t>Explain the mechanism. Apply the supplied Pilot experiments facts and keep your reasoning.</w:t>
       </w:r>
     </w:p>
     <w:p>
-      <w:r>
-        <w:t>________________________________________________________________</w:t>
+      <w:pPr>
+        <w:spacing w:line="336" w:lineRule="auto" w:after="180"/>
+      </w:pPr>
+      <w:r>
+        <w:rPr>
+          <w:b w:val="0"/>
+        </w:rPr>
+        <w:t xml:space="preserve">Explain the weekly </w:t>
+      </w:r>
+      <w:r>
+        <w:rPr>
+          <w:b/>
+        </w:rPr>
+        <w:t>mechanism</w:t>
+      </w:r>
+      <w:r>
+        <w:rPr>
+          <w:b w:val="0"/>
+        </w:rPr>
+        <w:t xml:space="preserve"> in your own words. Use the worked scenario to name its </w:t>
+      </w:r>
+      <w:r>
+        <w:rPr>
+          <w:b/>
+        </w:rPr>
+        <w:t>input</w:t>
+      </w:r>
+      <w:r>
+        <w:rPr>
+          <w:b w:val="0"/>
+        </w:rPr>
+        <w:t xml:space="preserve">, decision rule and </w:t>
+      </w:r>
+      <w:r>
+        <w:rPr>
+          <w:b/>
+        </w:rPr>
+        <w:t>output</w:t>
+      </w:r>
+      <w:r>
+        <w:rPr>
+          <w:b w:val="0"/>
+        </w:rPr>
+        <w:t>.</w:t>
       </w:r>
     </w:p>
     <w:p>
-      <w:r>
-        <w:t>________________________________________________________________</w:t>
+      <w:pPr>
+        <w:pStyle w:val="Heading3"/>
+      </w:pPr>
+      <w:r>
+        <w:t>My reasoning and evidence</w:t>
       </w:r>
     </w:p>
     <w:p>
@@ -431,24 +568,18 @@
       </w:r>
     </w:p>
     <w:p>
-      <w:pPr>
-        <w:pStyle w:val="Heading1"/>
-      </w:pPr>
-      <w:r>
-        <w:t>06. W2 Trace the worked case</w:t>
+      <w:r>
+        <w:t>________________________________________________________________</w:t>
       </w:r>
     </w:p>
     <w:p>
       <w:r>
-        <w:t>Pilot five cases reveals wrong units in duration logs; team corrects units and reports the pilot as final evidence. Show the intermediate steps and give the conclusion with its scope.</w:t>
+        <w:t>________________________________________________________________</w:t>
       </w:r>
     </w:p>
     <w:p>
-      <w:pPr>
-        <w:pStyle w:val="Heading3"/>
-      </w:pPr>
-      <w:r>
-        <w:t>My reasoning and evidence</w:t>
+      <w:r>
+        <w:t>________________________________________________________________</w:t>
       </w:r>
     </w:p>
     <w:p>
@@ -457,23 +588,65 @@
       </w:r>
     </w:p>
     <w:p>
-      <w:r>
-        <w:t>________________________________________________________________</w:t>
+      <w:pPr>
+        <w:pStyle w:val="Heading1"/>
+      </w:pPr>
+      <w:r>
+        <w:t>06. W2 Trace the worked case</w:t>
       </w:r>
     </w:p>
     <w:p>
       <w:r>
-        <w:t>________________________________________________________________</w:t>
+        <w:t>Trace the worked case. Apply the supplied Pilot experiments facts and keep your reasoning.</w:t>
       </w:r>
     </w:p>
     <w:p>
-      <w:r>
-        <w:t>________________________________________________________________</w:t>
+      <w:pPr>
+        <w:spacing w:line="336" w:lineRule="auto" w:after="180"/>
+      </w:pPr>
+      <w:r>
+        <w:rPr>
+          <w:b/>
+        </w:rPr>
+        <w:t>Pilot</w:t>
+      </w:r>
+      <w:r>
+        <w:rPr>
+          <w:b w:val="0"/>
+        </w:rPr>
+        <w:t xml:space="preserve"> five cases reveals wrong units in duration logs; team corrects units and reports the </w:t>
+      </w:r>
+      <w:r>
+        <w:rPr>
+          <w:b/>
+        </w:rPr>
+        <w:t>pilot</w:t>
+      </w:r>
+      <w:r>
+        <w:rPr>
+          <w:b w:val="0"/>
+        </w:rPr>
+        <w:t xml:space="preserve"> as final </w:t>
+      </w:r>
+      <w:r>
+        <w:rPr>
+          <w:b/>
+        </w:rPr>
+        <w:t>evidence</w:t>
+      </w:r>
+      <w:r>
+        <w:rPr>
+          <w:b w:val="0"/>
+        </w:rPr>
+        <w:t>. Show the intermediate steps and give the conclusion with its scope.</w:t>
       </w:r>
     </w:p>
     <w:p>
-      <w:r>
-        <w:t>________________________________________________________________</w:t>
+      <w:pPr>
+        <w:pStyle w:val="Heading3"/>
+      </w:pPr>
+      <w:r>
+        <w:t>My reasoning and evidence</w:t>
       </w:r>
     </w:p>
     <w:p>
@@ -487,24 +660,18 @@
       </w:r>
     </w:p>
     <w:p>
-      <w:pPr>
-        <w:pStyle w:val="Heading1"/>
-      </w:pPr>
-      <w:r>
-        <w:t>07. W3 Audit the limit</w:t>
+      <w:r>
+        <w:t>________________________________________________________________</w:t>
       </w:r>
     </w:p>
     <w:p>
       <w:r>
-        <w:t>A report omits this qualification: A pilot may assess feasibility but is not automatically powered or independent evidence for the final hypothesis. Explain how omitting it could change a reader's interpretation, and write an accurate replacement.</w:t>
+        <w:t>________________________________________________________________</w:t>
       </w:r>
     </w:p>
     <w:p>
-      <w:pPr>
-        <w:pStyle w:val="Heading3"/>
-      </w:pPr>
-      <w:r>
-        <w:t>My reasoning and evidence</w:t>
+      <w:r>
+        <w:t>________________________________________________________________</w:t>
       </w:r>
     </w:p>
     <w:p>
@@ -518,44 +685,92 @@
       </w:r>
     </w:p>
     <w:p>
-      <w:r>
-        <w:t>________________________________________________________________</w:t>
+      <w:pPr>
+        <w:pStyle w:val="Heading1"/>
+      </w:pPr>
+      <w:r>
+        <w:t>07. W3 Audit the limit</w:t>
       </w:r>
     </w:p>
     <w:p>
       <w:r>
-        <w:t>________________________________________________________________</w:t>
+        <w:t>Audit the limit. Apply the supplied Pilot experiments facts and keep your reasoning.</w:t>
       </w:r>
     </w:p>
     <w:p>
-      <w:r>
-        <w:t>________________________________________________________________</w:t>
+      <w:pPr>
+        <w:spacing w:line="336" w:lineRule="auto" w:after="180"/>
+      </w:pPr>
+      <w:r>
+        <w:rPr>
+          <w:b w:val="0"/>
+        </w:rPr>
+        <w:t xml:space="preserve">A report omits this qualification: A </w:t>
+      </w:r>
+      <w:r>
+        <w:rPr>
+          <w:b/>
+        </w:rPr>
+        <w:t>pilot</w:t>
+      </w:r>
+      <w:r>
+        <w:rPr>
+          <w:b w:val="0"/>
+        </w:rPr>
+        <w:t xml:space="preserve"> may assess </w:t>
+      </w:r>
+      <w:r>
+        <w:rPr>
+          <w:b/>
+        </w:rPr>
+        <w:t>feasibility</w:t>
+      </w:r>
+      <w:r>
+        <w:rPr>
+          <w:b w:val="0"/>
+        </w:rPr>
+        <w:t xml:space="preserve"> but is not automatically powered or independent </w:t>
+      </w:r>
+      <w:r>
+        <w:rPr>
+          <w:b/>
+        </w:rPr>
+        <w:t>evidence</w:t>
+      </w:r>
+      <w:r>
+        <w:rPr>
+          <w:b w:val="0"/>
+        </w:rPr>
+        <w:t xml:space="preserve"> for the final hypothesis.</w:t>
       </w:r>
     </w:p>
     <w:p>
-      <w:r>
-        <w:t>________________________________________________________________</w:t>
+      <w:pPr>
+        <w:spacing w:line="336" w:lineRule="auto" w:after="180"/>
+      </w:pPr>
+      <w:r>
+        <w:rPr>
+          <w:b w:val="0"/>
+        </w:rPr>
+        <w:t>Explain how omitting it could change a reader's interpretation, and write an accurate replacement.</w:t>
       </w:r>
     </w:p>
     <w:p>
       <w:pPr>
-        <w:pStyle w:val="Heading1"/>
-      </w:pPr>
-      <w:r>
-        <w:t>08. W4 Apply a new case independently</w:t>
+        <w:pStyle w:val="Heading3"/>
+      </w:pPr>
+      <w:r>
+        <w:t>My reasoning and evidence</w:t>
       </w:r>
     </w:p>
     <w:p>
       <w:r>
-        <w:t>Pilot six cases exposes ambiguous labels in two. What should happen before the primary study?</w:t>
+        <w:t>________________________________________________________________</w:t>
       </w:r>
     </w:p>
     <w:p>
-      <w:pPr>
-        <w:pStyle w:val="Heading3"/>
-      </w:pPr>
-      <w:r>
-        <w:t>My reasoning and evidence</w:t>
+      <w:r>
+        <w:t>________________________________________________________________</w:t>
       </w:r>
     </w:p>
     <w:p>
@@ -579,44 +794,57 @@
       </w:r>
     </w:p>
     <w:p>
-      <w:r>
-        <w:t>________________________________________________________________</w:t>
+      <w:pPr>
+        <w:pStyle w:val="Heading1"/>
+      </w:pPr>
+      <w:r>
+        <w:t>08. W4 Apply a new case independently</w:t>
       </w:r>
     </w:p>
     <w:p>
       <w:r>
-        <w:t>________________________________________________________________</w:t>
+        <w:t>Attempt before feedback. If this repeats the selected independent case, reuse that first attempt; otherwise keep a separate record. Apply a new case independently. Apply the supplied Pilot experiments facts and keep your reasoning.</w:t>
       </w:r>
     </w:p>
     <w:p>
-      <w:r>
-        <w:t>________________________________________________________________</w:t>
+      <w:pPr>
+        <w:spacing w:line="336" w:lineRule="auto" w:after="180"/>
+        <w:shd w:fill="F5F1FB"/>
+      </w:pPr>
+      <w:r>
+        <w:rPr>
+          <w:b/>
+        </w:rPr>
+        <w:t>Pilot</w:t>
+      </w:r>
+      <w:r>
+        <w:rPr>
+          <w:b w:val="0"/>
+        </w:rPr>
+        <w:t xml:space="preserve"> six cases exposes ambiguous labels in two. What should happen before the primary study?</w:t>
       </w:r>
     </w:p>
     <w:p>
-      <w:r>
-        <w:t>________________________________________________________________</w:t>
+      <w:pPr>
+        <w:pStyle w:val="Heading3"/>
+      </w:pPr>
+      <w:r>
+        <w:t>My reasoning and evidence</w:t>
       </w:r>
     </w:p>
     <w:p>
-      <w:pPr>
-        <w:pStyle w:val="Heading1"/>
-      </w:pPr>
-      <w:r>
-        <w:t>09. W5 Design a revealing follow-up</w:t>
+      <w:r>
+        <w:t>________________________________________________________________</w:t>
       </w:r>
     </w:p>
     <w:p>
       <w:r>
-        <w:t>For the worked scenario, propose one additional case that could reveal a failure, describe its expected outcome before running it, and explain what would need to remain fixed for a fair comparison. Do not reuse W4 as a new final test after receiving feedback.</w:t>
+        <w:t>________________________________________________________________</w:t>
       </w:r>
     </w:p>
     <w:p>
-      <w:pPr>
-        <w:pStyle w:val="Heading3"/>
-      </w:pPr>
-      <w:r>
-        <w:t>My reasoning and evidence</w:t>
+      <w:r>
+        <w:t>________________________________________________________________</w:t>
       </w:r>
     </w:p>
     <w:p>
@@ -645,26 +873,38 @@
       </w:r>
     </w:p>
     <w:p>
-      <w:r>
-        <w:t>________________________________________________________________</w:t>
+      <w:pPr>
+        <w:pStyle w:val="Heading1"/>
+      </w:pPr>
+      <w:r>
+        <w:t>09. W5 Design a revealing follow-up</w:t>
       </w:r>
     </w:p>
     <w:p>
       <w:r>
-        <w:t>________________________________________________________________</w:t>
+        <w:t>Design a revealing follow-up. Apply the supplied Pilot experiments facts and keep your reasoning.</w:t>
       </w:r>
     </w:p>
     <w:p>
       <w:pPr>
-        <w:pStyle w:val="Heading1"/>
-      </w:pPr>
-      <w:r>
-        <w:t>10. Project checkpoint and reflection</w:t>
+        <w:spacing w:line="336" w:lineRule="auto" w:after="180"/>
+      </w:pPr>
+      <w:r>
+        <w:rPr>
+          <w:b w:val="0"/>
+        </w:rPr>
+        <w:t>For the worked scenario, propose one additional case that could reveal a failure, describe its expected outcome before running it, and explain what would need to remain fixed for a fair comparison.</w:t>
       </w:r>
     </w:p>
     <w:p>
-      <w:r>
-        <w:t>Add a labelled pilot experiments evidence sheet to Reproducible AI Research Study. Show how you can explain the mechanism and terminology of pilot experiments. Use the supplied fictional case and keep its inputs, intermediate steps, calculation or prediction, and limitation. Connect this record to last week’s record; a matching answer without a trace is insufficient.</w:t>
+      <w:pPr>
+        <w:spacing w:line="336" w:lineRule="auto" w:after="180"/>
+      </w:pPr>
+      <w:r>
+        <w:rPr>
+          <w:b w:val="0"/>
+        </w:rPr>
+        <w:t>Do not reuse W4 as a new final test after receiving feedback.</w:t>
       </w:r>
     </w:p>
     <w:p>
@@ -672,7 +912,7 @@
         <w:pStyle w:val="Heading3"/>
       </w:pPr>
       <w:r>
-        <w:t>My project change, supporting evidence and remaining limit</w:t>
+        <w:t>My reasoning and evidence</w:t>
       </w:r>
     </w:p>
     <w:p>
@@ -706,11 +946,166 @@
       </w:r>
     </w:p>
     <w:p>
+      <w:r>
+        <w:t>________________________________________________________________</w:t>
+      </w:r>
+    </w:p>
+    <w:p>
       <w:pPr>
         <w:pStyle w:val="Heading1"/>
       </w:pPr>
       <w:r>
+        <w:t>10. Project checkpoint and reflection</w:t>
+      </w:r>
+    </w:p>
+    <w:p>
+      <w:r>
+        <w:t>Connect Pilot experiments to Reproducible AI Research Study, identify a limit and choose the next useful test.</w:t>
+      </w:r>
+    </w:p>
+    <w:p>
+      <w:pPr>
+        <w:spacing w:line="336" w:lineRule="auto" w:after="180"/>
+      </w:pPr>
+      <w:r>
+        <w:rPr>
+          <w:b w:val="0"/>
+        </w:rPr>
+        <w:t xml:space="preserve">Add a labelled </w:t>
+      </w:r>
+      <w:r>
+        <w:rPr>
+          <w:b/>
+        </w:rPr>
+        <w:t>pilot</w:t>
+      </w:r>
+      <w:r>
+        <w:rPr>
+          <w:b w:val="0"/>
+        </w:rPr>
+        <w:t xml:space="preserve"> experiments </w:t>
+      </w:r>
+      <w:r>
+        <w:rPr>
+          <w:b/>
+        </w:rPr>
+        <w:t>evidence</w:t>
+      </w:r>
+      <w:r>
+        <w:rPr>
+          <w:b w:val="0"/>
+        </w:rPr>
+        <w:t xml:space="preserve"> sheet to Reproducible AI Research Study. Show how you can explain the </w:t>
+      </w:r>
+      <w:r>
+        <w:rPr>
+          <w:b/>
+        </w:rPr>
+        <w:t>mechanism</w:t>
+      </w:r>
+      <w:r>
+        <w:rPr>
+          <w:b w:val="0"/>
+        </w:rPr>
+        <w:t xml:space="preserve"> and terminology of </w:t>
+      </w:r>
+      <w:r>
+        <w:rPr>
+          <w:b/>
+        </w:rPr>
+        <w:t>pilot</w:t>
+      </w:r>
+      <w:r>
+        <w:rPr>
+          <w:b w:val="0"/>
+        </w:rPr>
+        <w:t xml:space="preserve"> experiments.</w:t>
+      </w:r>
+    </w:p>
+    <w:p>
+      <w:pPr>
+        <w:spacing w:line="336" w:lineRule="auto" w:after="180"/>
+      </w:pPr>
+      <w:r>
+        <w:rPr>
+          <w:b w:val="0"/>
+        </w:rPr>
+        <w:t xml:space="preserve">Use the supplied fictional case and keep its </w:t>
+      </w:r>
+      <w:r>
+        <w:rPr>
+          <w:b/>
+        </w:rPr>
+        <w:t>input</w:t>
+      </w:r>
+      <w:r>
+        <w:rPr>
+          <w:b w:val="0"/>
+        </w:rPr>
+        <w:t xml:space="preserve">s, intermediate steps, calculation or </w:t>
+      </w:r>
+      <w:r>
+        <w:rPr>
+          <w:b/>
+        </w:rPr>
+        <w:t>prediction</w:t>
+      </w:r>
+      <w:r>
+        <w:rPr>
+          <w:b w:val="0"/>
+        </w:rPr>
+        <w:t>, and limitation. Connect this record to last week’s record; a matching answer without a trace is insufficient.</w:t>
+      </w:r>
+    </w:p>
+    <w:p>
+      <w:pPr>
+        <w:pStyle w:val="Heading3"/>
+      </w:pPr>
+      <w:r>
+        <w:t>My project change, supporting evidence and remaining limit</w:t>
+      </w:r>
+    </w:p>
+    <w:p>
+      <w:r>
+        <w:t>________________________________________________________________</w:t>
+      </w:r>
+    </w:p>
+    <w:p>
+      <w:r>
+        <w:t>________________________________________________________________</w:t>
+      </w:r>
+    </w:p>
+    <w:p>
+      <w:r>
+        <w:t>________________________________________________________________</w:t>
+      </w:r>
+    </w:p>
+    <w:p>
+      <w:r>
+        <w:t>________________________________________________________________</w:t>
+      </w:r>
+    </w:p>
+    <w:p>
+      <w:r>
+        <w:t>________________________________________________________________</w:t>
+      </w:r>
+    </w:p>
+    <w:p>
+      <w:r>
+        <w:t>________________________________________________________________</w:t>
+      </w:r>
+    </w:p>
+    <w:p>
+      <w:pPr>
+        <w:pStyle w:val="Heading1"/>
+      </w:pPr>
+      <w:r>
         <w:t>11. Feedback, return check and learning record</w:t>
+      </w:r>
+    </w:p>
+    <w:p>
+      <w:r>
+        <w:t>Record the first repaired step and a different case to revisit after a delay.</w:t>
       </w:r>
     </w:p>
     <w:tbl>
@@ -850,7 +1245,13 @@
       </w:tr>
     </w:tbl>
     <w:p>
-      <w:r>
+      <w:pPr>
+        <w:spacing w:line="336" w:lineRule="auto" w:after="180"/>
+      </w:pPr>
+      <w:r>
+        <w:rPr>
+          <w:b w:val="0"/>
+        </w:rPr>
         <w:t>Revisit this idea with your teacher after a delay. Familiarity is different from explaining and using it on a changed case.</w:t>
       </w:r>
     </w:p>
@@ -864,11 +1265,52 @@
     </w:p>
     <w:p>
       <w:r>
-        <w:t>A pilot tests the procedure. A pilot checks whether the team can score answers consistently before running the main study.</w:t>
+        <w:t>A pilot tests the procedure. A pilot checks whether the team can score answers consistently before running the main study. Explain the labelled step before checking the changed condition.</w:t>
       </w:r>
     </w:p>
     <w:p>
-      <w:r>
+      <w:pPr>
+        <w:spacing w:line="336" w:lineRule="auto" w:after="180"/>
+      </w:pPr>
+      <w:r>
+        <w:rPr>
+          <w:b w:val="0"/>
+        </w:rPr>
+        <w:t xml:space="preserve">A </w:t>
+      </w:r>
+      <w:r>
+        <w:rPr>
+          <w:b/>
+        </w:rPr>
+        <w:t>pilot</w:t>
+      </w:r>
+      <w:r>
+        <w:rPr>
+          <w:b w:val="0"/>
+        </w:rPr>
+        <w:t xml:space="preserve"> tests the procedure. A </w:t>
+      </w:r>
+      <w:r>
+        <w:rPr>
+          <w:b/>
+        </w:rPr>
+        <w:t>pilot</w:t>
+      </w:r>
+      <w:r>
+        <w:rPr>
+          <w:b w:val="0"/>
+        </w:rPr>
+        <w:t xml:space="preserve"> checks whether the team can score answers consistently before running the main study.</w:t>
+      </w:r>
+    </w:p>
+    <w:p>
+      <w:pPr>
+        <w:spacing w:line="336" w:lineRule="auto" w:after="180"/>
+      </w:pPr>
+      <w:r>
+        <w:rPr>
+          <w:b w:val="0"/>
+        </w:rPr>
         <w:t>Two reviewers score four practice answers. They agree on three and disagree on one; these answers are excluded from final evaluation.</w:t>
       </w:r>
     </w:p>
@@ -945,8 +1387,39 @@
       </w:r>
     </w:p>
     <w:p>
-      <w:r>
-        <w:t>Calculate reviewer agreement on the four pilot answers. What can the disagreement improve, and why are those revised practice answers not untouched final evidence?</w:t>
+      <w:pPr>
+        <w:spacing w:line="336" w:lineRule="auto" w:after="180"/>
+        <w:shd w:fill="F5F1FB"/>
+      </w:pPr>
+      <w:r>
+        <w:rPr>
+          <w:b w:val="0"/>
+        </w:rPr>
+        <w:t xml:space="preserve">Calculate reviewer agreement on the four </w:t>
+      </w:r>
+      <w:r>
+        <w:rPr>
+          <w:b/>
+        </w:rPr>
+        <w:t>pilot</w:t>
+      </w:r>
+      <w:r>
+        <w:rPr>
+          <w:b w:val="0"/>
+        </w:rPr>
+        <w:t xml:space="preserve"> answers. What can the disagreement improve, and why are those revised practice answers not untouched final </w:t>
+      </w:r>
+      <w:r>
+        <w:rPr>
+          <w:b/>
+        </w:rPr>
+        <w:t>evidence</w:t>
+      </w:r>
+      <w:r>
+        <w:rPr>
+          <w:b w:val="0"/>
+        </w:rPr>
+        <w:t>?</w:t>
       </w:r>
     </w:p>
     <w:p>
@@ -988,35 +1461,102 @@
       </w:r>
     </w:p>
     <w:p>
-      <w:r>
-        <w:t>Support used: alone / hint / worked example. This record is practice evidence.</w:t>
+      <w:pPr>
+        <w:pStyle w:val="Heading3"/>
+      </w:pPr>
+      <w:r>
+        <w:t>Record the help used</w:t>
       </w:r>
     </w:p>
     <w:p>
-      <w:r>
-        <w:t>Project connection: For the Reproducible AI Research Study, retain an annotated worked trace and the changed-case reasoning. Connect the claim to its records, units and assumptions so another investigator can challenge or reproduce it.</w:t>
+      <w:pPr>
+        <w:spacing w:line="336" w:lineRule="auto" w:after="180"/>
+        <w:shd w:fill="F1F6F8"/>
+      </w:pPr>
+      <w:r>
+        <w:rPr>
+          <w:b w:val="0"/>
+        </w:rPr>
+        <w:t xml:space="preserve">Support used: alone / hint / worked example. This record is practice </w:t>
+      </w:r>
+      <w:r>
+        <w:rPr>
+          <w:b/>
+        </w:rPr>
+        <w:t>evidence</w:t>
+      </w:r>
+      <w:r>
+        <w:rPr>
+          <w:b w:val="0"/>
+        </w:rPr>
+        <w:t>.</w:t>
       </w:r>
     </w:p>
     <w:p>
       <w:pPr>
-        <w:pStyle w:val="Heading1"/>
-      </w:pPr>
-      <w:r>
-        <w:t>13. Project portfolio milestone</w:t>
+        <w:spacing w:line="336" w:lineRule="auto" w:after="180"/>
+      </w:pPr>
+      <w:r>
+        <w:rPr>
+          <w:b w:val="0"/>
+        </w:rPr>
+        <w:t>Project connection: For the Reproducible AI Research Study, retain an annotated worked trace and the changed-case reasoning.</w:t>
       </w:r>
     </w:p>
     <w:p>
-      <w:r>
-        <w:t>Project: Reproducible AI Research Study</w:t>
+      <w:pPr>
+        <w:spacing w:line="336" w:lineRule="auto" w:after="180"/>
+      </w:pPr>
+      <w:r>
+        <w:rPr>
+          <w:b w:val="0"/>
+        </w:rPr>
+        <w:t>Connect the claim to its records, units and assumptions so another investigator can challenge or reproduce it.</w:t>
       </w:r>
     </w:p>
     <w:p>
-      <w:r>
-        <w:t>Current milestone: Evaluate and revise. Compare with your starting method, explain errors and record a justified revision.</w:t>
+      <w:pPr>
+        <w:pStyle w:val="Heading1"/>
+      </w:pPr>
+      <w:r>
+        <w:t>13. Project portfolio milestone</w:t>
       </w:r>
     </w:p>
     <w:p>
       <w:r>
+        <w:t>Keep this week’s input, deciding step, result and limit together in the Reproducible AI Research Study record.</w:t>
+      </w:r>
+    </w:p>
+    <w:p>
+      <w:pPr>
+        <w:spacing w:line="336" w:lineRule="auto" w:after="180"/>
+      </w:pPr>
+      <w:r>
+        <w:rPr>
+          <w:b w:val="0"/>
+        </w:rPr>
+        <w:t>Project: Reproducible AI Research Study</w:t>
+      </w:r>
+    </w:p>
+    <w:p>
+      <w:pPr>
+        <w:spacing w:line="336" w:lineRule="auto" w:after="180"/>
+      </w:pPr>
+      <w:r>
+        <w:rPr>
+          <w:b w:val="0"/>
+        </w:rPr>
+        <w:t>Current milestone: Evaluate and revise. Compare with your starting method, explain errors and record a justified revision.</w:t>
+      </w:r>
+    </w:p>
+    <w:p>
+      <w:pPr>
+        <w:spacing w:line="336" w:lineRule="auto" w:after="180"/>
+      </w:pPr>
+      <w:r>
+        <w:rPr>
+          <w:b w:val="0"/>
+        </w:rPr>
         <w:t>For the Reproducible AI Research Study, retain an annotated worked trace and the changed-case reasoning. Connect the claim to its records, units and assumptions so another investigator can challenge or reproduce it.</w:t>
       </w:r>
     </w:p>
@@ -1179,53 +1719,116 @@
     </w:p>
     <w:p>
       <w:r>
-        <w:t>Use this supported practice once, in the browser or on paper. Keep the reserved independent assessment for a separate first attempt before teacher feedback.</w:t>
+        <w:t>Try the supported questions before comparing with hints and feedback. Record what you repaired and the evidence you retained.</w:t>
       </w:r>
     </w:p>
     <w:p>
-      <w:r>
-        <w:t>A pilot tests the procedure. A pilot checks whether the team can score answers consistently before running the main study.</w:t>
+      <w:pPr>
+        <w:spacing w:line="336" w:lineRule="auto" w:after="180"/>
+      </w:pPr>
+      <w:r>
+        <w:rPr>
+          <w:b w:val="0"/>
+        </w:rPr>
+        <w:t>Use this supported practice once, in the browser or on paper. Keep the reserved independent assessment for a separate first attempt before teacher feedback.</w:t>
       </w:r>
     </w:p>
     <w:p>
       <w:pPr>
-        <w:pStyle w:val="Heading3"/>
-      </w:pPr>
-      <w:r>
-        <w:t>Practice 1: explain the deciding evidence</w:t>
+        <w:spacing w:line="336" w:lineRule="auto" w:after="180"/>
+      </w:pPr>
+      <w:r>
+        <w:rPr>
+          <w:b w:val="0"/>
+        </w:rPr>
+        <w:t xml:space="preserve">A </w:t>
+      </w:r>
+      <w:r>
+        <w:rPr>
+          <w:b/>
+        </w:rPr>
+        <w:t>pilot</w:t>
+      </w:r>
+      <w:r>
+        <w:rPr>
+          <w:b w:val="0"/>
+        </w:rPr>
+        <w:t xml:space="preserve"> tests the procedure. A </w:t>
+      </w:r>
+      <w:r>
+        <w:rPr>
+          <w:b/>
+        </w:rPr>
+        <w:t>pilot</w:t>
+      </w:r>
+      <w:r>
+        <w:rPr>
+          <w:b w:val="0"/>
+        </w:rPr>
+        <w:t xml:space="preserve"> checks whether the team can score answers consistently before running the main study.</w:t>
       </w:r>
     </w:p>
     <w:p>
-      <w:r>
-        <w:t>Which labelled step matches this detail? Discuss the disagreement and clarify the scoring rule before the main run.</w:t>
+      <w:pPr>
+        <w:pStyle w:val="Heading3"/>
+      </w:pPr>
+      <w:r>
+        <w:t>Practice 1: explain the deciding evidence</w:t>
       </w:r>
     </w:p>
     <w:p>
-      <w:r>
-        <w:t>1. Try the workflow</w:t>
+      <w:pPr>
+        <w:spacing w:line="336" w:lineRule="auto" w:after="180"/>
+      </w:pPr>
+      <w:r>
+        <w:rPr>
+          <w:b w:val="0"/>
+        </w:rPr>
+        <w:t>Which labelled step matches this detail? Discuss the disagreement and clarify the scoring rule before the main run.</w:t>
       </w:r>
     </w:p>
     <w:p>
-      <w:r>
-        <w:t>2. Repair the rubric</w:t>
+      <w:pPr>
+        <w:spacing w:line="336" w:lineRule="auto" w:after="180"/>
+        <w:shd w:fill="F4F9FC"/>
+      </w:pPr>
+      <w:r>
+        <w:rPr>
+          <w:b w:val="0"/>
+        </w:rPr>
+        <w:t>1. Try the workflow</w:t>
       </w:r>
     </w:p>
     <w:p>
-      <w:r>
-        <w:t>3. Measure agreement</w:t>
+      <w:pPr>
+        <w:spacing w:line="336" w:lineRule="auto" w:after="180"/>
+        <w:shd w:fill="F4F9FC"/>
+      </w:pPr>
+      <w:r>
+        <w:rPr>
+          <w:b w:val="0"/>
+        </w:rPr>
+        <w:t>2. Repair the rubric</w:t>
       </w:r>
     </w:p>
     <w:p>
       <w:pPr>
-        <w:pStyle w:val="Heading3"/>
-      </w:pPr>
-      <w:r>
-        <w:t>My selected conclusion, deciding fact and explanation</w:t>
+        <w:spacing w:line="336" w:lineRule="auto" w:after="180"/>
+        <w:shd w:fill="F4F9FC"/>
+      </w:pPr>
+      <w:r>
+        <w:rPr>
+          <w:b w:val="0"/>
+        </w:rPr>
+        <w:t>3. Measure agreement</w:t>
       </w:r>
     </w:p>
     <w:p>
-      <w:r>
-        <w:t>________________________________________________________________</w:t>
+      <w:pPr>
+        <w:pStyle w:val="Heading3"/>
+      </w:pPr>
+      <w:r>
+        <w:t>My selected conclusion, deciding fact and explanation</w:t>
       </w:r>
     </w:p>
     <w:p>
@@ -1250,40 +1853,79 @@
     </w:p>
     <w:p>
       <w:r>
-        <w:t>Hint if needed: Read the steps in the pictorial case. Match the supplied detail to the stage that performs or records it.</w:t>
+        <w:t>________________________________________________________________</w:t>
       </w:r>
     </w:p>
     <w:p>
-      <w:r>
-        <w:t>After your attempt, compare with the supported explanation: Repair the rubric Discuss the disagreement and clarify the scoring rule before the main run. A pilot can reveal missing instructions, practical delays or ambiguous scoring. It is preparation, not an untouched final estimate after the team uses it to revise methods.</w:t>
+      <w:pPr>
+        <w:pStyle w:val="Heading3"/>
+      </w:pPr>
+      <w:r>
+        <w:t>Hint · try first</w:t>
       </w:r>
     </w:p>
     <w:p>
       <w:pPr>
-        <w:pStyle w:val="Heading3"/>
-      </w:pPr>
-      <w:r>
-        <w:t>Practice 2: explain the deciding evidence</w:t>
+        <w:spacing w:line="336" w:lineRule="auto" w:after="180"/>
+        <w:shd w:fill="F1F6F8"/>
+      </w:pPr>
+      <w:r>
+        <w:rPr>
+          <w:b w:val="0"/>
+        </w:rPr>
+        <w:t>Hint if needed: Read the steps in the pictorial case. Match the supplied detail to the stage that performs or records it.</w:t>
       </w:r>
     </w:p>
     <w:p>
-      <w:r>
-        <w:t>Changed-case practice: Add the corrected pilot answers into final evaluation. Which conclusion is supported by the supplied facts?</w:t>
+      <w:pPr>
+        <w:pStyle w:val="Heading3"/>
+      </w:pPr>
+      <w:r>
+        <w:t>Feedback · compare after trying</w:t>
       </w:r>
     </w:p>
     <w:p>
-      <w:r>
-        <w:t>1. Declare them previously exposed rather than untouched final evidence.</w:t>
+      <w:pPr>
+        <w:spacing w:line="336" w:lineRule="auto" w:after="180"/>
+        <w:shd w:fill="F1F6FC"/>
+      </w:pPr>
+      <w:r>
+        <w:rPr>
+          <w:b w:val="0"/>
+        </w:rPr>
+        <w:t>After your attempt, compare with the supported explanation: Repair the rubric Discuss the disagreement and clarify the scoring rule before the main run.</w:t>
       </w:r>
     </w:p>
     <w:p>
-      <w:r>
-        <w:t>2. We can decide the result without examining the changed input or the procedure.</w:t>
+      <w:pPr>
+        <w:spacing w:line="336" w:lineRule="auto" w:after="180"/>
+        <w:shd w:fill="F1F6FC"/>
+      </w:pPr>
+      <w:r>
+        <w:rPr>
+          <w:b w:val="0"/>
+        </w:rPr>
+        <w:t xml:space="preserve">A </w:t>
+      </w:r>
+      <w:r>
+        <w:rPr>
+          <w:b/>
+        </w:rPr>
+        <w:t>pilot</w:t>
+      </w:r>
+      <w:r>
+        <w:rPr>
+          <w:b w:val="0"/>
+        </w:rPr>
+        <w:t xml:space="preserve"> can reveal missing instructions, practical delays or ambiguous scoring. It is preparation, not an untouched final estimate after the team uses it to revise methods.</w:t>
       </w:r>
     </w:p>
     <w:p>
-      <w:r>
-        <w:t>3. This one example guarantees correct results for every future input.</w:t>
+      <w:pPr>
+        <w:pStyle w:val="Heading3"/>
+      </w:pPr>
+      <w:r>
+        <w:t>Practice 2: explain the deciding evidence</w:t>
       </w:r>
     </w:p>
     <w:p>
@@ -1291,91 +1933,1159 @@
         <w:pStyle w:val="Heading3"/>
       </w:pPr>
       <w:r>
-        <w:t>My selected conclusion, deciding fact and explanation</w:t>
+        <w:t>Changed case · predict first</w:t>
       </w:r>
     </w:p>
     <w:p>
-      <w:r>
-        <w:t>________________________________________________________________</w:t>
+      <w:pPr>
+        <w:spacing w:line="336" w:lineRule="auto" w:after="180"/>
+        <w:shd w:fill="F5F1FB"/>
+      </w:pPr>
+      <w:r>
+        <w:rPr>
+          <w:b w:val="0"/>
+        </w:rPr>
+        <w:t xml:space="preserve">Changed-case practice: Add the corrected </w:t>
+      </w:r>
+      <w:r>
+        <w:rPr>
+          <w:b/>
+        </w:rPr>
+        <w:t>pilot</w:t>
+      </w:r>
+      <w:r>
+        <w:rPr>
+          <w:b w:val="0"/>
+        </w:rPr>
+        <w:t xml:space="preserve"> answers into final evaluation. Which conclusion is supported by the supplied facts?</w:t>
       </w:r>
     </w:p>
     <w:p>
-      <w:r>
-        <w:t>________________________________________________________________</w:t>
+      <w:pPr>
+        <w:spacing w:line="336" w:lineRule="auto" w:after="180"/>
+        <w:shd w:fill="F4F9FC"/>
+      </w:pPr>
+      <w:r>
+        <w:rPr>
+          <w:b w:val="0"/>
+        </w:rPr>
+        <w:t xml:space="preserve">1. Declare them previously exposed rather than untouched final </w:t>
+      </w:r>
+      <w:r>
+        <w:rPr>
+          <w:b/>
+        </w:rPr>
+        <w:t>evidence</w:t>
+      </w:r>
+      <w:r>
+        <w:rPr>
+          <w:b w:val="0"/>
+        </w:rPr>
+        <w:t>.</w:t>
       </w:r>
     </w:p>
     <w:p>
-      <w:r>
-        <w:t>________________________________________________________________</w:t>
+      <w:pPr>
+        <w:spacing w:line="336" w:lineRule="auto" w:after="180"/>
+        <w:shd w:fill="F4F9FC"/>
+      </w:pPr>
+      <w:r>
+        <w:rPr>
+          <w:b w:val="0"/>
+        </w:rPr>
+        <w:t xml:space="preserve">2. We can decide the result without examining the changed </w:t>
+      </w:r>
+      <w:r>
+        <w:rPr>
+          <w:b/>
+        </w:rPr>
+        <w:t>input</w:t>
+      </w:r>
+      <w:r>
+        <w:rPr>
+          <w:b w:val="0"/>
+        </w:rPr>
+        <w:t xml:space="preserve"> or the procedure.</w:t>
       </w:r>
     </w:p>
     <w:p>
-      <w:r>
-        <w:t>________________________________________________________________</w:t>
+      <w:pPr>
+        <w:spacing w:line="336" w:lineRule="auto" w:after="180"/>
+        <w:shd w:fill="F4F9FC"/>
+      </w:pPr>
+      <w:r>
+        <w:rPr>
+          <w:b w:val="0"/>
+        </w:rPr>
+        <w:t xml:space="preserve">3. This one example guarantees correct results for every future </w:t>
+      </w:r>
+      <w:r>
+        <w:rPr>
+          <w:b/>
+        </w:rPr>
+        <w:t>input</w:t>
+      </w:r>
+      <w:r>
+        <w:rPr>
+          <w:b w:val="0"/>
+        </w:rPr>
+        <w:t>.</w:t>
       </w:r>
     </w:p>
     <w:p>
-      <w:r>
-        <w:t>________________________________________________________________</w:t>
+      <w:pPr>
+        <w:pStyle w:val="Heading3"/>
+      </w:pPr>
+      <w:r>
+        <w:t>My selected conclusion, deciding fact and explanation</w:t>
       </w:r>
     </w:p>
     <w:p>
       <w:r>
-        <w:t>Hint if needed: Use the changed condition and the deciding step in the pictorial trace. The answer must say what follows from those facts.</w:t>
+        <w:t>________________________________________________________________</w:t>
       </w:r>
     </w:p>
     <w:p>
       <w:r>
-        <w:t>After your attempt, compare with the supported explanation: Declare them previously exposed rather than untouched final evidence. Rubric development already used those answers.</w:t>
+        <w:t>________________________________________________________________</w:t>
       </w:r>
     </w:p>
     <w:p>
-      <w:pPr>
-        <w:pStyle w:val="Heading3"/>
-      </w:pPr>
-      <w:r>
-        <w:t>Repair a missing building block</w:t>
+      <w:r>
+        <w:t>________________________________________________________________</w:t>
       </w:r>
     </w:p>
     <w:p>
       <w:r>
-        <w:t>Review Predefining an analysis plan (ai-7/21). Goal: Explain the mechanism and terminology of predefining an analysis plan. Short practice: Apply the recorded exclusion rule. Can two readable model failures be removed, and how must a necessary later plan change be disclosed?. Return to this week and explain what you changed.</w:t>
+        <w:t>________________________________________________________________</w:t>
       </w:r>
     </w:p>
     <w:p>
       <w:r>
-        <w:t>Review Research ethics and consent (ai-7/19). Goal: Explain the mechanism and terminology of research ethics and consent. Short practice: Identify which uses the drawing consent permits and excludes. Can the unrelated project reuse the drawings under this agreement, and what new authorisation would be needed?. Return to this week and explain what you changed.</w:t>
+        <w:t>________________________________________________________________</w:t>
       </w:r>
     </w:p>
     <w:p>
-      <w:r>
-        <w:t>Review Ablation studies (ai-7/16). Goal: Explain the mechanism and terminology of ablation studies. Short practice: Calculate the filter ablation’s two rates and count change. Which single component is altered, and why does also changing the model prevent isolating the filter?. Return to this week and explain what you changed.</w:t>
+      <w:pPr>
+        <w:pStyle w:val="Heading3"/>
+      </w:pPr>
+      <w:r>
+        <w:t>Hint · try first</w:t>
       </w:r>
     </w:p>
     <w:p>
       <w:pPr>
-        <w:pStyle w:val="Heading3"/>
-      </w:pPr>
-      <w:r>
-        <w:t>Keep your completed work</w:t>
+        <w:spacing w:line="336" w:lineRule="auto" w:after="180"/>
+        <w:shd w:fill="F1F6F8"/>
+      </w:pPr>
+      <w:r>
+        <w:rPr>
+          <w:b w:val="0"/>
+        </w:rPr>
+        <w:t>Hint if needed: Use the changed condition and the deciding step in the pictorial trace. The answer must say what follows from those facts.</w:t>
       </w:r>
     </w:p>
     <w:p>
-      <w:r>
-        <w:t>Use Download completed work in the hosted lesson to export your answers, reflections, practice feedback and code-run evidence. Open the HTML copy to read or print it. Drafts stay in this browser when storage is available; clear drafts on a shared device.</w:t>
+      <w:pPr>
+        <w:pStyle w:val="Heading3"/>
+      </w:pPr>
+      <w:r>
+        <w:t>Feedback · compare after trying</w:t>
       </w:r>
     </w:p>
     <w:p>
       <w:pPr>
-        <w:pStyle w:val="Heading3"/>
-      </w:pPr>
-      <w:r>
-        <w:t>What I repaired, the evidence I kept and the next test</w:t>
+        <w:spacing w:line="336" w:lineRule="auto" w:after="180"/>
+        <w:shd w:fill="F1F6FC"/>
+      </w:pPr>
+      <w:r>
+        <w:rPr>
+          <w:b w:val="0"/>
+        </w:rPr>
+        <w:t xml:space="preserve">After your attempt, compare with the supported explanation: Declare them previously exposed rather than untouched final </w:t>
+      </w:r>
+      <w:r>
+        <w:rPr>
+          <w:b/>
+        </w:rPr>
+        <w:t>evidence</w:t>
+      </w:r>
+      <w:r>
+        <w:rPr>
+          <w:b w:val="0"/>
+        </w:rPr>
+        <w:t>. Rubric development already used those answers.</w:t>
       </w:r>
     </w:p>
     <w:p>
+      <w:pPr>
+        <w:pStyle w:val="Heading3"/>
+      </w:pPr>
+      <w:r>
+        <w:t>Repair a missing building block</w:t>
+      </w:r>
+    </w:p>
+    <w:p>
+      <w:pPr>
+        <w:spacing w:line="336" w:lineRule="auto" w:after="180"/>
+      </w:pPr>
+      <w:r>
+        <w:rPr>
+          <w:b w:val="0"/>
+        </w:rPr>
+        <w:t xml:space="preserve">Review Predefining an analysis plan (ai-7/21). Goal: Explain the </w:t>
+      </w:r>
+      <w:r>
+        <w:rPr>
+          <w:b/>
+        </w:rPr>
+        <w:t>mechanism</w:t>
+      </w:r>
+      <w:r>
+        <w:rPr>
+          <w:b w:val="0"/>
+        </w:rPr>
+        <w:t xml:space="preserve"> and terminology of predefining an analysis plan. Short practice: Apply the recorded exclusion rule.</w:t>
+      </w:r>
+    </w:p>
+    <w:p>
+      <w:pPr>
+        <w:spacing w:line="336" w:lineRule="auto" w:after="180"/>
+      </w:pPr>
+      <w:r>
+        <w:rPr>
+          <w:b w:val="0"/>
+        </w:rPr>
+        <w:t>Can two readable model failures be removed, and how must a necessary later plan change be disclosed?. Return to this week and explain what you changed.</w:t>
+      </w:r>
+    </w:p>
+    <w:p>
+      <w:pPr>
+        <w:spacing w:line="336" w:lineRule="auto" w:after="180"/>
+      </w:pPr>
+      <w:r>
+        <w:rPr>
+          <w:b w:val="0"/>
+        </w:rPr>
+        <w:t xml:space="preserve">Review Research ethics and consent (ai-7/19). Goal: Explain the </w:t>
+      </w:r>
+      <w:r>
+        <w:rPr>
+          <w:b/>
+        </w:rPr>
+        <w:t>mechanism</w:t>
+      </w:r>
+      <w:r>
+        <w:rPr>
+          <w:b w:val="0"/>
+        </w:rPr>
+        <w:t xml:space="preserve"> and terminology of research ethics and consent. Short practice: Identify which uses the drawing consent permits and excludes.</w:t>
+      </w:r>
+    </w:p>
+    <w:p>
+      <w:pPr>
+        <w:spacing w:line="336" w:lineRule="auto" w:after="180"/>
+      </w:pPr>
+      <w:r>
+        <w:rPr>
+          <w:b w:val="0"/>
+        </w:rPr>
+        <w:t>Can the unrelated project reuse the drawings under this agreement, and what new authorisation would be needed?. Return to this week and explain what you changed.</w:t>
+      </w:r>
+    </w:p>
+    <w:p>
+      <w:pPr>
+        <w:spacing w:line="336" w:lineRule="auto" w:after="180"/>
+      </w:pPr>
+      <w:r>
+        <w:rPr>
+          <w:b w:val="0"/>
+        </w:rPr>
+        <w:t xml:space="preserve">Review Ablation studies (ai-7/16). Goal: Explain the </w:t>
+      </w:r>
+      <w:r>
+        <w:rPr>
+          <w:b/>
+        </w:rPr>
+        <w:t>mechanism</w:t>
+      </w:r>
+      <w:r>
+        <w:rPr>
+          <w:b w:val="0"/>
+        </w:rPr>
+        <w:t xml:space="preserve"> and terminology of ablation studies. Short practice: Calculate the filter ablation’s two rates and count change.</w:t>
+      </w:r>
+    </w:p>
+    <w:p>
+      <w:pPr>
+        <w:spacing w:line="336" w:lineRule="auto" w:after="180"/>
+      </w:pPr>
+      <w:r>
+        <w:rPr>
+          <w:b w:val="0"/>
+        </w:rPr>
+        <w:t>Which single component is altered, and why does also changing the model prevent isolating the filter?. Return to this week and explain what you changed.</w:t>
+      </w:r>
+    </w:p>
+    <w:p>
+      <w:pPr>
+        <w:pStyle w:val="Heading3"/>
+      </w:pPr>
+      <w:r>
+        <w:t>Keep your completed work</w:t>
+      </w:r>
+    </w:p>
+    <w:p>
+      <w:pPr>
+        <w:spacing w:line="336" w:lineRule="auto" w:after="180"/>
+      </w:pPr>
+      <w:r>
+        <w:rPr>
+          <w:b w:val="0"/>
+        </w:rPr>
+        <w:t xml:space="preserve">Use Download completed work in the hosted lesson to export your answers, reflections, practice feedback and code-run </w:t>
+      </w:r>
+      <w:r>
+        <w:rPr>
+          <w:b/>
+        </w:rPr>
+        <w:t>evidence</w:t>
+      </w:r>
+      <w:r>
+        <w:rPr>
+          <w:b w:val="0"/>
+        </w:rPr>
+        <w:t>. Open the HTML copy to read or print it.</w:t>
+      </w:r>
+    </w:p>
+    <w:p>
+      <w:pPr>
+        <w:spacing w:line="336" w:lineRule="auto" w:after="180"/>
+      </w:pPr>
+      <w:r>
+        <w:rPr>
+          <w:b w:val="0"/>
+        </w:rPr>
+        <w:t>Drafts stay in this browser when storage is available; clear drafts on a shared device.</w:t>
+      </w:r>
+    </w:p>
+    <w:p>
+      <w:pPr>
+        <w:pStyle w:val="Heading3"/>
+      </w:pPr>
+      <w:r>
+        <w:t>What I repaired, the evidence I kept and the next test</w:t>
+      </w:r>
+    </w:p>
+    <w:p>
       <w:r>
         <w:t>________________________________________________________________</w:t>
+      </w:r>
+    </w:p>
+    <w:p>
+      <w:r>
+        <w:t>________________________________________________________________</w:t>
+      </w:r>
+    </w:p>
+    <w:p>
+      <w:r>
+        <w:t>________________________________________________________________</w:t>
+      </w:r>
+    </w:p>
+    <w:p>
+      <w:r>
+        <w:t>________________________________________________________________</w:t>
+      </w:r>
+    </w:p>
+    <w:p>
+      <w:r>
+        <w:t>________________________________________________________________</w:t>
+      </w:r>
+    </w:p>
+    <w:p>
+      <w:pPr>
+        <w:pStyle w:val="Heading1"/>
+      </w:pPr>
+      <w:r>
+        <w:t>15. Visual concept journey</w:t>
+      </w:r>
+    </w:p>
+    <w:p>
+      <w:r>
+        <w:t>Explain each Pilot experiments picture from its labels, then record a relevant limit.</w:t>
+      </w:r>
+    </w:p>
+    <w:p>
+      <w:pPr>
+        <w:pStyle w:val="Heading3"/>
+      </w:pPr>
+      <w:r>
+        <w:t>01. Pilot experiments: the case</w:t>
+      </w:r>
+    </w:p>
+    <w:p>
+      <w:r>
+        <w:drawing>
+          <wp:inline xmlns:a="http://schemas.openxmlformats.org/drawingml/2006/main" xmlns:pic="http://schemas.openxmlformats.org/drawingml/2006/picture">
+            <wp:extent cx="5486400" cy="2834640"/>
+            <wp:docPr id="3" name="Picture 3" descr="A pilot tests the procedure. A pilot checks whether the team can score answers consistently before running the main study. Supplied facts: Two reviewers score four practice answers. They agree on three and disagree on one; these answers are excluded from final evaluation."/>
+            <wp:cNvGraphicFramePr>
+              <a:graphicFrameLocks noChangeAspect="1"/>
+            </wp:cNvGraphicFramePr>
+            <a:graphic>
+              <a:graphicData uri="http://schemas.openxmlformats.org/drawingml/2006/picture">
+                <pic:pic>
+                  <pic:nvPicPr>
+                    <pic:cNvPr id="0" name="academy-story-ai-7-22-01.png"/>
+                    <pic:cNvPicPr/>
+                  </pic:nvPicPr>
+                  <pic:blipFill>
+                    <a:blip r:embed="rId11"/>
+                    <a:stretch>
+                      <a:fillRect/>
+                    </a:stretch>
+                  </pic:blipFill>
+                  <pic:spPr>
+                    <a:xfrm>
+                      <a:off x="0" y="0"/>
+                      <a:ext cx="5486400" cy="2834640"/>
+                    </a:xfrm>
+                    <a:prstGeom prst="rect"/>
+                  </pic:spPr>
+                </pic:pic>
+              </a:graphicData>
+            </a:graphic>
+          </wp:inline>
+        </w:drawing>
+      </w:r>
+    </w:p>
+    <w:p>
+      <w:pPr>
+        <w:spacing w:line="336" w:lineRule="auto" w:after="180"/>
+      </w:pPr>
+      <w:r>
+        <w:rPr>
+          <w:b w:val="0"/>
+        </w:rPr>
+        <w:t xml:space="preserve">A </w:t>
+      </w:r>
+      <w:r>
+        <w:rPr>
+          <w:b/>
+        </w:rPr>
+        <w:t>pilot</w:t>
+      </w:r>
+      <w:r>
+        <w:rPr>
+          <w:b w:val="0"/>
+        </w:rPr>
+        <w:t xml:space="preserve"> tests the procedure. A </w:t>
+      </w:r>
+      <w:r>
+        <w:rPr>
+          <w:b/>
+        </w:rPr>
+        <w:t>pilot</w:t>
+      </w:r>
+      <w:r>
+        <w:rPr>
+          <w:b w:val="0"/>
+        </w:rPr>
+        <w:t xml:space="preserve"> checks whether the team can score answers consistently before running the main study. Supplied facts: Two reviewers score four practice answers.</w:t>
+      </w:r>
+    </w:p>
+    <w:p>
+      <w:pPr>
+        <w:spacing w:line="336" w:lineRule="auto" w:after="180"/>
+      </w:pPr>
+      <w:r>
+        <w:rPr>
+          <w:b w:val="0"/>
+        </w:rPr>
+        <w:t>They agree on three and disagree on one; these answers are excluded from final evaluation.</w:t>
+      </w:r>
+    </w:p>
+    <w:p>
+      <w:pPr>
+        <w:spacing w:line="336" w:lineRule="auto" w:after="180"/>
+        <w:shd w:fill="F5F1FB"/>
+      </w:pPr>
+      <w:r>
+        <w:rPr>
+          <w:b w:val="0"/>
+        </w:rPr>
+        <w:t>Point to the given fact that matters most. Explain why it matters.</w:t>
+      </w:r>
+    </w:p>
+    <w:p>
+      <w:pPr>
+        <w:pStyle w:val="Heading3"/>
+      </w:pPr>
+      <w:r>
+        <w:t>My picture explanation, deciding evidence and one limit</w:t>
+      </w:r>
+    </w:p>
+    <w:p>
+      <w:r>
+        <w:t>________________________________________________________________</w:t>
+      </w:r>
+    </w:p>
+    <w:p>
+      <w:r>
+        <w:t>________________________________________________________________</w:t>
+      </w:r>
+    </w:p>
+    <w:p>
+      <w:r>
+        <w:t>________________________________________________________________</w:t>
+      </w:r>
+    </w:p>
+    <w:p>
+      <w:r>
+        <w:t>________________________________________________________________</w:t>
+      </w:r>
+    </w:p>
+    <w:p>
+      <w:pPr>
+        <w:pStyle w:val="Heading3"/>
+      </w:pPr>
+      <w:r>
+        <w:t>02. Follow the deciding steps</w:t>
+      </w:r>
+    </w:p>
+    <w:p>
+      <w:r>
+        <w:drawing>
+          <wp:inline xmlns:a="http://schemas.openxmlformats.org/drawingml/2006/main" xmlns:pic="http://schemas.openxmlformats.org/drawingml/2006/picture">
+            <wp:extent cx="5486400" cy="3182112"/>
+            <wp:docPr id="4" name="Picture 4" descr="Try the workflow: Both reviewers apply the draft rubric to four practice answers. → Measure agreement: Agreement is 3/4=75% on this pilot. → Repair the rubric: Discuss the disagreement and clarify the scoring rule before the main run."/>
+            <wp:cNvGraphicFramePr>
+              <a:graphicFrameLocks noChangeAspect="1"/>
+            </wp:cNvGraphicFramePr>
+            <a:graphic>
+              <a:graphicData uri="http://schemas.openxmlformats.org/drawingml/2006/picture">
+                <pic:pic>
+                  <pic:nvPicPr>
+                    <pic:cNvPr id="0" name="academy-story-ai-7-22-02.png"/>
+                    <pic:cNvPicPr/>
+                  </pic:nvPicPr>
+                  <pic:blipFill>
+                    <a:blip r:embed="rId12"/>
+                    <a:stretch>
+                      <a:fillRect/>
+                    </a:stretch>
+                  </pic:blipFill>
+                  <pic:spPr>
+                    <a:xfrm>
+                      <a:off x="0" y="0"/>
+                      <a:ext cx="5486400" cy="3182112"/>
+                    </a:xfrm>
+                    <a:prstGeom prst="rect"/>
+                  </pic:spPr>
+                </pic:pic>
+              </a:graphicData>
+            </a:graphic>
+          </wp:inline>
+        </w:drawing>
+      </w:r>
+    </w:p>
+    <w:p>
+      <w:pPr>
+        <w:spacing w:line="336" w:lineRule="auto" w:after="180"/>
+      </w:pPr>
+      <w:r>
+        <w:rPr>
+          <w:b w:val="0"/>
+        </w:rPr>
+        <w:t xml:space="preserve">Try the workflow: Both reviewers apply the draft rubric to four practice answers. → Measure agreement: Agreement is 3/4=75% on this </w:t>
+      </w:r>
+      <w:r>
+        <w:rPr>
+          <w:b/>
+        </w:rPr>
+        <w:t>pilot</w:t>
+      </w:r>
+      <w:r>
+        <w:rPr>
+          <w:b w:val="0"/>
+        </w:rPr>
+        <w:t>. → Repair the rubric: Discuss the disagreement and clarify the scoring rule before the main run.</w:t>
+      </w:r>
+    </w:p>
+    <w:p>
+      <w:pPr>
+        <w:spacing w:line="336" w:lineRule="auto" w:after="180"/>
+        <w:shd w:fill="F5F1FB"/>
+      </w:pPr>
+      <w:r>
+        <w:rPr>
+          <w:b w:val="0"/>
+        </w:rPr>
+        <w:t xml:space="preserve">Point to each numbered stage and explain which recorded </w:t>
+      </w:r>
+      <w:r>
+        <w:rPr>
+          <w:b/>
+        </w:rPr>
+        <w:t>input</w:t>
+      </w:r>
+      <w:r>
+        <w:rPr>
+          <w:b w:val="0"/>
+        </w:rPr>
+        <w:t xml:space="preserve"> it uses.</w:t>
+      </w:r>
+    </w:p>
+    <w:p>
+      <w:pPr>
+        <w:pStyle w:val="Heading3"/>
+      </w:pPr>
+      <w:r>
+        <w:t>My picture explanation, deciding evidence and one limit</w:t>
+      </w:r>
+    </w:p>
+    <w:p>
+      <w:r>
+        <w:t>________________________________________________________________</w:t>
+      </w:r>
+    </w:p>
+    <w:p>
+      <w:r>
+        <w:t>________________________________________________________________</w:t>
+      </w:r>
+    </w:p>
+    <w:p>
+      <w:r>
+        <w:t>________________________________________________________________</w:t>
+      </w:r>
+    </w:p>
+    <w:p>
+      <w:r>
+        <w:t>________________________________________________________________</w:t>
+      </w:r>
+    </w:p>
+    <w:p>
+      <w:pPr>
+        <w:pStyle w:val="Heading3"/>
+      </w:pPr>
+      <w:r>
+        <w:t>03. Reviewer agreement on four pilot answers</w:t>
+      </w:r>
+    </w:p>
+    <w:p>
+      <w:r>
+        <w:drawing>
+          <wp:inline xmlns:a="http://schemas.openxmlformats.org/drawingml/2006/main" xmlns:pic="http://schemas.openxmlformats.org/drawingml/2006/picture">
+            <wp:extent cx="5486400" cy="2834640"/>
+            <wp:docPr id="5" name="Picture 5" descr="Reviewer agreement on four pilot answers. Units: pilot answers out of 4. Agree: 3. Disagree: 1."/>
+            <wp:cNvGraphicFramePr>
+              <a:graphicFrameLocks noChangeAspect="1"/>
+            </wp:cNvGraphicFramePr>
+            <a:graphic>
+              <a:graphicData uri="http://schemas.openxmlformats.org/drawingml/2006/picture">
+                <pic:pic>
+                  <pic:nvPicPr>
+                    <pic:cNvPr id="0" name="academy-story-ai-7-22-03.png"/>
+                    <pic:cNvPicPr/>
+                  </pic:nvPicPr>
+                  <pic:blipFill>
+                    <a:blip r:embed="rId13"/>
+                    <a:stretch>
+                      <a:fillRect/>
+                    </a:stretch>
+                  </pic:blipFill>
+                  <pic:spPr>
+                    <a:xfrm>
+                      <a:off x="0" y="0"/>
+                      <a:ext cx="5486400" cy="2834640"/>
+                    </a:xfrm>
+                    <a:prstGeom prst="rect"/>
+                  </pic:spPr>
+                </pic:pic>
+              </a:graphicData>
+            </a:graphic>
+          </wp:inline>
+        </w:drawing>
+      </w:r>
+    </w:p>
+    <w:p>
+      <w:pPr>
+        <w:spacing w:line="336" w:lineRule="auto" w:after="180"/>
+      </w:pPr>
+      <w:r>
+        <w:rPr>
+          <w:b w:val="0"/>
+        </w:rPr>
+        <w:t xml:space="preserve">Reviewer agreement on four </w:t>
+      </w:r>
+      <w:r>
+        <w:rPr>
+          <w:b/>
+        </w:rPr>
+        <w:t>pilot</w:t>
+      </w:r>
+      <w:r>
+        <w:rPr>
+          <w:b w:val="0"/>
+        </w:rPr>
+        <w:t xml:space="preserve"> answers. Units: </w:t>
+      </w:r>
+      <w:r>
+        <w:rPr>
+          <w:b/>
+        </w:rPr>
+        <w:t>pilot</w:t>
+      </w:r>
+      <w:r>
+        <w:rPr>
+          <w:b w:val="0"/>
+        </w:rPr>
+        <w:t xml:space="preserve"> answers out of 4. Agree: 3. Disagree: 1.</w:t>
+      </w:r>
+    </w:p>
+    <w:p>
+      <w:pPr>
+        <w:spacing w:line="336" w:lineRule="auto" w:after="180"/>
+        <w:shd w:fill="F5F1FB"/>
+      </w:pPr>
+      <w:r>
+        <w:rPr>
+          <w:b w:val="0"/>
+        </w:rPr>
+        <w:t>Read the labels and values. Explain the relationship the model shows.</w:t>
+      </w:r>
+    </w:p>
+    <w:p>
+      <w:pPr>
+        <w:pStyle w:val="Heading3"/>
+      </w:pPr>
+      <w:r>
+        <w:t>My picture explanation, deciding evidence and one limit</w:t>
+      </w:r>
+    </w:p>
+    <w:p>
+      <w:r>
+        <w:t>________________________________________________________________</w:t>
+      </w:r>
+    </w:p>
+    <w:p>
+      <w:r>
+        <w:t>________________________________________________________________</w:t>
+      </w:r>
+    </w:p>
+    <w:p>
+      <w:r>
+        <w:t>________________________________________________________________</w:t>
+      </w:r>
+    </w:p>
+    <w:p>
+      <w:r>
+        <w:t>________________________________________________________________</w:t>
+      </w:r>
+    </w:p>
+    <w:p>
+      <w:pPr>
+        <w:pStyle w:val="Heading3"/>
+      </w:pPr>
+      <w:r>
+        <w:t>04. Change one thing. Trace what follows.</w:t>
+      </w:r>
+    </w:p>
+    <w:p>
+      <w:r>
+        <w:drawing>
+          <wp:inline xmlns:a="http://schemas.openxmlformats.org/drawingml/2006/main" xmlns:pic="http://schemas.openxmlformats.org/drawingml/2006/picture">
+            <wp:extent cx="5486400" cy="3026664"/>
+            <wp:docPr id="6" name="Picture 6" descr="Original case: Discuss the disagreement and clarify the scoring rule before the main run. Changed condition: Add the corrected pilot answers into final evaluation. Expected result: Declare them previously exposed rather than untouched final evidence. Reason: Rubric development already used those answers."/>
+            <wp:cNvGraphicFramePr>
+              <a:graphicFrameLocks noChangeAspect="1"/>
+            </wp:cNvGraphicFramePr>
+            <a:graphic>
+              <a:graphicData uri="http://schemas.openxmlformats.org/drawingml/2006/picture">
+                <pic:pic>
+                  <pic:nvPicPr>
+                    <pic:cNvPr id="0" name="academy-story-ai-7-22-04.png"/>
+                    <pic:cNvPicPr/>
+                  </pic:nvPicPr>
+                  <pic:blipFill>
+                    <a:blip r:embed="rId14"/>
+                    <a:stretch>
+                      <a:fillRect/>
+                    </a:stretch>
+                  </pic:blipFill>
+                  <pic:spPr>
+                    <a:xfrm>
+                      <a:off x="0" y="0"/>
+                      <a:ext cx="5486400" cy="3026664"/>
+                    </a:xfrm>
+                    <a:prstGeom prst="rect"/>
+                  </pic:spPr>
+                </pic:pic>
+              </a:graphicData>
+            </a:graphic>
+          </wp:inline>
+        </w:drawing>
+      </w:r>
+    </w:p>
+    <w:p>
+      <w:pPr>
+        <w:spacing w:line="336" w:lineRule="auto" w:after="180"/>
+      </w:pPr>
+      <w:r>
+        <w:rPr>
+          <w:b w:val="0"/>
+        </w:rPr>
+        <w:t xml:space="preserve">Original case: Discuss the disagreement and clarify the scoring rule before the main run. Changed condition: Add the corrected </w:t>
+      </w:r>
+      <w:r>
+        <w:rPr>
+          <w:b/>
+        </w:rPr>
+        <w:t>pilot</w:t>
+      </w:r>
+      <w:r>
+        <w:rPr>
+          <w:b w:val="0"/>
+        </w:rPr>
+        <w:t xml:space="preserve"> answers into final evaluation.</w:t>
+      </w:r>
+    </w:p>
+    <w:p>
+      <w:pPr>
+        <w:spacing w:line="336" w:lineRule="auto" w:after="180"/>
+      </w:pPr>
+      <w:r>
+        <w:rPr>
+          <w:b w:val="0"/>
+        </w:rPr>
+        <w:t xml:space="preserve">Expected result: Declare them previously exposed rather than untouched final </w:t>
+      </w:r>
+      <w:r>
+        <w:rPr>
+          <w:b/>
+        </w:rPr>
+        <w:t>evidence</w:t>
+      </w:r>
+      <w:r>
+        <w:rPr>
+          <w:b w:val="0"/>
+        </w:rPr>
+        <w:t>. Reason: Rubric development already used those answers.</w:t>
+      </w:r>
+    </w:p>
+    <w:p>
+      <w:pPr>
+        <w:spacing w:line="336" w:lineRule="auto" w:after="180"/>
+        <w:shd w:fill="F5F1FB"/>
+      </w:pPr>
+      <w:r>
+        <w:rPr>
+          <w:b w:val="0"/>
+        </w:rPr>
+        <w:t>Predict before checking the worked changed-case result. Name what changed and what the supplied facts allow you to conclude.</w:t>
+      </w:r>
+    </w:p>
+    <w:p>
+      <w:pPr>
+        <w:pStyle w:val="Heading3"/>
+      </w:pPr>
+      <w:r>
+        <w:t>My picture explanation, deciding evidence and one limit</w:t>
+      </w:r>
+    </w:p>
+    <w:p>
+      <w:r>
+        <w:t>________________________________________________________________</w:t>
+      </w:r>
+    </w:p>
+    <w:p>
+      <w:r>
+        <w:t>________________________________________________________________</w:t>
+      </w:r>
+    </w:p>
+    <w:p>
+      <w:r>
+        <w:t>________________________________________________________________</w:t>
+      </w:r>
+    </w:p>
+    <w:p>
+      <w:r>
+        <w:t>________________________________________________________________</w:t>
+      </w:r>
+    </w:p>
+    <w:p>
+      <w:pPr>
+        <w:pStyle w:val="Heading3"/>
+      </w:pPr>
+      <w:r>
+        <w:t>05. Connect the explanation to its limit</w:t>
+      </w:r>
+    </w:p>
+    <w:p>
+      <w:r>
+        <w:drawing>
+          <wp:inline xmlns:a="http://schemas.openxmlformats.org/drawingml/2006/main" xmlns:pic="http://schemas.openxmlformats.org/drawingml/2006/picture">
+            <wp:extent cx="5486400" cy="2834640"/>
+            <wp:docPr id="7" name="Picture 7" descr="A pilot can reveal missing instructions, practical delays or ambiguous scoring. It is preparation, not an untouched final estimate after the team uses it to revise methods. Limit: Four pilot answers do not establish long-run reviewer reliability or a stable performance effect."/>
+            <wp:cNvGraphicFramePr>
+              <a:graphicFrameLocks noChangeAspect="1"/>
+            </wp:cNvGraphicFramePr>
+            <a:graphic>
+              <a:graphicData uri="http://schemas.openxmlformats.org/drawingml/2006/picture">
+                <pic:pic>
+                  <pic:nvPicPr>
+                    <pic:cNvPr id="0" name="academy-story-ai-7-22-05.png"/>
+                    <pic:cNvPicPr/>
+                  </pic:nvPicPr>
+                  <pic:blipFill>
+                    <a:blip r:embed="rId15"/>
+                    <a:stretch>
+                      <a:fillRect/>
+                    </a:stretch>
+                  </pic:blipFill>
+                  <pic:spPr>
+                    <a:xfrm>
+                      <a:off x="0" y="0"/>
+                      <a:ext cx="5486400" cy="2834640"/>
+                    </a:xfrm>
+                    <a:prstGeom prst="rect"/>
+                  </pic:spPr>
+                </pic:pic>
+              </a:graphicData>
+            </a:graphic>
+          </wp:inline>
+        </w:drawing>
+      </w:r>
+    </w:p>
+    <w:p>
+      <w:pPr>
+        <w:spacing w:line="336" w:lineRule="auto" w:after="180"/>
+      </w:pPr>
+      <w:r>
+        <w:rPr>
+          <w:b w:val="0"/>
+        </w:rPr>
+        <w:t xml:space="preserve">A </w:t>
+      </w:r>
+      <w:r>
+        <w:rPr>
+          <w:b/>
+        </w:rPr>
+        <w:t>pilot</w:t>
+      </w:r>
+      <w:r>
+        <w:rPr>
+          <w:b w:val="0"/>
+        </w:rPr>
+        <w:t xml:space="preserve"> can reveal missing instructions, practical delays or ambiguous scoring. It is preparation, not an untouched final estimate after the team uses it to revise methods.</w:t>
+      </w:r>
+    </w:p>
+    <w:p>
+      <w:pPr>
+        <w:spacing w:line="336" w:lineRule="auto" w:after="180"/>
+      </w:pPr>
+      <w:r>
+        <w:rPr>
+          <w:b w:val="0"/>
+        </w:rPr>
+        <w:t xml:space="preserve">Limit: Four </w:t>
+      </w:r>
+      <w:r>
+        <w:rPr>
+          <w:b/>
+        </w:rPr>
+        <w:t>pilot</w:t>
+      </w:r>
+      <w:r>
+        <w:rPr>
+          <w:b w:val="0"/>
+        </w:rPr>
+        <w:t xml:space="preserve"> answers do not establish long-run reviewer reliability or a stable performance effect.</w:t>
+      </w:r>
+    </w:p>
+    <w:p>
+      <w:pPr>
+        <w:spacing w:line="336" w:lineRule="auto" w:after="180"/>
+        <w:shd w:fill="F5F1FB"/>
+      </w:pPr>
+      <w:r>
+        <w:rPr>
+          <w:b w:val="0"/>
+        </w:rPr>
+        <w:t>Explain the case, then point to a limit on the claim.</w:t>
+      </w:r>
+    </w:p>
+    <w:p>
+      <w:pPr>
+        <w:pStyle w:val="Heading3"/>
+      </w:pPr>
+      <w:r>
+        <w:t>My picture explanation, deciding evidence and one limit</w:t>
+      </w:r>
+    </w:p>
+    <w:p>
+      <w:r>
+        <w:t>________________________________________________________________</w:t>
+      </w:r>
+    </w:p>
+    <w:p>
+      <w:r>
+        <w:t>________________________________________________________________</w:t>
+      </w:r>
+    </w:p>
+    <w:p>
+      <w:r>
+        <w:t>________________________________________________________________</w:t>
+      </w:r>
+    </w:p>
+    <w:p>
+      <w:r>
+        <w:t>________________________________________________________________</w:t>
+      </w:r>
+    </w:p>
+    <w:p>
+      <w:pPr>
+        <w:pStyle w:val="Heading3"/>
+      </w:pPr>
+      <w:r>
+        <w:t>06. Make the idea visible in your project</w:t>
+      </w:r>
+    </w:p>
+    <w:p>
+      <w:r>
+        <w:drawing>
+          <wp:inline xmlns:a="http://schemas.openxmlformats.org/drawingml/2006/main" xmlns:pic="http://schemas.openxmlformats.org/drawingml/2006/picture">
+            <wp:extent cx="5486400" cy="3681984"/>
+            <wp:docPr id="8" name="Picture 8" descr="For the Reproducible AI Research Study, retain an annotated worked trace and the changed-case reasoning. Connect the claim to its records, units and assumptions so another investigator can challenge or reproduce it. Draw your input, deciding step, result and limit. Supported question: Calculate reviewer agreement on the four pilot answers. What can the disagreement improve, and why are those revised practice answers not untouched final evidence?"/>
+            <wp:cNvGraphicFramePr>
+              <a:graphicFrameLocks noChangeAspect="1"/>
+            </wp:cNvGraphicFramePr>
+            <a:graphic>
+              <a:graphicData uri="http://schemas.openxmlformats.org/drawingml/2006/picture">
+                <pic:pic>
+                  <pic:nvPicPr>
+                    <pic:cNvPr id="0" name="academy-story-ai-7-22-06.png"/>
+                    <pic:cNvPicPr/>
+                  </pic:nvPicPr>
+                  <pic:blipFill>
+                    <a:blip r:embed="rId16"/>
+                    <a:stretch>
+                      <a:fillRect/>
+                    </a:stretch>
+                  </pic:blipFill>
+                  <pic:spPr>
+                    <a:xfrm>
+                      <a:off x="0" y="0"/>
+                      <a:ext cx="5486400" cy="3681984"/>
+                    </a:xfrm>
+                    <a:prstGeom prst="rect"/>
+                  </pic:spPr>
+                </pic:pic>
+              </a:graphicData>
+            </a:graphic>
+          </wp:inline>
+        </w:drawing>
+      </w:r>
+    </w:p>
+    <w:p>
+      <w:pPr>
+        <w:spacing w:line="336" w:lineRule="auto" w:after="180"/>
+      </w:pPr>
+      <w:r>
+        <w:rPr>
+          <w:b w:val="0"/>
+        </w:rPr>
+        <w:t>For the Reproducible AI Research Study, retain an annotated worked trace and the changed-case reasoning. Connect the claim to its records, units and assumptions so another investigator can challenge or reproduce it.</w:t>
+      </w:r>
+    </w:p>
+    <w:p>
+      <w:pPr>
+        <w:spacing w:line="336" w:lineRule="auto" w:after="180"/>
+      </w:pPr>
+      <w:r>
+        <w:rPr>
+          <w:b w:val="0"/>
+        </w:rPr>
+        <w:t xml:space="preserve">Draw your </w:t>
+      </w:r>
+      <w:r>
+        <w:rPr>
+          <w:b/>
+        </w:rPr>
+        <w:t>input</w:t>
+      </w:r>
+      <w:r>
+        <w:rPr>
+          <w:b w:val="0"/>
+        </w:rPr>
+        <w:t xml:space="preserve">, deciding step, result and limit. Supported question: Calculate reviewer agreement on the four </w:t>
+      </w:r>
+      <w:r>
+        <w:rPr>
+          <w:b/>
+        </w:rPr>
+        <w:t>pilot</w:t>
+      </w:r>
+      <w:r>
+        <w:rPr>
+          <w:b w:val="0"/>
+        </w:rPr>
+        <w:t xml:space="preserve"> answers.</w:t>
+      </w:r>
+    </w:p>
+    <w:p>
+      <w:pPr>
+        <w:spacing w:line="336" w:lineRule="auto" w:after="180"/>
+      </w:pPr>
+      <w:r>
+        <w:rPr>
+          <w:b w:val="0"/>
+        </w:rPr>
+        <w:t xml:space="preserve">What can the disagreement improve, and why are those revised practice answers not untouched final </w:t>
+      </w:r>
+      <w:r>
+        <w:rPr>
+          <w:b/>
+        </w:rPr>
+        <w:t>evidence</w:t>
+      </w:r>
+      <w:r>
+        <w:rPr>
+          <w:b w:val="0"/>
+        </w:rPr>
+        <w:t>?</w:t>
+      </w:r>
+    </w:p>
+    <w:p>
+      <w:pPr>
+        <w:spacing w:line="336" w:lineRule="auto" w:after="180"/>
+        <w:shd w:fill="F5F1FB"/>
+      </w:pPr>
+      <w:r>
+        <w:rPr>
+          <w:b w:val="0"/>
+        </w:rPr>
+        <w:t xml:space="preserve">Draw your project trace and justify the deciding step using </w:t>
+      </w:r>
+      <w:r>
+        <w:rPr>
+          <w:b/>
+        </w:rPr>
+        <w:t>evidence</w:t>
+      </w:r>
+      <w:r>
+        <w:rPr>
+          <w:b w:val="0"/>
+        </w:rPr>
+        <w:t>.</w:t>
+      </w:r>
+    </w:p>
+    <w:p>
+      <w:pPr>
+        <w:pStyle w:val="Heading3"/>
+      </w:pPr>
+      <w:r>
+        <w:t>My picture explanation, deciding evidence and one limit</w:t>
       </w:r>
     </w:p>
     <w:p>

--- a/downloads/workbook/ai-7-week-22.docx
+++ b/downloads/workbook/ai-7-week-22.docx
@@ -25,22 +25,45 @@
         <w:pStyle w:val="Heading1"/>
       </w:pPr>
       <w:r>
-        <w:t>01. Recall and choose your starting point</w:t>
-      </w:r>
-    </w:p>
-    <w:p>
-      <w:r>
-        <w:t>Record your starting explanation for Pilot experiments before opening notes. Show any later correction separately.</w:t>
-      </w:r>
-    </w:p>
-    <w:p>
-      <w:pPr>
-        <w:spacing w:line="336" w:lineRule="auto" w:after="180"/>
-      </w:pPr>
-      <w:r>
-        <w:rPr>
-          <w:b w:val="0"/>
-        </w:rPr>
+        <w:t>One complete research-case evidence record.</w:t>
+      </w:r>
+    </w:p>
+    <w:p>
+      <w:r>
+        <w:t>Preserve pilot defects and revisions while keeping new primary evidence separate.</w:t>
+      </w:r>
+    </w:p>
+    <w:p>
+      <w:r>
+        <w:t>Recall → W1–W3/W5 → independent case → project evidence → feedback and delayed return.</w:t>
+      </w:r>
+    </w:p>
+    <w:p>
+      <w:pPr>
+        <w:pStyle w:val="Heading1"/>
+      </w:pPr>
+      <w:r>
+        <w:t>01. Recall · Retrieve before notes</w:t>
+      </w:r>
+    </w:p>
+    <w:p>
+      <w:r>
+        <w:t>Keep this task’s inputs,rule and response together.</w:t>
+      </w:r>
+    </w:p>
+    <w:p>
+      <w:pPr>
+        <w:pStyle w:val="Heading2"/>
+      </w:pPr>
+      <w:r>
+        <w:t>Complete task and evidence</w:t>
+      </w:r>
+    </w:p>
+    <w:p>
+      <w:pPr>
+        <w:pStyle w:val="ListBullet"/>
+      </w:pPr>
+      <w:r>
         <w:t>Try the recall before opening notes. Then use a different colour or a labelled second line to correct your explanation.</w:t>
       </w:r>
     </w:p>
@@ -54,12 +77,9 @@
     </w:p>
     <w:p>
       <w:pPr>
-        <w:spacing w:line="336" w:lineRule="auto" w:after="180"/>
-      </w:pPr>
-      <w:r>
-        <w:rPr>
-          <w:b w:val="0"/>
-        </w:rPr>
+        <w:pStyle w:val="ListBullet"/>
+      </w:pPr>
+      <w:r>
         <w:t>Without opening the old lesson, explain one key idea from Predefining an analysis plan. Give an example and a mistake that the idea helps you avoid.</w:t>
       </w:r>
     </w:p>
@@ -96,12 +116,9 @@
     </w:p>
     <w:p>
       <w:pPr>
-        <w:spacing w:line="336" w:lineRule="auto" w:after="180"/>
-      </w:pPr>
-      <w:r>
-        <w:rPr>
-          <w:b w:val="0"/>
-        </w:rPr>
+        <w:pStyle w:val="ListBullet"/>
+      </w:pPr>
+      <w:r>
         <w:t>Without opening the old lesson, explain one key idea from Research ethics and consent. Give an example and a mistake that the idea helps you avoid.</w:t>
       </w:r>
     </w:p>
@@ -138,12 +155,9 @@
     </w:p>
     <w:p>
       <w:pPr>
-        <w:spacing w:line="336" w:lineRule="auto" w:after="180"/>
-      </w:pPr>
-      <w:r>
-        <w:rPr>
-          <w:b w:val="0"/>
-        </w:rPr>
+        <w:pStyle w:val="ListBullet"/>
+      </w:pPr>
+      <w:r>
         <w:t>Without opening the old lesson, explain one key idea from Ablation studies. Give an example and a mistake that the idea helps you avoid.</w:t>
       </w:r>
     </w:p>
@@ -175,35 +189,95 @@
         <w:pStyle w:val="Heading1"/>
       </w:pPr>
       <w:r>
-        <w:t>02. Practise with fading help</w:t>
-      </w:r>
-    </w:p>
-    <w:p>
-      <w:r>
-        <w:t>Complete the supported Pilot experiments trace and record the first step you can explain without help.</w:t>
-      </w:r>
-    </w:p>
-    <w:p>
-      <w:pPr>
-        <w:spacing w:line="336" w:lineRule="auto" w:after="180"/>
-      </w:pPr>
-      <w:r>
-        <w:rPr>
-          <w:b w:val="0"/>
-        </w:rPr>
-        <w:t xml:space="preserve">Use W2: Trace the worked case for </w:t>
-      </w:r>
-      <w:r>
-        <w:rPr>
-          <w:b/>
-        </w:rPr>
-        <w:t>Pilot</w:t>
-      </w:r>
-      <w:r>
-        <w:rPr>
-          <w:b w:val="0"/>
-        </w:rPr>
-        <w:t xml:space="preserve"> experiments. Record the answer once; the lesson and workbook refer to the same attempt.</w:t>
+        <w:t>05. W1 · Explain the current example</w:t>
+      </w:r>
+    </w:p>
+    <w:p>
+      <w:r>
+        <w:t>Keep this task’s inputs,rule and response together.</w:t>
+      </w:r>
+    </w:p>
+    <w:p>
+      <w:pPr>
+        <w:pStyle w:val="Heading2"/>
+      </w:pPr>
+      <w:r>
+        <w:t>Complete task and evidence</w:t>
+      </w:r>
+    </w:p>
+    <w:p>
+      <w:pPr>
+        <w:pStyle w:val="ListBullet"/>
+      </w:pPr>
+      <w:r>
+        <w:t>A pilot checks feasibility, capture, units, rubric and analysis before a primary study. Main five-case pilot reveals wrong duration-log units. Preserve the original defect and correction; without actual values or unit definitions, no numerical conversion can be calculated. A method revised using pilot results needs newly reserved primary cases for an untouched final comparison. Separate picture: two reviewers score four practice answers, agree on three and disagree on one. Observed agreement is 3/4 = 75%; disagreement is 25%. No reference labels or disagreement cause are supplied. Agreement does not prove correctness or long-run reliability. Inspect scoring records and clarify the rubric, retaining the pilot as development evidence. Adding corrected practice cases to final evaluation would mix roles under the stated plan. Preserve versions, test the repair on appropriate fixtures and fix the revised analysis plan before new primary outcomes. No actual timing run, reviewer study or final effect estimate is supplied.</w:t>
+      </w:r>
+    </w:p>
+    <w:p>
+      <w:pPr>
+        <w:pStyle w:val="ListBullet"/>
+      </w:pPr>
+      <w:r>
+        <w:t>Explain the weekly mechanism in your own words. Use the worked scenario to name its input, decision rule and output.</w:t>
+      </w:r>
+    </w:p>
+    <w:p>
+      <w:pPr>
+        <w:pStyle w:val="Heading3"/>
+      </w:pPr>
+      <w:r>
+        <w:t>My reasoning and evidence</w:t>
+      </w:r>
+    </w:p>
+    <w:p>
+      <w:r>
+        <w:t>________________________________________________________________</w:t>
+      </w:r>
+    </w:p>
+    <w:p>
+      <w:r>
+        <w:t>________________________________________________________________</w:t>
+      </w:r>
+    </w:p>
+    <w:p>
+      <w:r>
+        <w:t>________________________________________________________________</w:t>
+      </w:r>
+    </w:p>
+    <w:p>
+      <w:r>
+        <w:t>________________________________________________________________</w:t>
+      </w:r>
+    </w:p>
+    <w:p>
+      <w:r>
+        <w:t>________________________________________________________________</w:t>
+      </w:r>
+    </w:p>
+    <w:p>
+      <w:r>
+        <w:t>________________________________________________________________</w:t>
+      </w:r>
+    </w:p>
+    <w:p>
+      <w:pPr>
+        <w:pStyle w:val="Heading1"/>
+      </w:pPr>
+      <w:r>
+        <w:t>06. W2 · Trace the worked case</w:t>
+      </w:r>
+    </w:p>
+    <w:p>
+      <w:r>
+        <w:t>Keep the supplied inputs, comparison rule and evidence together.</w:t>
+      </w:r>
+    </w:p>
+    <w:p>
+      <w:pPr>
+        <w:pStyle w:val="Heading2"/>
+      </w:pPr>
+      <w:r>
+        <w:t>Complete task and evidence</w:t>
       </w:r>
     </w:p>
     <w:tbl>
@@ -213,10 +287,9 @@
         <w:tblLook w:firstColumn="1" w:firstRow="1" w:lastColumn="0" w:lastRow="0" w:noHBand="0" w:noVBand="1" w:val="04A0"/>
       </w:tblPr>
       <w:tblGrid>
-        <w:gridCol w:w="2556"/>
-        <w:gridCol w:w="2556"/>
-        <w:gridCol w:w="2556"/>
-        <w:gridCol w:w="2556"/>
+        <w:gridCol w:w="3408"/>
+        <w:gridCol w:w="3408"/>
+        <w:gridCol w:w="3408"/>
       </w:tblGrid>
       <w:tr>
         <w:trPr>
@@ -224,41 +297,31 @@
         </w:trPr>
         <w:tc>
           <w:tcPr>
-            <w:tcW w:type="dxa" w:w="2556"/>
+            <w:tcW w:type="dxa" w:w="3408"/>
           </w:tcPr>
           <w:p>
             <w:r>
-              <w:t>Given inputs</w:t>
+              <w:t>Main pilot step</w:t>
             </w:r>
           </w:p>
         </w:tc>
         <w:tc>
           <w:tcPr>
-            <w:tcW w:type="dxa" w:w="2556"/>
+            <w:tcW w:type="dxa" w:w="3408"/>
           </w:tcPr>
           <w:p>
             <w:r>
-              <w:t>Procedure I chose</w:t>
+              <w:t>Supported action</w:t>
             </w:r>
           </w:p>
         </w:tc>
         <w:tc>
           <w:tcPr>
-            <w:tcW w:type="dxa" w:w="2556"/>
+            <w:tcW w:type="dxa" w:w="3408"/>
           </w:tcPr>
           <w:p>
             <w:r>
-              <w:t>Middle steps</w:t>
-            </w:r>
-          </w:p>
-        </w:tc>
-        <w:tc>
-          <w:tcPr>
-            <w:tcW w:type="dxa" w:w="2556"/>
-          </w:tcPr>
-          <w:p>
-            <w:r>
-              <w:t>Result and check</w:t>
+              <w:t>Unsupported claim</w:t>
             </w:r>
           </w:p>
         </w:tc>
@@ -266,44 +329,186 @@
       <w:tr>
         <w:tc>
           <w:tcPr>
-            <w:tcW w:type="dxa" w:w="2556"/>
+            <w:tcW w:type="dxa" w:w="3408"/>
           </w:tcPr>
           <w:p>
-            <w:r/>
+            <w:r>
+              <w:t>Five-case pilot exposes wrong duration units</w:t>
+            </w:r>
           </w:p>
         </w:tc>
         <w:tc>
           <w:tcPr>
-            <w:tcW w:type="dxa" w:w="2556"/>
+            <w:tcW w:type="dxa" w:w="3408"/>
           </w:tcPr>
           <w:p>
-            <w:r/>
+            <w:r>
+              <w:t>Document defect and affected measurement</w:t>
+            </w:r>
           </w:p>
         </w:tc>
         <w:tc>
           <w:tcPr>
-            <w:tcW w:type="dxa" w:w="2556"/>
+            <w:tcW w:type="dxa" w:w="3408"/>
           </w:tcPr>
           <w:p>
-            <w:r/>
+            <w:r>
+              <w:t>Pretend the original logs were correct</w:t>
+            </w:r>
+          </w:p>
+        </w:tc>
+      </w:tr>
+      <w:tr>
+        <w:tc>
+          <w:tcPr>
+            <w:tcW w:type="dxa" w:w="3408"/>
+          </w:tcPr>
+          <w:p>
+            <w:r>
+              <w:t>Correct unit handling</w:t>
+            </w:r>
           </w:p>
         </w:tc>
         <w:tc>
           <w:tcPr>
-            <w:tcW w:type="dxa" w:w="2556"/>
+            <w:tcW w:type="dxa" w:w="3408"/>
           </w:tcPr>
           <w:p>
-            <w:r/>
+            <w:r>
+              <w:t>Record expected units, actual units and conversion evidence</w:t>
+            </w:r>
+          </w:p>
+        </w:tc>
+        <w:tc>
+          <w:tcPr>
+            <w:tcW w:type="dxa" w:w="3408"/>
+          </w:tcPr>
+          <w:p>
+            <w:r>
+              <w:t>Invent a numerical conversion without the missing values</w:t>
+            </w:r>
+          </w:p>
+        </w:tc>
+      </w:tr>
+      <w:tr>
+        <w:tc>
+          <w:tcPr>
+            <w:tcW w:type="dxa" w:w="3408"/>
+          </w:tcPr>
+          <w:p>
+            <w:r>
+              <w:t>Method revised using pilot</w:t>
+            </w:r>
+          </w:p>
+        </w:tc>
+        <w:tc>
+          <w:tcPr>
+            <w:tcW w:type="dxa" w:w="3408"/>
+          </w:tcPr>
+          <w:p>
+            <w:r>
+              <w:t>Retain pilot as development evidence</w:t>
+            </w:r>
+          </w:p>
+        </w:tc>
+        <w:tc>
+          <w:tcPr>
+            <w:tcW w:type="dxa" w:w="3408"/>
+          </w:tcPr>
+          <w:p>
+            <w:r>
+              <w:t>Call revised pilot outcomes an untouched final comparison</w:t>
+            </w:r>
+          </w:p>
+        </w:tc>
+      </w:tr>
+      <w:tr>
+        <w:tc>
+          <w:tcPr>
+            <w:tcW w:type="dxa" w:w="3408"/>
+          </w:tcPr>
+          <w:p>
+            <w:r>
+              <w:t>Freeze revised procedure</w:t>
+            </w:r>
+          </w:p>
+        </w:tc>
+        <w:tc>
+          <w:tcPr>
+            <w:tcW w:type="dxa" w:w="3408"/>
+          </w:tcPr>
+          <w:p>
+            <w:r>
+              <w:t>Record new version and planned measurement boundaries</w:t>
+            </w:r>
+          </w:p>
+        </w:tc>
+        <w:tc>
+          <w:tcPr>
+            <w:tcW w:type="dxa" w:w="3408"/>
+          </w:tcPr>
+          <w:p>
+            <w:r>
+              <w:t>Claim version label alone proves chronology</w:t>
+            </w:r>
+          </w:p>
+        </w:tc>
+      </w:tr>
+      <w:tr>
+        <w:tc>
+          <w:tcPr>
+            <w:tcW w:type="dxa" w:w="3408"/>
+          </w:tcPr>
+          <w:p>
+            <w:r>
+              <w:t>New primary cases</w:t>
+            </w:r>
+          </w:p>
+        </w:tc>
+        <w:tc>
+          <w:tcPr>
+            <w:tcW w:type="dxa" w:w="3408"/>
+          </w:tcPr>
+          <w:p>
+            <w:r>
+              <w:t>Reserve and evaluate under the fixed revised plan</w:t>
+            </w:r>
+          </w:p>
+        </w:tc>
+        <w:tc>
+          <w:tcPr>
+            <w:tcW w:type="dxa" w:w="3408"/>
+          </w:tcPr>
+          <w:p>
+            <w:r>
+              <w:t>Claim primary results before running the study</w:t>
+            </w:r>
           </w:p>
         </w:tc>
       </w:tr>
     </w:tbl>
     <w:p>
       <w:pPr>
+        <w:pStyle w:val="ListBullet"/>
+      </w:pPr>
+      <w:r>
+        <w:t>A pilot checks feasibility, capture, units, rubric and analysis before a primary study. Main five-case pilot reveals wrong duration-log units. Preserve the original defect and correction; without actual values or unit definitions, no numerical conversion can be calculated. A method revised using pilot results needs newly reserved primary cases for an untouched final comparison. Separate picture: two reviewers score four practice answers, agree on three and disagree on one. Observed agreement is 3/4 = 75%; disagreement is 25%. No reference labels or disagreement cause are supplied. Agreement does not prove correctness or long-run reliability. Inspect scoring records and clarify the rubric, retaining the pilot as development evidence. Adding corrected practice cases to final evaluation would mix roles under the stated plan. Preserve versions, test the repair on appropriate fixtures and fix the revised analysis plan before new primary outcomes. No actual timing run, reviewer study or final effect estimate is supplied.</w:t>
+      </w:r>
+    </w:p>
+    <w:p>
+      <w:pPr>
+        <w:pStyle w:val="ListBullet"/>
+      </w:pPr>
+      <w:r>
+        <w:t>Pilot five cases reveals wrong units in duration logs; team corrects units and reports the pilot as final evidence. Show the intermediate steps and give the conclusion with its scope.</w:t>
+      </w:r>
+    </w:p>
+    <w:p>
+      <w:pPr>
         <w:pStyle w:val="Heading3"/>
       </w:pPr>
       <w:r>
-        <w:t>The step I completed without help, and the hint I needed</w:t>
+        <w:t>My reasoning and evidence</w:t>
       </w:r>
     </w:p>
     <w:p>
@@ -322,50 +527,60 @@
       </w:r>
     </w:p>
     <w:p>
+      <w:r>
+        <w:t>________________________________________________________________</w:t>
+      </w:r>
+    </w:p>
+    <w:p>
+      <w:r>
+        <w:t>________________________________________________________________</w:t>
+      </w:r>
+    </w:p>
+    <w:p>
+      <w:r>
+        <w:t>________________________________________________________________</w:t>
+      </w:r>
+    </w:p>
+    <w:p>
+      <w:r>
+        <w:t>________________________________________________________________</w:t>
+      </w:r>
+    </w:p>
+    <w:p>
       <w:pPr>
         <w:pStyle w:val="Heading1"/>
       </w:pPr>
       <w:r>
-        <w:t>03. Individual reasoning check</w:t>
-      </w:r>
-    </w:p>
-    <w:p>
-      <w:r>
-        <w:t>Check the proposed Pilot experiments explanation against the supplied facts before discussing it.</w:t>
-      </w:r>
-    </w:p>
-    <w:p>
-      <w:pPr>
-        <w:spacing w:line="336" w:lineRule="auto" w:after="180"/>
-      </w:pPr>
-      <w:r>
-        <w:rPr>
-          <w:b w:val="0"/>
-        </w:rPr>
-        <w:t xml:space="preserve">Use the worked case for </w:t>
-      </w:r>
-      <w:r>
-        <w:rPr>
-          <w:b/>
-        </w:rPr>
-        <w:t>Pilot</w:t>
-      </w:r>
-      <w:r>
-        <w:rPr>
-          <w:b w:val="0"/>
-        </w:rPr>
-        <w:t xml:space="preserve"> experiments. Proposed explanation: “The worked result establishes every future case”. Decide whether this explanation is supported.</w:t>
-      </w:r>
-    </w:p>
-    <w:p>
-      <w:pPr>
-        <w:spacing w:line="336" w:lineRule="auto" w:after="180"/>
-      </w:pPr>
-      <w:r>
-        <w:rPr>
-          <w:b w:val="0"/>
-        </w:rPr>
-        <w:t>Point to the step or supplied fact that decides; explain your repair if needed.</w:t>
+        <w:t>07. W3 · Repair a misconception</w:t>
+      </w:r>
+    </w:p>
+    <w:p>
+      <w:r>
+        <w:t>Keep this task’s inputs,rule and response together.</w:t>
+      </w:r>
+    </w:p>
+    <w:p>
+      <w:pPr>
+        <w:pStyle w:val="Heading2"/>
+      </w:pPr>
+      <w:r>
+        <w:t>Complete task and evidence</w:t>
+      </w:r>
+    </w:p>
+    <w:p>
+      <w:pPr>
+        <w:pStyle w:val="ListBullet"/>
+      </w:pPr>
+      <w:r>
+        <w:t>A pilot checks feasibility, capture, units, rubric and analysis before a primary study. Main five-case pilot reveals wrong duration-log units. Preserve the original defect and correction; without actual values or unit definitions, no numerical conversion can be calculated. A method revised using pilot results needs newly reserved primary cases for an untouched final comparison. Separate picture: two reviewers score four practice answers, agree on three and disagree on one. Observed agreement is 3/4 = 75%; disagreement is 25%. No reference labels or disagreement cause are supplied. Agreement does not prove correctness or long-run reliability. Inspect scoring records and clarify the rubric, retaining the pilot as development evidence. Adding corrected practice cases to final evaluation would mix roles under the stated plan. Preserve versions, test the repair on appropriate fixtures and fix the revised analysis plan before new primary outcomes. No actual timing run, reviewer study or final effect estimate is supplied.</w:t>
+      </w:r>
+    </w:p>
+    <w:p>
+      <w:pPr>
+        <w:pStyle w:val="ListBullet"/>
+      </w:pPr>
+      <w:r>
+        <w:t>A report omits this qualification: A pilot may assess feasibility but is not automatically powered or independent evidence for the final hypothesis. Explain how omitting it could change a reader's interpretation, and write an accurate replacement.</w:t>
       </w:r>
     </w:p>
     <w:p>
@@ -373,7 +588,7 @@
         <w:pStyle w:val="Heading3"/>
       </w:pPr>
       <w:r>
-        <w:t>My explanation before partner discussion</w:t>
+        <w:t>My reasoning and evidence</w:t>
       </w:r>
     </w:p>
     <w:p>
@@ -397,16 +612,50 @@
       </w:r>
     </w:p>
     <w:p>
+      <w:r>
+        <w:t>________________________________________________________________</w:t>
+      </w:r>
+    </w:p>
+    <w:p>
+      <w:r>
+        <w:t>________________________________________________________________</w:t>
+      </w:r>
+    </w:p>
+    <w:p>
       <w:pPr>
         <w:pStyle w:val="Heading1"/>
       </w:pPr>
       <w:r>
-        <w:t>04. Independent transfer case</w:t>
-      </w:r>
-    </w:p>
-    <w:p>
-      <w:r>
-        <w:t>Write one first attempt at the reserved independent case before feedback. Repeated copies of that case refer to the same recorded attempt.</w:t>
+        <w:t>09. W5 · Explain the limitation</w:t>
+      </w:r>
+    </w:p>
+    <w:p>
+      <w:r>
+        <w:t>Keep this task’s inputs,rule and response together.</w:t>
+      </w:r>
+    </w:p>
+    <w:p>
+      <w:pPr>
+        <w:pStyle w:val="Heading2"/>
+      </w:pPr>
+      <w:r>
+        <w:t>Complete task and evidence</w:t>
+      </w:r>
+    </w:p>
+    <w:p>
+      <w:pPr>
+        <w:pStyle w:val="ListBullet"/>
+      </w:pPr>
+      <w:r>
+        <w:t>A pilot checks feasibility, capture, units, rubric and analysis before a primary study. Main five-case pilot reveals wrong duration-log units. Preserve the original defect and correction; without actual values or unit definitions, no numerical conversion can be calculated. A method revised using pilot results needs newly reserved primary cases for an untouched final comparison. Separate picture: two reviewers score four practice answers, agree on three and disagree on one. Observed agreement is 3/4 = 75%; disagreement is 25%. No reference labels or disagreement cause are supplied. Agreement does not prove correctness or long-run reliability. Inspect scoring records and clarify the rubric, retaining the pilot as development evidence. Adding corrected practice cases to final evaluation would mix roles under the stated plan. Preserve versions, test the repair on appropriate fixtures and fix the revised analysis plan before new primary outcomes. No actual timing run, reviewer study or final effect estimate is supplied.</w:t>
+      </w:r>
+    </w:p>
+    <w:p>
+      <w:pPr>
+        <w:pStyle w:val="ListBullet"/>
+      </w:pPr>
+      <w:r>
+        <w:t>For the worked scenario, propose one additional case that could reveal a failure, describe its expected outcome before running it, and explain what would need to remain fixed for a fair comparison. Do not reuse W4 as a new final test after receiving feedback.</w:t>
       </w:r>
     </w:p>
     <w:p>
@@ -414,25 +663,79 @@
         <w:pStyle w:val="Heading3"/>
       </w:pPr>
       <w:r>
+        <w:t>My reasoning and evidence</w:t>
+      </w:r>
+    </w:p>
+    <w:p>
+      <w:r>
+        <w:t>________________________________________________________________</w:t>
+      </w:r>
+    </w:p>
+    <w:p>
+      <w:r>
+        <w:t>________________________________________________________________</w:t>
+      </w:r>
+    </w:p>
+    <w:p>
+      <w:r>
+        <w:t>________________________________________________________________</w:t>
+      </w:r>
+    </w:p>
+    <w:p>
+      <w:r>
+        <w:t>________________________________________________________________</w:t>
+      </w:r>
+    </w:p>
+    <w:p>
+      <w:r>
+        <w:t>________________________________________________________________</w:t>
+      </w:r>
+    </w:p>
+    <w:p>
+      <w:r>
+        <w:t>________________________________________________________________</w:t>
+      </w:r>
+    </w:p>
+    <w:p>
+      <w:r>
+        <w:t>________________________________________________________________</w:t>
+      </w:r>
+    </w:p>
+    <w:p>
+      <w:pPr>
+        <w:pStyle w:val="Heading1"/>
+      </w:pPr>
+      <w:r>
+        <w:t>04. Try alone · Selected transfer</w:t>
+      </w:r>
+    </w:p>
+    <w:p>
+      <w:r>
+        <w:t>Keep this task’s inputs,rule and response together.</w:t>
+      </w:r>
+    </w:p>
+    <w:p>
+      <w:pPr>
+        <w:pStyle w:val="Heading2"/>
+      </w:pPr>
+      <w:r>
+        <w:t>Complete task and evidence</w:t>
+      </w:r>
+    </w:p>
+    <w:p>
+      <w:pPr>
+        <w:pStyle w:val="Heading3"/>
+      </w:pPr>
+      <w:r>
         <w:t>Independent case: Apply a new case independently</w:t>
       </w:r>
     </w:p>
     <w:p>
       <w:pPr>
-        <w:spacing w:line="336" w:lineRule="auto" w:after="180"/>
-        <w:shd w:fill="F5F1FB"/>
-      </w:pPr>
-      <w:r>
-        <w:rPr>
-          <w:b/>
-        </w:rPr>
-        <w:t>Pilot</w:t>
-      </w:r>
-      <w:r>
-        <w:rPr>
-          <w:b w:val="0"/>
-        </w:rPr>
-        <w:t xml:space="preserve"> six cases exposes ambiguous labels in two. What should happen before the primary study?</w:t>
+        <w:pStyle w:val="ListBullet"/>
+      </w:pPr>
+      <w:r>
+        <w:t>Pilot six cases exposes ambiguous labels in two. What should happen before the primary study?</w:t>
       </w:r>
     </w:p>
     <w:p>
@@ -480,12 +783,9 @@
     </w:p>
     <w:p>
       <w:pPr>
-        <w:spacing w:line="336" w:lineRule="auto" w:after="180"/>
-      </w:pPr>
-      <w:r>
-        <w:rPr>
-          <w:b w:val="0"/>
-        </w:rPr>
+        <w:pStyle w:val="ListBullet"/>
+      </w:pPr>
+      <w:r>
         <w:t>Attempt this case before feedback. Record any help. Earlier examples below are further practice; a case already practised with feedback cannot establish fresh transfer.</w:t>
       </w:r>
     </w:p>
@@ -494,59 +794,28 @@
         <w:pStyle w:val="Heading1"/>
       </w:pPr>
       <w:r>
-        <w:t>05. W1 Explain the mechanism</w:t>
-      </w:r>
-    </w:p>
-    <w:p>
-      <w:r>
-        <w:t>Explain the mechanism. Apply the supplied Pilot experiments facts and keep your reasoning.</w:t>
-      </w:r>
-    </w:p>
-    <w:p>
-      <w:pPr>
-        <w:spacing w:line="336" w:lineRule="auto" w:after="180"/>
-      </w:pPr>
-      <w:r>
-        <w:rPr>
-          <w:b w:val="0"/>
-        </w:rPr>
-        <w:t xml:space="preserve">Explain the weekly </w:t>
-      </w:r>
-      <w:r>
-        <w:rPr>
-          <w:b/>
-        </w:rPr>
-        <w:t>mechanism</w:t>
-      </w:r>
-      <w:r>
-        <w:rPr>
-          <w:b w:val="0"/>
-        </w:rPr>
-        <w:t xml:space="preserve"> in your own words. Use the worked scenario to name its </w:t>
-      </w:r>
-      <w:r>
-        <w:rPr>
-          <w:b/>
-        </w:rPr>
-        <w:t>input</w:t>
-      </w:r>
-      <w:r>
-        <w:rPr>
-          <w:b w:val="0"/>
-        </w:rPr>
-        <w:t xml:space="preserve">, decision rule and </w:t>
-      </w:r>
-      <w:r>
-        <w:rPr>
-          <w:b/>
-        </w:rPr>
-        <w:t>output</w:t>
-      </w:r>
-      <w:r>
-        <w:rPr>
-          <w:b w:val="0"/>
-        </w:rPr>
-        <w:t>.</w:t>
+        <w:t>10. Project · Keep the research evidence</w:t>
+      </w:r>
+    </w:p>
+    <w:p>
+      <w:r>
+        <w:t>Preserve the question, protocol, observations, analysis and limits.</w:t>
+      </w:r>
+    </w:p>
+    <w:p>
+      <w:pPr>
+        <w:pStyle w:val="Heading2"/>
+      </w:pPr>
+      <w:r>
+        <w:t>Complete task and evidence</w:t>
+      </w:r>
+    </w:p>
+    <w:p>
+      <w:pPr>
+        <w:pStyle w:val="ListBullet"/>
+      </w:pPr>
+      <w:r>
+        <w:t>Add a labelled pilot experiments evidence sheet to Reproducible AI Research Study. Show how you can explain the mechanism and terminology of pilot experiments. Use the supplied fictional case and keep its inputs, intermediate steps, calculation or prediction, and limitation. Connect this record to last week’s record; a matching answer without a trace is insufficient.</w:t>
       </w:r>
     </w:p>
     <w:p>
@@ -554,7 +823,7 @@
         <w:pStyle w:val="Heading3"/>
       </w:pPr>
       <w:r>
-        <w:t>My reasoning and evidence</w:t>
+        <w:t>My project change, supporting evidence and remaining limit</w:t>
       </w:r>
     </w:p>
     <w:p>
@@ -592,520 +861,20 @@
         <w:pStyle w:val="Heading1"/>
       </w:pPr>
       <w:r>
-        <w:t>06. W2 Trace the worked case</w:t>
-      </w:r>
-    </w:p>
-    <w:p>
-      <w:r>
-        <w:t>Trace the worked case. Apply the supplied Pilot experiments facts and keep your reasoning.</w:t>
-      </w:r>
-    </w:p>
-    <w:p>
-      <w:pPr>
-        <w:spacing w:line="336" w:lineRule="auto" w:after="180"/>
-      </w:pPr>
-      <w:r>
-        <w:rPr>
-          <w:b/>
-        </w:rPr>
-        <w:t>Pilot</w:t>
-      </w:r>
-      <w:r>
-        <w:rPr>
-          <w:b w:val="0"/>
-        </w:rPr>
-        <w:t xml:space="preserve"> five cases reveals wrong units in duration logs; team corrects units and reports the </w:t>
-      </w:r>
-      <w:r>
-        <w:rPr>
-          <w:b/>
-        </w:rPr>
-        <w:t>pilot</w:t>
-      </w:r>
-      <w:r>
-        <w:rPr>
-          <w:b w:val="0"/>
-        </w:rPr>
-        <w:t xml:space="preserve"> as final </w:t>
-      </w:r>
-      <w:r>
-        <w:rPr>
-          <w:b/>
-        </w:rPr>
-        <w:t>evidence</w:t>
-      </w:r>
-      <w:r>
-        <w:rPr>
-          <w:b w:val="0"/>
-        </w:rPr>
-        <w:t>. Show the intermediate steps and give the conclusion with its scope.</w:t>
-      </w:r>
-    </w:p>
-    <w:p>
-      <w:pPr>
-        <w:pStyle w:val="Heading3"/>
-      </w:pPr>
-      <w:r>
-        <w:t>My reasoning and evidence</w:t>
-      </w:r>
-    </w:p>
-    <w:p>
-      <w:r>
-        <w:t>________________________________________________________________</w:t>
-      </w:r>
-    </w:p>
-    <w:p>
-      <w:r>
-        <w:t>________________________________________________________________</w:t>
-      </w:r>
-    </w:p>
-    <w:p>
-      <w:r>
-        <w:t>________________________________________________________________</w:t>
-      </w:r>
-    </w:p>
-    <w:p>
-      <w:r>
-        <w:t>________________________________________________________________</w:t>
-      </w:r>
-    </w:p>
-    <w:p>
-      <w:r>
-        <w:t>________________________________________________________________</w:t>
-      </w:r>
-    </w:p>
-    <w:p>
-      <w:r>
-        <w:t>________________________________________________________________</w:t>
-      </w:r>
-    </w:p>
-    <w:p>
-      <w:r>
-        <w:t>________________________________________________________________</w:t>
-      </w:r>
-    </w:p>
-    <w:p>
-      <w:pPr>
-        <w:pStyle w:val="Heading1"/>
-      </w:pPr>
-      <w:r>
-        <w:t>07. W3 Audit the limit</w:t>
-      </w:r>
-    </w:p>
-    <w:p>
-      <w:r>
-        <w:t>Audit the limit. Apply the supplied Pilot experiments facts and keep your reasoning.</w:t>
-      </w:r>
-    </w:p>
-    <w:p>
-      <w:pPr>
-        <w:spacing w:line="336" w:lineRule="auto" w:after="180"/>
-      </w:pPr>
-      <w:r>
-        <w:rPr>
-          <w:b w:val="0"/>
-        </w:rPr>
-        <w:t xml:space="preserve">A report omits this qualification: A </w:t>
-      </w:r>
-      <w:r>
-        <w:rPr>
-          <w:b/>
-        </w:rPr>
-        <w:t>pilot</w:t>
-      </w:r>
-      <w:r>
-        <w:rPr>
-          <w:b w:val="0"/>
-        </w:rPr>
-        <w:t xml:space="preserve"> may assess </w:t>
-      </w:r>
-      <w:r>
-        <w:rPr>
-          <w:b/>
-        </w:rPr>
-        <w:t>feasibility</w:t>
-      </w:r>
-      <w:r>
-        <w:rPr>
-          <w:b w:val="0"/>
-        </w:rPr>
-        <w:t xml:space="preserve"> but is not automatically powered or independent </w:t>
-      </w:r>
-      <w:r>
-        <w:rPr>
-          <w:b/>
-        </w:rPr>
-        <w:t>evidence</w:t>
-      </w:r>
-      <w:r>
-        <w:rPr>
-          <w:b w:val="0"/>
-        </w:rPr>
-        <w:t xml:space="preserve"> for the final hypothesis.</w:t>
-      </w:r>
-    </w:p>
-    <w:p>
-      <w:pPr>
-        <w:spacing w:line="336" w:lineRule="auto" w:after="180"/>
-      </w:pPr>
-      <w:r>
-        <w:rPr>
-          <w:b w:val="0"/>
-        </w:rPr>
-        <w:t>Explain how omitting it could change a reader's interpretation, and write an accurate replacement.</w:t>
-      </w:r>
-    </w:p>
-    <w:p>
-      <w:pPr>
-        <w:pStyle w:val="Heading3"/>
-      </w:pPr>
-      <w:r>
-        <w:t>My reasoning and evidence</w:t>
-      </w:r>
-    </w:p>
-    <w:p>
-      <w:r>
-        <w:t>________________________________________________________________</w:t>
-      </w:r>
-    </w:p>
-    <w:p>
-      <w:r>
-        <w:t>________________________________________________________________</w:t>
-      </w:r>
-    </w:p>
-    <w:p>
-      <w:r>
-        <w:t>________________________________________________________________</w:t>
-      </w:r>
-    </w:p>
-    <w:p>
-      <w:r>
-        <w:t>________________________________________________________________</w:t>
-      </w:r>
-    </w:p>
-    <w:p>
-      <w:r>
-        <w:t>________________________________________________________________</w:t>
-      </w:r>
-    </w:p>
-    <w:p>
-      <w:r>
-        <w:t>________________________________________________________________</w:t>
-      </w:r>
-    </w:p>
-    <w:p>
-      <w:pPr>
-        <w:pStyle w:val="Heading1"/>
-      </w:pPr>
-      <w:r>
-        <w:t>08. W4 Apply a new case independently</w:t>
-      </w:r>
-    </w:p>
-    <w:p>
-      <w:r>
-        <w:t>Attempt before feedback. If this repeats the selected independent case, reuse that first attempt; otherwise keep a separate record. Apply a new case independently. Apply the supplied Pilot experiments facts and keep your reasoning.</w:t>
-      </w:r>
-    </w:p>
-    <w:p>
-      <w:pPr>
-        <w:spacing w:line="336" w:lineRule="auto" w:after="180"/>
-        <w:shd w:fill="F5F1FB"/>
-      </w:pPr>
-      <w:r>
-        <w:rPr>
-          <w:b/>
-        </w:rPr>
-        <w:t>Pilot</w:t>
-      </w:r>
-      <w:r>
-        <w:rPr>
-          <w:b w:val="0"/>
-        </w:rPr>
-        <w:t xml:space="preserve"> six cases exposes ambiguous labels in two. What should happen before the primary study?</w:t>
-      </w:r>
-    </w:p>
-    <w:p>
-      <w:pPr>
-        <w:pStyle w:val="Heading3"/>
-      </w:pPr>
-      <w:r>
-        <w:t>My reasoning and evidence</w:t>
-      </w:r>
-    </w:p>
-    <w:p>
-      <w:r>
-        <w:t>________________________________________________________________</w:t>
-      </w:r>
-    </w:p>
-    <w:p>
-      <w:r>
-        <w:t>________________________________________________________________</w:t>
-      </w:r>
-    </w:p>
-    <w:p>
-      <w:r>
-        <w:t>________________________________________________________________</w:t>
-      </w:r>
-    </w:p>
-    <w:p>
-      <w:r>
-        <w:t>________________________________________________________________</w:t>
-      </w:r>
-    </w:p>
-    <w:p>
-      <w:r>
-        <w:t>________________________________________________________________</w:t>
-      </w:r>
-    </w:p>
-    <w:p>
-      <w:r>
-        <w:t>________________________________________________________________</w:t>
-      </w:r>
-    </w:p>
-    <w:p>
-      <w:r>
-        <w:t>________________________________________________________________</w:t>
-      </w:r>
-    </w:p>
-    <w:p>
-      <w:r>
-        <w:t>________________________________________________________________</w:t>
-      </w:r>
-    </w:p>
-    <w:p>
-      <w:pPr>
-        <w:pStyle w:val="Heading1"/>
-      </w:pPr>
-      <w:r>
-        <w:t>09. W5 Design a revealing follow-up</w:t>
-      </w:r>
-    </w:p>
-    <w:p>
-      <w:r>
-        <w:t>Design a revealing follow-up. Apply the supplied Pilot experiments facts and keep your reasoning.</w:t>
-      </w:r>
-    </w:p>
-    <w:p>
-      <w:pPr>
-        <w:spacing w:line="336" w:lineRule="auto" w:after="180"/>
-      </w:pPr>
-      <w:r>
-        <w:rPr>
-          <w:b w:val="0"/>
-        </w:rPr>
-        <w:t>For the worked scenario, propose one additional case that could reveal a failure, describe its expected outcome before running it, and explain what would need to remain fixed for a fair comparison.</w:t>
-      </w:r>
-    </w:p>
-    <w:p>
-      <w:pPr>
-        <w:spacing w:line="336" w:lineRule="auto" w:after="180"/>
-      </w:pPr>
-      <w:r>
-        <w:rPr>
-          <w:b w:val="0"/>
-        </w:rPr>
-        <w:t>Do not reuse W4 as a new final test after receiving feedback.</w:t>
-      </w:r>
-    </w:p>
-    <w:p>
-      <w:pPr>
-        <w:pStyle w:val="Heading3"/>
-      </w:pPr>
-      <w:r>
-        <w:t>My reasoning and evidence</w:t>
-      </w:r>
-    </w:p>
-    <w:p>
-      <w:r>
-        <w:t>________________________________________________________________</w:t>
-      </w:r>
-    </w:p>
-    <w:p>
-      <w:r>
-        <w:t>________________________________________________________________</w:t>
-      </w:r>
-    </w:p>
-    <w:p>
-      <w:r>
-        <w:t>________________________________________________________________</w:t>
-      </w:r>
-    </w:p>
-    <w:p>
-      <w:r>
-        <w:t>________________________________________________________________</w:t>
-      </w:r>
-    </w:p>
-    <w:p>
-      <w:r>
-        <w:t>________________________________________________________________</w:t>
-      </w:r>
-    </w:p>
-    <w:p>
-      <w:r>
-        <w:t>________________________________________________________________</w:t>
-      </w:r>
-    </w:p>
-    <w:p>
-      <w:r>
-        <w:t>________________________________________________________________</w:t>
-      </w:r>
-    </w:p>
-    <w:p>
-      <w:pPr>
-        <w:pStyle w:val="Heading1"/>
-      </w:pPr>
-      <w:r>
-        <w:t>10. Project checkpoint and reflection</w:t>
-      </w:r>
-    </w:p>
-    <w:p>
-      <w:r>
-        <w:t>Connect Pilot experiments to Reproducible AI Research Study, identify a limit and choose the next useful test.</w:t>
-      </w:r>
-    </w:p>
-    <w:p>
-      <w:pPr>
-        <w:spacing w:line="336" w:lineRule="auto" w:after="180"/>
-      </w:pPr>
-      <w:r>
-        <w:rPr>
-          <w:b w:val="0"/>
-        </w:rPr>
-        <w:t xml:space="preserve">Add a labelled </w:t>
-      </w:r>
-      <w:r>
-        <w:rPr>
-          <w:b/>
-        </w:rPr>
-        <w:t>pilot</w:t>
-      </w:r>
-      <w:r>
-        <w:rPr>
-          <w:b w:val="0"/>
-        </w:rPr>
-        <w:t xml:space="preserve"> experiments </w:t>
-      </w:r>
-      <w:r>
-        <w:rPr>
-          <w:b/>
-        </w:rPr>
-        <w:t>evidence</w:t>
-      </w:r>
-      <w:r>
-        <w:rPr>
-          <w:b w:val="0"/>
-        </w:rPr>
-        <w:t xml:space="preserve"> sheet to Reproducible AI Research Study. Show how you can explain the </w:t>
-      </w:r>
-      <w:r>
-        <w:rPr>
-          <w:b/>
-        </w:rPr>
-        <w:t>mechanism</w:t>
-      </w:r>
-      <w:r>
-        <w:rPr>
-          <w:b w:val="0"/>
-        </w:rPr>
-        <w:t xml:space="preserve"> and terminology of </w:t>
-      </w:r>
-      <w:r>
-        <w:rPr>
-          <w:b/>
-        </w:rPr>
-        <w:t>pilot</w:t>
-      </w:r>
-      <w:r>
-        <w:rPr>
-          <w:b w:val="0"/>
-        </w:rPr>
-        <w:t xml:space="preserve"> experiments.</w:t>
-      </w:r>
-    </w:p>
-    <w:p>
-      <w:pPr>
-        <w:spacing w:line="336" w:lineRule="auto" w:after="180"/>
-      </w:pPr>
-      <w:r>
-        <w:rPr>
-          <w:b w:val="0"/>
-        </w:rPr>
-        <w:t xml:space="preserve">Use the supplied fictional case and keep its </w:t>
-      </w:r>
-      <w:r>
-        <w:rPr>
-          <w:b/>
-        </w:rPr>
-        <w:t>input</w:t>
-      </w:r>
-      <w:r>
-        <w:rPr>
-          <w:b w:val="0"/>
-        </w:rPr>
-        <w:t xml:space="preserve">s, intermediate steps, calculation or </w:t>
-      </w:r>
-      <w:r>
-        <w:rPr>
-          <w:b/>
-        </w:rPr>
-        <w:t>prediction</w:t>
-      </w:r>
-      <w:r>
-        <w:rPr>
-          <w:b w:val="0"/>
-        </w:rPr>
-        <w:t>, and limitation. Connect this record to last week’s record; a matching answer without a trace is insufficient.</w:t>
-      </w:r>
-    </w:p>
-    <w:p>
-      <w:pPr>
-        <w:pStyle w:val="Heading3"/>
-      </w:pPr>
-      <w:r>
-        <w:t>My project change, supporting evidence and remaining limit</w:t>
-      </w:r>
-    </w:p>
-    <w:p>
-      <w:r>
-        <w:t>________________________________________________________________</w:t>
-      </w:r>
-    </w:p>
-    <w:p>
-      <w:r>
-        <w:t>________________________________________________________________</w:t>
-      </w:r>
-    </w:p>
-    <w:p>
-      <w:r>
-        <w:t>________________________________________________________________</w:t>
-      </w:r>
-    </w:p>
-    <w:p>
-      <w:r>
-        <w:t>________________________________________________________________</w:t>
-      </w:r>
-    </w:p>
-    <w:p>
-      <w:r>
-        <w:t>________________________________________________________________</w:t>
-      </w:r>
-    </w:p>
-    <w:p>
-      <w:r>
-        <w:t>________________________________________________________________</w:t>
-      </w:r>
-    </w:p>
-    <w:p>
-      <w:pPr>
-        <w:pStyle w:val="Heading1"/>
-      </w:pPr>
-      <w:r>
-        <w:t>11. Feedback, return check and learning record</w:t>
-      </w:r>
-    </w:p>
-    <w:p>
-      <w:r>
-        <w:t>Record the first repaired step and a different case to revisit after a delay.</w:t>
+        <w:t>11. Feedback · Repair and return</w:t>
+      </w:r>
+    </w:p>
+    <w:p>
+      <w:r>
+        <w:t>Keep this task’s inputs,rule and response together.</w:t>
+      </w:r>
+    </w:p>
+    <w:p>
+      <w:pPr>
+        <w:pStyle w:val="Heading2"/>
+      </w:pPr>
+      <w:r>
+        <w:t>Complete task and evidence</w:t>
       </w:r>
     </w:p>
     <w:tbl>
@@ -1246,12 +1015,9 @@
     </w:tbl>
     <w:p>
       <w:pPr>
-        <w:spacing w:line="336" w:lineRule="auto" w:after="180"/>
-      </w:pPr>
-      <w:r>
-        <w:rPr>
-          <w:b w:val="0"/>
-        </w:rPr>
+        <w:pStyle w:val="ListBullet"/>
+      </w:pPr>
+      <w:r>
         <w:t>Revisit this idea with your teacher after a delay. Familiarity is different from explaining and using it on a changed case.</w:t>
       </w:r>
     </w:p>
@@ -1260,57 +1026,357 @@
         <w:pStyle w:val="Heading1"/>
       </w:pPr>
       <w:r>
-        <w:t>12. Pictorial case practice: Pilot experiments</w:t>
-      </w:r>
-    </w:p>
-    <w:p>
-      <w:r>
-        <w:t>A pilot tests the procedure. A pilot checks whether the team can score answers consistently before running the main study. Explain the labelled step before checking the changed condition.</w:t>
-      </w:r>
-    </w:p>
-    <w:p>
-      <w:pPr>
-        <w:spacing w:line="336" w:lineRule="auto" w:after="180"/>
-      </w:pPr>
-      <w:r>
-        <w:rPr>
-          <w:b w:val="0"/>
-        </w:rPr>
-        <w:t xml:space="preserve">A </w:t>
-      </w:r>
-      <w:r>
-        <w:rPr>
-          <w:b/>
-        </w:rPr>
-        <w:t>pilot</w:t>
-      </w:r>
-      <w:r>
-        <w:rPr>
-          <w:b w:val="0"/>
-        </w:rPr>
-        <w:t xml:space="preserve"> tests the procedure. A </w:t>
-      </w:r>
-      <w:r>
-        <w:rPr>
-          <w:b/>
-        </w:rPr>
-        <w:t>pilot</w:t>
-      </w:r>
-      <w:r>
-        <w:rPr>
-          <w:b w:val="0"/>
-        </w:rPr>
-        <w:t xml:space="preserve"> checks whether the team can score answers consistently before running the main study.</w:t>
-      </w:r>
-    </w:p>
-    <w:p>
-      <w:pPr>
-        <w:spacing w:line="336" w:lineRule="auto" w:after="180"/>
-      </w:pPr>
-      <w:r>
-        <w:rPr>
-          <w:b w:val="0"/>
-        </w:rPr>
+        <w:t>Reference bank and extra practice</w:t>
+      </w:r>
+    </w:p>
+    <w:p>
+      <w:pPr>
+        <w:pStyle w:val="Heading1"/>
+      </w:pPr>
+      <w:r>
+        <w:t>02. Reference · Supported W2 record</w:t>
+      </w:r>
+    </w:p>
+    <w:p>
+      <w:r>
+        <w:t>Keep this task’s inputs,rule and response together.</w:t>
+      </w:r>
+    </w:p>
+    <w:p>
+      <w:pPr>
+        <w:pStyle w:val="Heading2"/>
+      </w:pPr>
+      <w:r>
+        <w:t>Complete task and evidence</w:t>
+      </w:r>
+    </w:p>
+    <w:p>
+      <w:pPr>
+        <w:pStyle w:val="ListBullet"/>
+      </w:pPr>
+      <w:r>
+        <w:t>Use W2: Trace the worked case for Pilot experiments. Record the answer once; the lesson and workbook refer to the same attempt.</w:t>
+      </w:r>
+    </w:p>
+    <w:tbl>
+      <w:tblPr>
+        <w:tblStyle w:val="LightShading-Accent1"/>
+        <w:tblW w:type="auto" w:w="0"/>
+        <w:tblLook w:firstColumn="1" w:firstRow="1" w:lastColumn="0" w:lastRow="0" w:noHBand="0" w:noVBand="1" w:val="04A0"/>
+      </w:tblPr>
+      <w:tblGrid>
+        <w:gridCol w:w="2556"/>
+        <w:gridCol w:w="2556"/>
+        <w:gridCol w:w="2556"/>
+        <w:gridCol w:w="2556"/>
+      </w:tblGrid>
+      <w:tr>
+        <w:trPr>
+          <w:tblHeader/>
+        </w:trPr>
+        <w:tc>
+          <w:tcPr>
+            <w:tcW w:type="dxa" w:w="2556"/>
+          </w:tcPr>
+          <w:p>
+            <w:r>
+              <w:t>Given inputs</w:t>
+            </w:r>
+          </w:p>
+        </w:tc>
+        <w:tc>
+          <w:tcPr>
+            <w:tcW w:type="dxa" w:w="2556"/>
+          </w:tcPr>
+          <w:p>
+            <w:r>
+              <w:t>Procedure I chose</w:t>
+            </w:r>
+          </w:p>
+        </w:tc>
+        <w:tc>
+          <w:tcPr>
+            <w:tcW w:type="dxa" w:w="2556"/>
+          </w:tcPr>
+          <w:p>
+            <w:r>
+              <w:t>Middle steps</w:t>
+            </w:r>
+          </w:p>
+        </w:tc>
+        <w:tc>
+          <w:tcPr>
+            <w:tcW w:type="dxa" w:w="2556"/>
+          </w:tcPr>
+          <w:p>
+            <w:r>
+              <w:t>Result and check</w:t>
+            </w:r>
+          </w:p>
+        </w:tc>
+      </w:tr>
+      <w:tr>
+        <w:tc>
+          <w:tcPr>
+            <w:tcW w:type="dxa" w:w="2556"/>
+          </w:tcPr>
+          <w:p>
+            <w:r/>
+          </w:p>
+        </w:tc>
+        <w:tc>
+          <w:tcPr>
+            <w:tcW w:type="dxa" w:w="2556"/>
+          </w:tcPr>
+          <w:p>
+            <w:r/>
+          </w:p>
+        </w:tc>
+        <w:tc>
+          <w:tcPr>
+            <w:tcW w:type="dxa" w:w="2556"/>
+          </w:tcPr>
+          <w:p>
+            <w:r/>
+          </w:p>
+        </w:tc>
+        <w:tc>
+          <w:tcPr>
+            <w:tcW w:type="dxa" w:w="2556"/>
+          </w:tcPr>
+          <w:p>
+            <w:r/>
+          </w:p>
+        </w:tc>
+      </w:tr>
+    </w:tbl>
+    <w:p>
+      <w:pPr>
+        <w:pStyle w:val="Heading3"/>
+      </w:pPr>
+      <w:r>
+        <w:t>The step I completed without help, and the hint I needed</w:t>
+      </w:r>
+    </w:p>
+    <w:p>
+      <w:r>
+        <w:t>________________________________________________________________</w:t>
+      </w:r>
+    </w:p>
+    <w:p>
+      <w:r>
+        <w:t>________________________________________________________________</w:t>
+      </w:r>
+    </w:p>
+    <w:p>
+      <w:r>
+        <w:t>________________________________________________________________</w:t>
+      </w:r>
+    </w:p>
+    <w:p>
+      <w:pPr>
+        <w:pStyle w:val="Heading1"/>
+      </w:pPr>
+      <w:r>
+        <w:t>03. Extra practice · Individual reasoning check</w:t>
+      </w:r>
+    </w:p>
+    <w:p>
+      <w:r>
+        <w:t>Keep this task’s inputs,rule and response together.</w:t>
+      </w:r>
+    </w:p>
+    <w:p>
+      <w:pPr>
+        <w:pStyle w:val="Heading2"/>
+      </w:pPr>
+      <w:r>
+        <w:t>Complete task and evidence</w:t>
+      </w:r>
+    </w:p>
+    <w:p>
+      <w:pPr>
+        <w:pStyle w:val="ListBullet"/>
+      </w:pPr>
+      <w:r>
+        <w:t>Use the worked case for Pilot experiments. Proposed explanation: “The worked result establishes every future case”. Decide whether this explanation is supported. Point to the step or supplied fact that decides; explain your repair if needed.</w:t>
+      </w:r>
+    </w:p>
+    <w:p>
+      <w:pPr>
+        <w:pStyle w:val="Heading3"/>
+      </w:pPr>
+      <w:r>
+        <w:t>My explanation before partner discussion</w:t>
+      </w:r>
+    </w:p>
+    <w:p>
+      <w:r>
+        <w:t>________________________________________________________________</w:t>
+      </w:r>
+    </w:p>
+    <w:p>
+      <w:r>
+        <w:t>________________________________________________________________</w:t>
+      </w:r>
+    </w:p>
+    <w:p>
+      <w:r>
+        <w:t>________________________________________________________________</w:t>
+      </w:r>
+    </w:p>
+    <w:p>
+      <w:r>
+        <w:t>________________________________________________________________</w:t>
+      </w:r>
+    </w:p>
+    <w:p>
+      <w:pPr>
+        <w:pStyle w:val="Heading1"/>
+      </w:pPr>
+      <w:r>
+        <w:t>08. Reference · Earlier W4 response copy</w:t>
+      </w:r>
+    </w:p>
+    <w:p>
+      <w:r>
+        <w:t>Keep this task’s inputs,rule and response together.</w:t>
+      </w:r>
+    </w:p>
+    <w:p>
+      <w:pPr>
+        <w:pStyle w:val="Heading2"/>
+      </w:pPr>
+      <w:r>
+        <w:t>Complete task and evidence</w:t>
+      </w:r>
+    </w:p>
+    <w:p>
+      <w:pPr>
+        <w:pStyle w:val="ListBullet"/>
+      </w:pPr>
+      <w:r>
+        <w:t>Pilot six cases exposes ambiguous labels in two. What should happen before the primary study?</w:t>
+      </w:r>
+    </w:p>
+    <w:p>
+      <w:pPr>
+        <w:pStyle w:val="Heading3"/>
+      </w:pPr>
+      <w:r>
+        <w:t>My reasoning and evidence</w:t>
+      </w:r>
+    </w:p>
+    <w:p>
+      <w:r>
+        <w:t>________________________________________________________________</w:t>
+      </w:r>
+    </w:p>
+    <w:p>
+      <w:r>
+        <w:t>________________________________________________________________</w:t>
+      </w:r>
+    </w:p>
+    <w:p>
+      <w:r>
+        <w:t>________________________________________________________________</w:t>
+      </w:r>
+    </w:p>
+    <w:p>
+      <w:r>
+        <w:t>________________________________________________________________</w:t>
+      </w:r>
+    </w:p>
+    <w:p>
+      <w:r>
+        <w:t>________________________________________________________________</w:t>
+      </w:r>
+    </w:p>
+    <w:p>
+      <w:r>
+        <w:t>________________________________________________________________</w:t>
+      </w:r>
+    </w:p>
+    <w:p>
+      <w:r>
+        <w:t>________________________________________________________________</w:t>
+      </w:r>
+    </w:p>
+    <w:p>
+      <w:r>
+        <w:t>________________________________________________________________</w:t>
+      </w:r>
+    </w:p>
+    <w:p>
+      <w:pPr>
+        <w:pStyle w:val="Heading1"/>
+      </w:pPr>
+      <w:r>
+        <w:t>12. Extra practice · Pictured case</w:t>
+      </w:r>
+    </w:p>
+    <w:p>
+      <w:r>
+        <w:t>Keep this task’s inputs,rule and response together.</w:t>
+      </w:r>
+    </w:p>
+    <w:p>
+      <w:pPr>
+        <w:pStyle w:val="Heading2"/>
+      </w:pPr>
+      <w:r>
+        <w:t>Complete task and evidence</w:t>
+      </w:r>
+    </w:p>
+    <w:p>
+      <w:r>
+        <w:drawing>
+          <wp:inline xmlns:a="http://schemas.openxmlformats.org/drawingml/2006/main" xmlns:pic="http://schemas.openxmlformats.org/drawingml/2006/picture">
+            <wp:extent cx="5334000" cy="3200400"/>
+            <wp:docPr id="1" name="Picture 1" descr="Two reviewers agree on three of four practice answers and disagree on one, giving seventy-five percent observed agreement. Agreement is not correctness or long-run reliability. These answers remain development evidence after they inform revision."/>
+            <wp:cNvGraphicFramePr>
+              <a:graphicFrameLocks noChangeAspect="1"/>
+            </wp:cNvGraphicFramePr>
+            <a:graphic>
+              <a:graphicData uri="http://schemas.openxmlformats.org/drawingml/2006/picture">
+                <pic:pic>
+                  <pic:nvPicPr>
+                    <pic:cNvPr id="0" name="ai-7-22-pilot-agreement.png"/>
+                    <pic:cNvPicPr/>
+                  </pic:nvPicPr>
+                  <pic:blipFill>
+                    <a:blip r:embed="rId9"/>
+                    <a:stretch>
+                      <a:fillRect/>
+                    </a:stretch>
+                  </pic:blipFill>
+                  <pic:spPr>
+                    <a:xfrm>
+                      <a:off x="0" y="0"/>
+                      <a:ext cx="5334000" cy="3200400"/>
+                    </a:xfrm>
+                    <a:prstGeom prst="rect"/>
+                  </pic:spPr>
+                </pic:pic>
+              </a:graphicData>
+            </a:graphic>
+          </wp:inline>
+        </w:drawing>
+      </w:r>
+    </w:p>
+    <w:p>
+      <w:pPr>
+        <w:pStyle w:val="ListBullet"/>
+      </w:pPr>
+      <w:r>
+        <w:t>A pilot tests the procedure. A pilot checks whether the team can score answers consistently before running the main study.</w:t>
+      </w:r>
+    </w:p>
+    <w:p>
+      <w:pPr>
+        <w:pStyle w:val="ListBullet"/>
+      </w:pPr>
+      <w:r>
         <w:t>Two reviewers score four practice answers. They agree on three and disagree on one; these answers are excluded from final evaluation.</w:t>
       </w:r>
     </w:p>
@@ -1319,7 +1385,7 @@
         <w:drawing>
           <wp:inline xmlns:a="http://schemas.openxmlformats.org/drawingml/2006/main" xmlns:pic="http://schemas.openxmlformats.org/drawingml/2006/picture">
             <wp:extent cx="5486400" cy="2641600"/>
-            <wp:docPr id="1" name="Picture 1" descr="Reviewer agreement on four pilot answers"/>
+            <wp:docPr id="2" name="Picture 2" descr="Reviewer agreement on four pilot answers"/>
             <wp:cNvGraphicFramePr>
               <a:graphicFrameLocks noChangeAspect="1"/>
             </wp:cNvGraphicFramePr>
@@ -1331,7 +1397,7 @@
                     <pic:cNvPicPr/>
                   </pic:nvPicPr>
                   <pic:blipFill>
-                    <a:blip r:embed="rId9"/>
+                    <a:blip r:embed="rId10"/>
                     <a:stretch>
                       <a:fillRect/>
                     </a:stretch>
@@ -1355,7 +1421,7 @@
         <w:drawing>
           <wp:inline xmlns:a="http://schemas.openxmlformats.org/drawingml/2006/main" xmlns:pic="http://schemas.openxmlformats.org/drawingml/2006/picture">
             <wp:extent cx="5486400" cy="5225143"/>
-            <wp:docPr id="2" name="Picture 2" descr="Pilot experiments. Try the workflow: Both reviewers apply the draft rubric to four practice answers.. Measure agreement: Agreement is 3/4=75% on this pilot.. Repair the rubric: Discuss the disagreement and clarify the scoring rule before the main run."/>
+            <wp:docPr id="3" name="Picture 3" descr="Pilot experiments. Try the workflow: Both reviewers apply the draft rubric to four practice answers.. Measure agreement: Agreement is 3/4=75% on this pilot.. Repair the rubric: Discuss the disagreement and clarify the scoring rule before the main run."/>
             <wp:cNvGraphicFramePr>
               <a:graphicFrameLocks noChangeAspect="1"/>
             </wp:cNvGraphicFramePr>
@@ -1367,7 +1433,7 @@
                     <pic:cNvPicPr/>
                   </pic:nvPicPr>
                   <pic:blipFill>
-                    <a:blip r:embed="rId10"/>
+                    <a:blip r:embed="rId11"/>
                     <a:stretch>
                       <a:fillRect/>
                     </a:stretch>
@@ -1388,38 +1454,10 @@
     </w:p>
     <w:p>
       <w:pPr>
-        <w:spacing w:line="336" w:lineRule="auto" w:after="180"/>
-        <w:shd w:fill="F5F1FB"/>
-      </w:pPr>
-      <w:r>
-        <w:rPr>
-          <w:b w:val="0"/>
-        </w:rPr>
-        <w:t xml:space="preserve">Calculate reviewer agreement on the four </w:t>
-      </w:r>
-      <w:r>
-        <w:rPr>
-          <w:b/>
-        </w:rPr>
-        <w:t>pilot</w:t>
-      </w:r>
-      <w:r>
-        <w:rPr>
-          <w:b w:val="0"/>
-        </w:rPr>
-        <w:t xml:space="preserve"> answers. What can the disagreement improve, and why are those revised practice answers not untouched final </w:t>
-      </w:r>
-      <w:r>
-        <w:rPr>
-          <w:b/>
-        </w:rPr>
-        <w:t>evidence</w:t>
-      </w:r>
-      <w:r>
-        <w:rPr>
-          <w:b w:val="0"/>
-        </w:rPr>
-        <w:t>?</w:t>
+        <w:pStyle w:val="ListBullet"/>
+      </w:pPr>
+      <w:r>
+        <w:t>Calculate reviewer agreement on the four pilot answers. What can the disagreement improve, and why are those revised practice answers not untouched final evidence?</w:t>
       </w:r>
     </w:p>
     <w:p>
@@ -1462,56 +1500,18 @@
     </w:p>
     <w:p>
       <w:pPr>
-        <w:pStyle w:val="Heading3"/>
-      </w:pPr>
-      <w:r>
-        <w:t>Record the help used</w:t>
-      </w:r>
-    </w:p>
-    <w:p>
-      <w:pPr>
-        <w:spacing w:line="336" w:lineRule="auto" w:after="180"/>
-        <w:shd w:fill="F1F6F8"/>
-      </w:pPr>
-      <w:r>
-        <w:rPr>
-          <w:b w:val="0"/>
-        </w:rPr>
-        <w:t xml:space="preserve">Support used: alone / hint / worked example. This record is practice </w:t>
-      </w:r>
-      <w:r>
-        <w:rPr>
-          <w:b/>
-        </w:rPr>
-        <w:t>evidence</w:t>
-      </w:r>
-      <w:r>
-        <w:rPr>
-          <w:b w:val="0"/>
-        </w:rPr>
-        <w:t>.</w:t>
-      </w:r>
-    </w:p>
-    <w:p>
-      <w:pPr>
-        <w:spacing w:line="336" w:lineRule="auto" w:after="180"/>
-      </w:pPr>
-      <w:r>
-        <w:rPr>
-          <w:b w:val="0"/>
-        </w:rPr>
-        <w:t>Project connection: For the Reproducible AI Research Study, retain an annotated worked trace and the changed-case reasoning.</w:t>
-      </w:r>
-    </w:p>
-    <w:p>
-      <w:pPr>
-        <w:spacing w:line="336" w:lineRule="auto" w:after="180"/>
-      </w:pPr>
-      <w:r>
-        <w:rPr>
-          <w:b w:val="0"/>
-        </w:rPr>
-        <w:t>Connect the claim to its records, units and assumptions so another investigator can challenge or reproduce it.</w:t>
+        <w:pStyle w:val="ListBullet"/>
+      </w:pPr>
+      <w:r>
+        <w:t>Support used: alone / hint / worked example. This record is practice evidence.</w:t>
+      </w:r>
+    </w:p>
+    <w:p>
+      <w:pPr>
+        <w:pStyle w:val="ListBullet"/>
+      </w:pPr>
+      <w:r>
+        <w:t>Project connection: For the Reproducible AI Research Study, retain an annotated worked trace and the changed-case reasoning. Connect the claim to its records, units and assumptions so another investigator can challenge or reproduce it.</w:t>
       </w:r>
     </w:p>
     <w:p>
@@ -1519,44 +1519,43 @@
         <w:pStyle w:val="Heading1"/>
       </w:pPr>
       <w:r>
-        <w:t>13. Project portfolio milestone</w:t>
-      </w:r>
-    </w:p>
-    <w:p>
-      <w:r>
-        <w:t>Keep this week’s input, deciding step, result and limit together in the Reproducible AI Research Study record.</w:t>
-      </w:r>
-    </w:p>
-    <w:p>
-      <w:pPr>
-        <w:spacing w:line="336" w:lineRule="auto" w:after="180"/>
-      </w:pPr>
-      <w:r>
-        <w:rPr>
-          <w:b w:val="0"/>
-        </w:rPr>
+        <w:t>13. Reference · Project milestone</w:t>
+      </w:r>
+    </w:p>
+    <w:p>
+      <w:r>
+        <w:t>Keep this task’s inputs,rule and response together.</w:t>
+      </w:r>
+    </w:p>
+    <w:p>
+      <w:pPr>
+        <w:pStyle w:val="Heading2"/>
+      </w:pPr>
+      <w:r>
+        <w:t>Complete task and evidence</w:t>
+      </w:r>
+    </w:p>
+    <w:p>
+      <w:pPr>
+        <w:pStyle w:val="ListBullet"/>
+      </w:pPr>
+      <w:r>
         <w:t>Project: Reproducible AI Research Study</w:t>
       </w:r>
     </w:p>
     <w:p>
       <w:pPr>
-        <w:spacing w:line="336" w:lineRule="auto" w:after="180"/>
-      </w:pPr>
-      <w:r>
-        <w:rPr>
-          <w:b w:val="0"/>
-        </w:rPr>
+        <w:pStyle w:val="ListBullet"/>
+      </w:pPr>
+      <w:r>
         <w:t>Current milestone: Evaluate and revise. Compare with your starting method, explain errors and record a justified revision.</w:t>
       </w:r>
     </w:p>
     <w:p>
       <w:pPr>
-        <w:spacing w:line="336" w:lineRule="auto" w:after="180"/>
-      </w:pPr>
-      <w:r>
-        <w:rPr>
-          <w:b w:val="0"/>
-        </w:rPr>
+        <w:pStyle w:val="ListBullet"/>
+      </w:pPr>
+      <w:r>
         <w:t>For the Reproducible AI Research Study, retain an annotated worked trace and the changed-case reasoning. Connect the claim to its records, units and assumptions so another investigator can challenge or reproduce it.</w:t>
       </w:r>
     </w:p>
@@ -1714,12 +1713,456 @@
         <w:pStyle w:val="Heading1"/>
       </w:pPr>
       <w:r>
-        <w:t>14. Supported practice and learning evidence</w:t>
-      </w:r>
-    </w:p>
-    <w:p>
-      <w:r>
-        <w:t>Try the supported questions before comparing with hints and feedback. Record what you repaired and the evidence you retained.</w:t>
+        <w:t>14. Extra practice · Predict,check and repair</w:t>
+      </w:r>
+    </w:p>
+    <w:p>
+      <w:r>
+        <w:t>Keep supported feedback separate from the independent case.</w:t>
+      </w:r>
+    </w:p>
+    <w:p>
+      <w:pPr>
+        <w:pStyle w:val="Heading2"/>
+      </w:pPr>
+      <w:r>
+        <w:t>First supported question and optional hint</w:t>
+      </w:r>
+    </w:p>
+    <w:p>
+      <w:pPr>
+        <w:pStyle w:val="ListBullet"/>
+      </w:pPr>
+      <w:r>
+        <w:t>A pilot tests the procedure. A pilot checks whether the team can score answers consistently before running the main study.</w:t>
+      </w:r>
+    </w:p>
+    <w:p>
+      <w:pPr>
+        <w:pStyle w:val="Heading3"/>
+      </w:pPr>
+      <w:r>
+        <w:t>Practice 1: explain the deciding evidence</w:t>
+      </w:r>
+    </w:p>
+    <w:p>
+      <w:pPr>
+        <w:pStyle w:val="ListBullet"/>
+      </w:pPr>
+      <w:r>
+        <w:t>Which labelled step matches this detail? Discuss the disagreement and clarify the scoring rule before the main run.</w:t>
+      </w:r>
+    </w:p>
+    <w:p>
+      <w:pPr>
+        <w:pStyle w:val="ListBullet"/>
+      </w:pPr>
+      <w:r>
+        <w:t>1. Try the workflow</w:t>
+      </w:r>
+    </w:p>
+    <w:p>
+      <w:pPr>
+        <w:pStyle w:val="ListBullet"/>
+      </w:pPr>
+      <w:r>
+        <w:t>2. Repair the rubric</w:t>
+      </w:r>
+    </w:p>
+    <w:p>
+      <w:pPr>
+        <w:pStyle w:val="ListBullet"/>
+      </w:pPr>
+      <w:r>
+        <w:t>3. Measure agreement</w:t>
+      </w:r>
+    </w:p>
+    <w:p>
+      <w:pPr>
+        <w:pStyle w:val="Heading3"/>
+      </w:pPr>
+      <w:r>
+        <w:t>My selected conclusion, deciding fact and explanation</w:t>
+      </w:r>
+    </w:p>
+    <w:p>
+      <w:r>
+        <w:t>________________________________________________________________</w:t>
+      </w:r>
+    </w:p>
+    <w:p>
+      <w:r>
+        <w:t>________________________________________________________________</w:t>
+      </w:r>
+    </w:p>
+    <w:p>
+      <w:r>
+        <w:t>________________________________________________________________</w:t>
+      </w:r>
+    </w:p>
+    <w:p>
+      <w:r>
+        <w:t>________________________________________________________________</w:t>
+      </w:r>
+    </w:p>
+    <w:p>
+      <w:r>
+        <w:t>________________________________________________________________</w:t>
+      </w:r>
+    </w:p>
+    <w:p>
+      <w:pPr>
+        <w:pStyle w:val="ListBullet"/>
+      </w:pPr>
+      <w:r>
+        <w:t>Hint if needed: Read the steps in the pictorial case. Match the supplied detail to the stage that performs or records it.</w:t>
+      </w:r>
+    </w:p>
+    <w:p>
+      <w:pPr>
+        <w:pStyle w:val="Heading2"/>
+      </w:pPr>
+      <w:r>
+        <w:t>Check after the first attempt · reference / check after trying</w:t>
+      </w:r>
+    </w:p>
+    <w:p>
+      <w:pPr>
+        <w:spacing w:line="336" w:lineRule="auto" w:after="180"/>
+      </w:pPr>
+      <w:r>
+        <w:rPr>
+          <w:b w:val="0"/>
+        </w:rPr>
+        <w:t>After your attempt, compare with the supported explanation: Repair the rubric Discuss the disagreement and clarify the scoring rule before the main run.</w:t>
+      </w:r>
+    </w:p>
+    <w:p>
+      <w:pPr>
+        <w:spacing w:line="336" w:lineRule="auto" w:after="180"/>
+      </w:pPr>
+      <w:r>
+        <w:rPr>
+          <w:b w:val="0"/>
+        </w:rPr>
+        <w:t xml:space="preserve">A </w:t>
+      </w:r>
+      <w:r>
+        <w:rPr>
+          <w:b/>
+        </w:rPr>
+        <w:t>pilot</w:t>
+      </w:r>
+      <w:r>
+        <w:rPr>
+          <w:b w:val="0"/>
+        </w:rPr>
+        <w:t xml:space="preserve"> can reveal missing instructions, practical delays or ambiguous scoring. It is preparation, not an untouched final estimate after the team uses it to revise methods.</w:t>
+      </w:r>
+    </w:p>
+    <w:p>
+      <w:pPr>
+        <w:pStyle w:val="Heading2"/>
+      </w:pPr>
+      <w:r>
+        <w:t>Changed-case question and optional hint</w:t>
+      </w:r>
+    </w:p>
+    <w:p>
+      <w:pPr>
+        <w:pStyle w:val="Heading3"/>
+      </w:pPr>
+      <w:r>
+        <w:t>Practice 2: explain the deciding evidence</w:t>
+      </w:r>
+    </w:p>
+    <w:p>
+      <w:pPr>
+        <w:pStyle w:val="ListBullet"/>
+      </w:pPr>
+      <w:r>
+        <w:t>Changed-case practice: Add the corrected pilot answers into final evaluation. Which conclusion is supported by the supplied facts?</w:t>
+      </w:r>
+    </w:p>
+    <w:p>
+      <w:pPr>
+        <w:pStyle w:val="ListBullet"/>
+      </w:pPr>
+      <w:r>
+        <w:t>1. Declare them previously exposed rather than untouched final evidence.</w:t>
+      </w:r>
+    </w:p>
+    <w:p>
+      <w:pPr>
+        <w:pStyle w:val="ListBullet"/>
+      </w:pPr>
+      <w:r>
+        <w:t>2. We can decide the result without examining the changed input or the procedure.</w:t>
+      </w:r>
+    </w:p>
+    <w:p>
+      <w:pPr>
+        <w:pStyle w:val="ListBullet"/>
+      </w:pPr>
+      <w:r>
+        <w:t>3. This one example guarantees correct results for every future input.</w:t>
+      </w:r>
+    </w:p>
+    <w:p>
+      <w:pPr>
+        <w:pStyle w:val="Heading3"/>
+      </w:pPr>
+      <w:r>
+        <w:t>My selected conclusion, deciding fact and explanation</w:t>
+      </w:r>
+    </w:p>
+    <w:p>
+      <w:r>
+        <w:t>________________________________________________________________</w:t>
+      </w:r>
+    </w:p>
+    <w:p>
+      <w:r>
+        <w:t>________________________________________________________________</w:t>
+      </w:r>
+    </w:p>
+    <w:p>
+      <w:r>
+        <w:t>________________________________________________________________</w:t>
+      </w:r>
+    </w:p>
+    <w:p>
+      <w:r>
+        <w:t>________________________________________________________________</w:t>
+      </w:r>
+    </w:p>
+    <w:p>
+      <w:r>
+        <w:t>________________________________________________________________</w:t>
+      </w:r>
+    </w:p>
+    <w:p>
+      <w:pPr>
+        <w:pStyle w:val="ListBullet"/>
+      </w:pPr>
+      <w:r>
+        <w:t>Hint if needed: Use the changed condition and the deciding step in the pictorial trace. The answer must say what follows from those facts.</w:t>
+      </w:r>
+    </w:p>
+    <w:p>
+      <w:pPr>
+        <w:pStyle w:val="Heading2"/>
+      </w:pPr>
+      <w:r>
+        <w:t>Check after the changed attempt · reference / check after trying</w:t>
+      </w:r>
+    </w:p>
+    <w:p>
+      <w:pPr>
+        <w:spacing w:line="336" w:lineRule="auto" w:after="180"/>
+      </w:pPr>
+      <w:r>
+        <w:rPr>
+          <w:b w:val="0"/>
+        </w:rPr>
+        <w:t xml:space="preserve">After your attempt, compare with the supported explanation: Declare them previously exposed rather than untouched final </w:t>
+      </w:r>
+      <w:r>
+        <w:rPr>
+          <w:b/>
+        </w:rPr>
+        <w:t>evidence</w:t>
+      </w:r>
+      <w:r>
+        <w:rPr>
+          <w:b w:val="0"/>
+        </w:rPr>
+        <w:t>. Rubric development already used those answers.</w:t>
+      </w:r>
+    </w:p>
+    <w:p>
+      <w:pPr>
+        <w:pStyle w:val="Heading2"/>
+      </w:pPr>
+      <w:r>
+        <w:t>Repair and retain the record</w:t>
+      </w:r>
+    </w:p>
+    <w:p>
+      <w:pPr>
+        <w:spacing w:line="336" w:lineRule="auto" w:after="180"/>
+      </w:pPr>
+      <w:r>
+        <w:rPr>
+          <w:b w:val="0"/>
+        </w:rPr>
+        <w:t xml:space="preserve">Review Predefining an analysis plan (ai-7/21). Goal: Explain the </w:t>
+      </w:r>
+      <w:r>
+        <w:rPr>
+          <w:b/>
+        </w:rPr>
+        <w:t>mechanism</w:t>
+      </w:r>
+      <w:r>
+        <w:rPr>
+          <w:b w:val="0"/>
+        </w:rPr>
+        <w:t xml:space="preserve"> and terminology of predefining an analysis plan. Short practice: Apply the recorded exclusion rule.</w:t>
+      </w:r>
+    </w:p>
+    <w:p>
+      <w:pPr>
+        <w:spacing w:line="336" w:lineRule="auto" w:after="180"/>
+      </w:pPr>
+      <w:r>
+        <w:rPr>
+          <w:b w:val="0"/>
+        </w:rPr>
+        <w:t>Can two readable model failures be removed, and how must a necessary later plan change be disclosed?. Return to this week and explain what you changed.</w:t>
+      </w:r>
+    </w:p>
+    <w:p>
+      <w:pPr>
+        <w:spacing w:line="336" w:lineRule="auto" w:after="180"/>
+      </w:pPr>
+      <w:r>
+        <w:rPr>
+          <w:b w:val="0"/>
+        </w:rPr>
+        <w:t xml:space="preserve">Review Research ethics and consent (ai-7/19). Goal: Explain the </w:t>
+      </w:r>
+      <w:r>
+        <w:rPr>
+          <w:b/>
+        </w:rPr>
+        <w:t>mechanism</w:t>
+      </w:r>
+      <w:r>
+        <w:rPr>
+          <w:b w:val="0"/>
+        </w:rPr>
+        <w:t xml:space="preserve"> and terminology of research ethics and consent. Short practice: Identify which uses the drawing consent permits and excludes.</w:t>
+      </w:r>
+    </w:p>
+    <w:p>
+      <w:pPr>
+        <w:spacing w:line="336" w:lineRule="auto" w:after="180"/>
+      </w:pPr>
+      <w:r>
+        <w:rPr>
+          <w:b w:val="0"/>
+        </w:rPr>
+        <w:t>Can the unrelated project reuse the drawings under this agreement, and what new authorisation would be needed?. Return to this week and explain what you changed.</w:t>
+      </w:r>
+    </w:p>
+    <w:p>
+      <w:pPr>
+        <w:spacing w:line="336" w:lineRule="auto" w:after="180"/>
+      </w:pPr>
+      <w:r>
+        <w:rPr>
+          <w:b w:val="0"/>
+        </w:rPr>
+        <w:t xml:space="preserve">Review Ablation studies (ai-7/16). Goal: Explain the </w:t>
+      </w:r>
+      <w:r>
+        <w:rPr>
+          <w:b/>
+        </w:rPr>
+        <w:t>mechanism</w:t>
+      </w:r>
+      <w:r>
+        <w:rPr>
+          <w:b w:val="0"/>
+        </w:rPr>
+        <w:t xml:space="preserve"> and terminology of ablation studies. Short practice: Calculate the filter ablation’s two rates and count change.</w:t>
+      </w:r>
+    </w:p>
+    <w:p>
+      <w:pPr>
+        <w:spacing w:line="336" w:lineRule="auto" w:after="180"/>
+      </w:pPr>
+      <w:r>
+        <w:rPr>
+          <w:b w:val="0"/>
+        </w:rPr>
+        <w:t>Which single component is altered, and why does also changing the model prevent isolating the filter?. Return to this week and explain what you changed.</w:t>
+      </w:r>
+    </w:p>
+    <w:p>
+      <w:pPr>
+        <w:spacing w:line="336" w:lineRule="auto" w:after="180"/>
+      </w:pPr>
+      <w:r>
+        <w:rPr>
+          <w:b w:val="0"/>
+        </w:rPr>
+        <w:t xml:space="preserve">Use Download completed work in the hosted lesson to export your answers, reflections, practice feedback and code-run </w:t>
+      </w:r>
+      <w:r>
+        <w:rPr>
+          <w:b/>
+        </w:rPr>
+        <w:t>evidence</w:t>
+      </w:r>
+      <w:r>
+        <w:rPr>
+          <w:b w:val="0"/>
+        </w:rPr>
+        <w:t>. Open the HTML copy to read or print it.</w:t>
+      </w:r>
+    </w:p>
+    <w:p>
+      <w:pPr>
+        <w:spacing w:line="336" w:lineRule="auto" w:after="180"/>
+      </w:pPr>
+      <w:r>
+        <w:rPr>
+          <w:b w:val="0"/>
+        </w:rPr>
+        <w:t>Drafts stay in this browser when storage is available; clear drafts on a shared device.</w:t>
+      </w:r>
+    </w:p>
+    <w:p>
+      <w:pPr>
+        <w:pStyle w:val="Heading3"/>
+      </w:pPr>
+      <w:r>
+        <w:t>What I repaired, the evidence I kept and the next test</w:t>
+      </w:r>
+    </w:p>
+    <w:p>
+      <w:r>
+        <w:t>________________________________________________________________</w:t>
+      </w:r>
+    </w:p>
+    <w:p>
+      <w:r>
+        <w:t>________________________________________________________________</w:t>
+      </w:r>
+    </w:p>
+    <w:p>
+      <w:r>
+        <w:t>________________________________________________________________</w:t>
+      </w:r>
+    </w:p>
+    <w:p>
+      <w:r>
+        <w:t>________________________________________________________________</w:t>
+      </w:r>
+    </w:p>
+    <w:p>
+      <w:r>
+        <w:t>________________________________________________________________</w:t>
+      </w:r>
+    </w:p>
+    <w:p>
+      <w:pPr>
+        <w:pStyle w:val="Heading2"/>
+      </w:pPr>
+      <w:r>
+        <w:t>Earlier wording, alternatives and picture transcripts · reference / check after trying</w:t>
       </w:r>
     </w:p>
     <w:p>
@@ -1735,92 +2178,10 @@
     </w:p>
     <w:p>
       <w:pPr>
-        <w:spacing w:line="336" w:lineRule="auto" w:after="180"/>
-      </w:pPr>
-      <w:r>
-        <w:rPr>
-          <w:b w:val="0"/>
-        </w:rPr>
-        <w:t xml:space="preserve">A </w:t>
-      </w:r>
-      <w:r>
-        <w:rPr>
-          <w:b/>
-        </w:rPr>
-        <w:t>pilot</w:t>
-      </w:r>
-      <w:r>
-        <w:rPr>
-          <w:b w:val="0"/>
-        </w:rPr>
-        <w:t xml:space="preserve"> tests the procedure. A </w:t>
-      </w:r>
-      <w:r>
-        <w:rPr>
-          <w:b/>
-        </w:rPr>
-        <w:t>pilot</w:t>
-      </w:r>
-      <w:r>
-        <w:rPr>
-          <w:b w:val="0"/>
-        </w:rPr>
-        <w:t xml:space="preserve"> checks whether the team can score answers consistently before running the main study.</w:t>
-      </w:r>
-    </w:p>
-    <w:p>
-      <w:pPr>
         <w:pStyle w:val="Heading3"/>
       </w:pPr>
       <w:r>
-        <w:t>Practice 1: explain the deciding evidence</w:t>
-      </w:r>
-    </w:p>
-    <w:p>
-      <w:pPr>
-        <w:spacing w:line="336" w:lineRule="auto" w:after="180"/>
-      </w:pPr>
-      <w:r>
-        <w:rPr>
-          <w:b w:val="0"/>
-        </w:rPr>
-        <w:t>Which labelled step matches this detail? Discuss the disagreement and clarify the scoring rule before the main run.</w:t>
-      </w:r>
-    </w:p>
-    <w:p>
-      <w:pPr>
-        <w:spacing w:line="336" w:lineRule="auto" w:after="180"/>
-        <w:shd w:fill="F4F9FC"/>
-      </w:pPr>
-      <w:r>
-        <w:rPr>
-          <w:b w:val="0"/>
-        </w:rPr>
-        <w:t>1. Try the workflow</w:t>
-      </w:r>
-    </w:p>
-    <w:p>
-      <w:pPr>
-        <w:spacing w:line="336" w:lineRule="auto" w:after="180"/>
-        <w:shd w:fill="F4F9FC"/>
-      </w:pPr>
-      <w:r>
-        <w:rPr>
-          <w:b w:val="0"/>
-        </w:rPr>
-        <w:t>2. Repair the rubric</w:t>
-      </w:r>
-    </w:p>
-    <w:p>
-      <w:pPr>
-        <w:spacing w:line="336" w:lineRule="auto" w:after="180"/>
-        <w:shd w:fill="F4F9FC"/>
-      </w:pPr>
-      <w:r>
-        <w:rPr>
-          <w:b w:val="0"/>
-        </w:rPr>
-        <w:t>3. Measure agreement</w:t>
+        <w:t>Repair a missing building block</w:t>
       </w:r>
     </w:p>
     <w:p>
@@ -1828,496 +2189,25 @@
         <w:pStyle w:val="Heading3"/>
       </w:pPr>
       <w:r>
-        <w:t>My selected conclusion, deciding fact and explanation</w:t>
-      </w:r>
-    </w:p>
-    <w:p>
-      <w:r>
-        <w:t>________________________________________________________________</w:t>
-      </w:r>
-    </w:p>
-    <w:p>
-      <w:r>
-        <w:t>________________________________________________________________</w:t>
-      </w:r>
-    </w:p>
-    <w:p>
-      <w:r>
-        <w:t>________________________________________________________________</w:t>
-      </w:r>
-    </w:p>
-    <w:p>
-      <w:r>
-        <w:t>________________________________________________________________</w:t>
-      </w:r>
-    </w:p>
-    <w:p>
-      <w:r>
-        <w:t>________________________________________________________________</w:t>
-      </w:r>
-    </w:p>
-    <w:p>
-      <w:pPr>
-        <w:pStyle w:val="Heading3"/>
-      </w:pPr>
-      <w:r>
-        <w:t>Hint · try first</w:t>
-      </w:r>
-    </w:p>
-    <w:p>
-      <w:pPr>
-        <w:spacing w:line="336" w:lineRule="auto" w:after="180"/>
-        <w:shd w:fill="F1F6F8"/>
-      </w:pPr>
-      <w:r>
-        <w:rPr>
-          <w:b w:val="0"/>
-        </w:rPr>
-        <w:t>Hint if needed: Read the steps in the pictorial case. Match the supplied detail to the stage that performs or records it.</w:t>
-      </w:r>
-    </w:p>
-    <w:p>
-      <w:pPr>
-        <w:pStyle w:val="Heading3"/>
-      </w:pPr>
-      <w:r>
-        <w:t>Feedback · compare after trying</w:t>
-      </w:r>
-    </w:p>
-    <w:p>
-      <w:pPr>
-        <w:spacing w:line="336" w:lineRule="auto" w:after="180"/>
-        <w:shd w:fill="F1F6FC"/>
-      </w:pPr>
-      <w:r>
-        <w:rPr>
-          <w:b w:val="0"/>
-        </w:rPr>
-        <w:t>After your attempt, compare with the supported explanation: Repair the rubric Discuss the disagreement and clarify the scoring rule before the main run.</w:t>
-      </w:r>
-    </w:p>
-    <w:p>
-      <w:pPr>
-        <w:spacing w:line="336" w:lineRule="auto" w:after="180"/>
-        <w:shd w:fill="F1F6FC"/>
-      </w:pPr>
-      <w:r>
-        <w:rPr>
-          <w:b w:val="0"/>
-        </w:rPr>
-        <w:t xml:space="preserve">A </w:t>
-      </w:r>
-      <w:r>
-        <w:rPr>
-          <w:b/>
-        </w:rPr>
-        <w:t>pilot</w:t>
-      </w:r>
-      <w:r>
-        <w:rPr>
-          <w:b w:val="0"/>
-        </w:rPr>
-        <w:t xml:space="preserve"> can reveal missing instructions, practical delays or ambiguous scoring. It is preparation, not an untouched final estimate after the team uses it to revise methods.</w:t>
-      </w:r>
-    </w:p>
-    <w:p>
-      <w:pPr>
-        <w:pStyle w:val="Heading3"/>
-      </w:pPr>
-      <w:r>
-        <w:t>Practice 2: explain the deciding evidence</w:t>
-      </w:r>
-    </w:p>
-    <w:p>
-      <w:pPr>
-        <w:pStyle w:val="Heading3"/>
-      </w:pPr>
-      <w:r>
-        <w:t>Changed case · predict first</w:t>
-      </w:r>
-    </w:p>
-    <w:p>
-      <w:pPr>
-        <w:spacing w:line="336" w:lineRule="auto" w:after="180"/>
-        <w:shd w:fill="F5F1FB"/>
-      </w:pPr>
-      <w:r>
-        <w:rPr>
-          <w:b w:val="0"/>
-        </w:rPr>
-        <w:t xml:space="preserve">Changed-case practice: Add the corrected </w:t>
-      </w:r>
-      <w:r>
-        <w:rPr>
-          <w:b/>
-        </w:rPr>
-        <w:t>pilot</w:t>
-      </w:r>
-      <w:r>
-        <w:rPr>
-          <w:b w:val="0"/>
-        </w:rPr>
-        <w:t xml:space="preserve"> answers into final evaluation. Which conclusion is supported by the supplied facts?</w:t>
-      </w:r>
-    </w:p>
-    <w:p>
-      <w:pPr>
-        <w:spacing w:line="336" w:lineRule="auto" w:after="180"/>
-        <w:shd w:fill="F4F9FC"/>
-      </w:pPr>
-      <w:r>
-        <w:rPr>
-          <w:b w:val="0"/>
-        </w:rPr>
-        <w:t xml:space="preserve">1. Declare them previously exposed rather than untouched final </w:t>
-      </w:r>
-      <w:r>
-        <w:rPr>
-          <w:b/>
-        </w:rPr>
-        <w:t>evidence</w:t>
-      </w:r>
-      <w:r>
-        <w:rPr>
-          <w:b w:val="0"/>
-        </w:rPr>
-        <w:t>.</w:t>
-      </w:r>
-    </w:p>
-    <w:p>
-      <w:pPr>
-        <w:spacing w:line="336" w:lineRule="auto" w:after="180"/>
-        <w:shd w:fill="F4F9FC"/>
-      </w:pPr>
-      <w:r>
-        <w:rPr>
-          <w:b w:val="0"/>
-        </w:rPr>
-        <w:t xml:space="preserve">2. We can decide the result without examining the changed </w:t>
-      </w:r>
-      <w:r>
-        <w:rPr>
-          <w:b/>
-        </w:rPr>
-        <w:t>input</w:t>
-      </w:r>
-      <w:r>
-        <w:rPr>
-          <w:b w:val="0"/>
-        </w:rPr>
-        <w:t xml:space="preserve"> or the procedure.</w:t>
-      </w:r>
-    </w:p>
-    <w:p>
-      <w:pPr>
-        <w:spacing w:line="336" w:lineRule="auto" w:after="180"/>
-        <w:shd w:fill="F4F9FC"/>
-      </w:pPr>
-      <w:r>
-        <w:rPr>
-          <w:b w:val="0"/>
-        </w:rPr>
-        <w:t xml:space="preserve">3. This one example guarantees correct results for every future </w:t>
-      </w:r>
-      <w:r>
-        <w:rPr>
-          <w:b/>
-        </w:rPr>
-        <w:t>input</w:t>
-      </w:r>
-      <w:r>
-        <w:rPr>
-          <w:b w:val="0"/>
-        </w:rPr>
-        <w:t>.</w:t>
-      </w:r>
-    </w:p>
-    <w:p>
-      <w:pPr>
-        <w:pStyle w:val="Heading3"/>
-      </w:pPr>
-      <w:r>
-        <w:t>My selected conclusion, deciding fact and explanation</w:t>
-      </w:r>
-    </w:p>
-    <w:p>
-      <w:r>
-        <w:t>________________________________________________________________</w:t>
-      </w:r>
-    </w:p>
-    <w:p>
-      <w:r>
-        <w:t>________________________________________________________________</w:t>
-      </w:r>
-    </w:p>
-    <w:p>
-      <w:r>
-        <w:t>________________________________________________________________</w:t>
-      </w:r>
-    </w:p>
-    <w:p>
-      <w:r>
-        <w:t>________________________________________________________________</w:t>
-      </w:r>
-    </w:p>
-    <w:p>
-      <w:r>
-        <w:t>________________________________________________________________</w:t>
-      </w:r>
-    </w:p>
-    <w:p>
-      <w:pPr>
-        <w:pStyle w:val="Heading3"/>
-      </w:pPr>
-      <w:r>
-        <w:t>Hint · try first</w:t>
-      </w:r>
-    </w:p>
-    <w:p>
-      <w:pPr>
-        <w:spacing w:line="336" w:lineRule="auto" w:after="180"/>
-        <w:shd w:fill="F1F6F8"/>
-      </w:pPr>
-      <w:r>
-        <w:rPr>
-          <w:b w:val="0"/>
-        </w:rPr>
-        <w:t>Hint if needed: Use the changed condition and the deciding step in the pictorial trace. The answer must say what follows from those facts.</w:t>
-      </w:r>
-    </w:p>
-    <w:p>
-      <w:pPr>
-        <w:pStyle w:val="Heading3"/>
-      </w:pPr>
-      <w:r>
-        <w:t>Feedback · compare after trying</w:t>
-      </w:r>
-    </w:p>
-    <w:p>
-      <w:pPr>
-        <w:spacing w:line="336" w:lineRule="auto" w:after="180"/>
-        <w:shd w:fill="F1F6FC"/>
-      </w:pPr>
-      <w:r>
-        <w:rPr>
-          <w:b w:val="0"/>
-        </w:rPr>
-        <w:t xml:space="preserve">After your attempt, compare with the supported explanation: Declare them previously exposed rather than untouched final </w:t>
-      </w:r>
-      <w:r>
-        <w:rPr>
-          <w:b/>
-        </w:rPr>
-        <w:t>evidence</w:t>
-      </w:r>
-      <w:r>
-        <w:rPr>
-          <w:b w:val="0"/>
-        </w:rPr>
-        <w:t>. Rubric development already used those answers.</w:t>
-      </w:r>
-    </w:p>
-    <w:p>
-      <w:pPr>
-        <w:pStyle w:val="Heading3"/>
-      </w:pPr>
-      <w:r>
-        <w:t>Repair a missing building block</w:t>
-      </w:r>
-    </w:p>
-    <w:p>
-      <w:pPr>
-        <w:spacing w:line="336" w:lineRule="auto" w:after="180"/>
-      </w:pPr>
-      <w:r>
-        <w:rPr>
-          <w:b w:val="0"/>
-        </w:rPr>
-        <w:t xml:space="preserve">Review Predefining an analysis plan (ai-7/21). Goal: Explain the </w:t>
-      </w:r>
-      <w:r>
-        <w:rPr>
-          <w:b/>
-        </w:rPr>
-        <w:t>mechanism</w:t>
-      </w:r>
-      <w:r>
-        <w:rPr>
-          <w:b w:val="0"/>
-        </w:rPr>
-        <w:t xml:space="preserve"> and terminology of predefining an analysis plan. Short practice: Apply the recorded exclusion rule.</w:t>
-      </w:r>
-    </w:p>
-    <w:p>
-      <w:pPr>
-        <w:spacing w:line="336" w:lineRule="auto" w:after="180"/>
-      </w:pPr>
-      <w:r>
-        <w:rPr>
-          <w:b w:val="0"/>
-        </w:rPr>
-        <w:t>Can two readable model failures be removed, and how must a necessary later plan change be disclosed?. Return to this week and explain what you changed.</w:t>
-      </w:r>
-    </w:p>
-    <w:p>
-      <w:pPr>
-        <w:spacing w:line="336" w:lineRule="auto" w:after="180"/>
-      </w:pPr>
-      <w:r>
-        <w:rPr>
-          <w:b w:val="0"/>
-        </w:rPr>
-        <w:t xml:space="preserve">Review Research ethics and consent (ai-7/19). Goal: Explain the </w:t>
-      </w:r>
-      <w:r>
-        <w:rPr>
-          <w:b/>
-        </w:rPr>
-        <w:t>mechanism</w:t>
-      </w:r>
-      <w:r>
-        <w:rPr>
-          <w:b w:val="0"/>
-        </w:rPr>
-        <w:t xml:space="preserve"> and terminology of research ethics and consent. Short practice: Identify which uses the drawing consent permits and excludes.</w:t>
-      </w:r>
-    </w:p>
-    <w:p>
-      <w:pPr>
-        <w:spacing w:line="336" w:lineRule="auto" w:after="180"/>
-      </w:pPr>
-      <w:r>
-        <w:rPr>
-          <w:b w:val="0"/>
-        </w:rPr>
-        <w:t>Can the unrelated project reuse the drawings under this agreement, and what new authorisation would be needed?. Return to this week and explain what you changed.</w:t>
-      </w:r>
-    </w:p>
-    <w:p>
-      <w:pPr>
-        <w:spacing w:line="336" w:lineRule="auto" w:after="180"/>
-      </w:pPr>
-      <w:r>
-        <w:rPr>
-          <w:b w:val="0"/>
-        </w:rPr>
-        <w:t xml:space="preserve">Review Ablation studies (ai-7/16). Goal: Explain the </w:t>
-      </w:r>
-      <w:r>
-        <w:rPr>
-          <w:b/>
-        </w:rPr>
-        <w:t>mechanism</w:t>
-      </w:r>
-      <w:r>
-        <w:rPr>
-          <w:b w:val="0"/>
-        </w:rPr>
-        <w:t xml:space="preserve"> and terminology of ablation studies. Short practice: Calculate the filter ablation’s two rates and count change.</w:t>
-      </w:r>
-    </w:p>
-    <w:p>
-      <w:pPr>
-        <w:spacing w:line="336" w:lineRule="auto" w:after="180"/>
-      </w:pPr>
-      <w:r>
-        <w:rPr>
-          <w:b w:val="0"/>
-        </w:rPr>
-        <w:t>Which single component is altered, and why does also changing the model prevent isolating the filter?. Return to this week and explain what you changed.</w:t>
-      </w:r>
-    </w:p>
-    <w:p>
-      <w:pPr>
-        <w:pStyle w:val="Heading3"/>
-      </w:pPr>
-      <w:r>
         <w:t>Keep your completed work</w:t>
       </w:r>
     </w:p>
     <w:p>
       <w:pPr>
-        <w:spacing w:line="336" w:lineRule="auto" w:after="180"/>
-      </w:pPr>
-      <w:r>
-        <w:rPr>
-          <w:b w:val="0"/>
-        </w:rPr>
-        <w:t xml:space="preserve">Use Download completed work in the hosted lesson to export your answers, reflections, practice feedback and code-run </w:t>
-      </w:r>
-      <w:r>
-        <w:rPr>
-          <w:b/>
-        </w:rPr>
-        <w:t>evidence</w:t>
-      </w:r>
-      <w:r>
-        <w:rPr>
-          <w:b w:val="0"/>
-        </w:rPr>
-        <w:t>. Open the HTML copy to read or print it.</w:t>
-      </w:r>
-    </w:p>
-    <w:p>
-      <w:pPr>
-        <w:spacing w:line="336" w:lineRule="auto" w:after="180"/>
-      </w:pPr>
-      <w:r>
-        <w:rPr>
-          <w:b w:val="0"/>
-        </w:rPr>
-        <w:t>Drafts stay in this browser when storage is available; clear drafts on a shared device.</w:t>
-      </w:r>
-    </w:p>
-    <w:p>
-      <w:pPr>
-        <w:pStyle w:val="Heading3"/>
-      </w:pPr>
-      <w:r>
-        <w:t>What I repaired, the evidence I kept and the next test</w:t>
-      </w:r>
-    </w:p>
-    <w:p>
-      <w:r>
-        <w:t>________________________________________________________________</w:t>
-      </w:r>
-    </w:p>
-    <w:p>
-      <w:r>
-        <w:t>________________________________________________________________</w:t>
-      </w:r>
-    </w:p>
-    <w:p>
-      <w:r>
-        <w:t>________________________________________________________________</w:t>
-      </w:r>
-    </w:p>
-    <w:p>
-      <w:r>
-        <w:t>________________________________________________________________</w:t>
-      </w:r>
-    </w:p>
-    <w:p>
-      <w:r>
-        <w:t>________________________________________________________________</w:t>
-      </w:r>
-    </w:p>
-    <w:p>
-      <w:pPr>
         <w:pStyle w:val="Heading1"/>
       </w:pPr>
       <w:r>
-        <w:t>15. Visual concept journey</w:t>
-      </w:r>
-    </w:p>
-    <w:p>
-      <w:r>
-        <w:t>Explain each Pilot experiments picture from its labels, then record a relevant limit.</w:t>
-      </w:r>
-    </w:p>
-    <w:p>
-      <w:pPr>
-        <w:pStyle w:val="Heading3"/>
+        <w:t>15. Reference · Six-picture response sheets</w:t>
+      </w:r>
+    </w:p>
+    <w:p>
+      <w:r>
+        <w:t>Choose the picture that helps explain the current step.</w:t>
+      </w:r>
+    </w:p>
+    <w:p>
+      <w:pPr>
+        <w:pStyle w:val="Heading2"/>
       </w:pPr>
       <w:r>
         <w:t>01. Pilot experiments: the case</w:t>
@@ -2328,7 +2218,7 @@
         <w:drawing>
           <wp:inline xmlns:a="http://schemas.openxmlformats.org/drawingml/2006/main" xmlns:pic="http://schemas.openxmlformats.org/drawingml/2006/picture">
             <wp:extent cx="5486400" cy="2834640"/>
-            <wp:docPr id="3" name="Picture 3" descr="A pilot tests the procedure. A pilot checks whether the team can score answers consistently before running the main study. Supplied facts: Two reviewers score four practice answers. They agree on three and disagree on one; these answers are excluded from final evaluation."/>
+            <wp:docPr id="4" name="Picture 4" descr="A pilot tests the procedure. A pilot checks whether the team can score answers consistently before running the main study. Supplied facts: Two reviewers score four practice answers. They agree on three and disagree on one; these answers are excluded from final evaluation."/>
             <wp:cNvGraphicFramePr>
               <a:graphicFrameLocks noChangeAspect="1"/>
             </wp:cNvGraphicFramePr>
@@ -2340,7 +2230,7 @@
                     <pic:cNvPicPr/>
                   </pic:nvPicPr>
                   <pic:blipFill>
-                    <a:blip r:embed="rId11"/>
+                    <a:blip r:embed="rId12"/>
                     <a:stretch>
                       <a:fillRect/>
                     </a:stretch>
@@ -2408,7 +2298,6 @@
     <w:p>
       <w:pPr>
         <w:spacing w:line="336" w:lineRule="auto" w:after="180"/>
-        <w:shd w:fill="F5F1FB"/>
       </w:pPr>
       <w:r>
         <w:rPr>
@@ -2447,7 +2336,7 @@
     </w:p>
     <w:p>
       <w:pPr>
-        <w:pStyle w:val="Heading3"/>
+        <w:pStyle w:val="Heading2"/>
       </w:pPr>
       <w:r>
         <w:t>02. Follow the deciding steps</w:t>
@@ -2458,7 +2347,7 @@
         <w:drawing>
           <wp:inline xmlns:a="http://schemas.openxmlformats.org/drawingml/2006/main" xmlns:pic="http://schemas.openxmlformats.org/drawingml/2006/picture">
             <wp:extent cx="5486400" cy="3182112"/>
-            <wp:docPr id="4" name="Picture 4" descr="Try the workflow: Both reviewers apply the draft rubric to four practice answers. → Measure agreement: Agreement is 3/4=75% on this pilot. → Repair the rubric: Discuss the disagreement and clarify the scoring rule before the main run."/>
+            <wp:docPr id="5" name="Picture 5" descr="Try the workflow: Both reviewers apply the draft rubric to four practice answers. → Measure agreement: Agreement is 3/4=75% on this pilot. → Repair the rubric: Discuss the disagreement and clarify the scoring rule before the main run."/>
             <wp:cNvGraphicFramePr>
               <a:graphicFrameLocks noChangeAspect="1"/>
             </wp:cNvGraphicFramePr>
@@ -2470,7 +2359,7 @@
                     <pic:cNvPicPr/>
                   </pic:nvPicPr>
                   <pic:blipFill>
-                    <a:blip r:embed="rId12"/>
+                    <a:blip r:embed="rId13"/>
                     <a:stretch>
                       <a:fillRect/>
                     </a:stretch>
@@ -2515,7 +2404,6 @@
     <w:p>
       <w:pPr>
         <w:spacing w:line="336" w:lineRule="auto" w:after="180"/>
-        <w:shd w:fill="F5F1FB"/>
       </w:pPr>
       <w:r>
         <w:rPr>
@@ -2566,7 +2454,7 @@
     </w:p>
     <w:p>
       <w:pPr>
-        <w:pStyle w:val="Heading3"/>
+        <w:pStyle w:val="Heading2"/>
       </w:pPr>
       <w:r>
         <w:t>03. Reviewer agreement on four pilot answers</w:t>
@@ -2577,7 +2465,7 @@
         <w:drawing>
           <wp:inline xmlns:a="http://schemas.openxmlformats.org/drawingml/2006/main" xmlns:pic="http://schemas.openxmlformats.org/drawingml/2006/picture">
             <wp:extent cx="5486400" cy="2834640"/>
-            <wp:docPr id="5" name="Picture 5" descr="Reviewer agreement on four pilot answers. Units: pilot answers out of 4. Agree: 3. Disagree: 1."/>
+            <wp:docPr id="6" name="Picture 6" descr="Reviewer agreement on four pilot answers. Units: pilot answers out of 4. Agree: 3. Disagree: 1."/>
             <wp:cNvGraphicFramePr>
               <a:graphicFrameLocks noChangeAspect="1"/>
             </wp:cNvGraphicFramePr>
@@ -2589,7 +2477,7 @@
                     <pic:cNvPicPr/>
                   </pic:nvPicPr>
                   <pic:blipFill>
-                    <a:blip r:embed="rId13"/>
+                    <a:blip r:embed="rId14"/>
                     <a:stretch>
                       <a:fillRect/>
                     </a:stretch>
@@ -2646,7 +2534,6 @@
     <w:p>
       <w:pPr>
         <w:spacing w:line="336" w:lineRule="auto" w:after="180"/>
-        <w:shd w:fill="F5F1FB"/>
       </w:pPr>
       <w:r>
         <w:rPr>
@@ -2685,7 +2572,7 @@
     </w:p>
     <w:p>
       <w:pPr>
-        <w:pStyle w:val="Heading3"/>
+        <w:pStyle w:val="Heading2"/>
       </w:pPr>
       <w:r>
         <w:t>04. Change one thing. Trace what follows.</w:t>
@@ -2696,7 +2583,7 @@
         <w:drawing>
           <wp:inline xmlns:a="http://schemas.openxmlformats.org/drawingml/2006/main" xmlns:pic="http://schemas.openxmlformats.org/drawingml/2006/picture">
             <wp:extent cx="5486400" cy="3026664"/>
-            <wp:docPr id="6" name="Picture 6" descr="Original case: Discuss the disagreement and clarify the scoring rule before the main run. Changed condition: Add the corrected pilot answers into final evaluation. Expected result: Declare them previously exposed rather than untouched final evidence. Reason: Rubric development already used those answers."/>
+            <wp:docPr id="7" name="Picture 7" descr="Original case: Discuss the disagreement and clarify the scoring rule before the main run. Changed condition: Add the corrected pilot answers into final evaluation. Expected result: Declare them previously exposed rather than untouched final evidence. Reason: Rubric development already used those answers."/>
             <wp:cNvGraphicFramePr>
               <a:graphicFrameLocks noChangeAspect="1"/>
             </wp:cNvGraphicFramePr>
@@ -2708,7 +2595,7 @@
                     <pic:cNvPicPr/>
                   </pic:nvPicPr>
                   <pic:blipFill>
-                    <a:blip r:embed="rId14"/>
+                    <a:blip r:embed="rId15"/>
                     <a:stretch>
                       <a:fillRect/>
                     </a:stretch>
@@ -2776,7 +2663,6 @@
     <w:p>
       <w:pPr>
         <w:spacing w:line="336" w:lineRule="auto" w:after="180"/>
-        <w:shd w:fill="F5F1FB"/>
       </w:pPr>
       <w:r>
         <w:rPr>
@@ -2815,7 +2701,7 @@
     </w:p>
     <w:p>
       <w:pPr>
-        <w:pStyle w:val="Heading3"/>
+        <w:pStyle w:val="Heading2"/>
       </w:pPr>
       <w:r>
         <w:t>05. Connect the explanation to its limit</w:t>
@@ -2826,7 +2712,7 @@
         <w:drawing>
           <wp:inline xmlns:a="http://schemas.openxmlformats.org/drawingml/2006/main" xmlns:pic="http://schemas.openxmlformats.org/drawingml/2006/picture">
             <wp:extent cx="5486400" cy="2834640"/>
-            <wp:docPr id="7" name="Picture 7" descr="A pilot can reveal missing instructions, practical delays or ambiguous scoring. It is preparation, not an untouched final estimate after the team uses it to revise methods. Limit: Four pilot answers do not establish long-run reviewer reliability or a stable performance effect."/>
+            <wp:docPr id="8" name="Picture 8" descr="A pilot can reveal missing instructions, practical delays or ambiguous scoring. It is preparation, not an untouched final estimate after the team uses it to revise methods. Limit: Four pilot answers do not establish long-run reviewer reliability or a stable performance effect."/>
             <wp:cNvGraphicFramePr>
               <a:graphicFrameLocks noChangeAspect="1"/>
             </wp:cNvGraphicFramePr>
@@ -2838,7 +2724,7 @@
                     <pic:cNvPicPr/>
                   </pic:nvPicPr>
                   <pic:blipFill>
-                    <a:blip r:embed="rId15"/>
+                    <a:blip r:embed="rId16"/>
                     <a:stretch>
                       <a:fillRect/>
                     </a:stretch>
@@ -2906,7 +2792,6 @@
     <w:p>
       <w:pPr>
         <w:spacing w:line="336" w:lineRule="auto" w:after="180"/>
-        <w:shd w:fill="F5F1FB"/>
       </w:pPr>
       <w:r>
         <w:rPr>
@@ -2945,7 +2830,7 @@
     </w:p>
     <w:p>
       <w:pPr>
-        <w:pStyle w:val="Heading3"/>
+        <w:pStyle w:val="Heading2"/>
       </w:pPr>
       <w:r>
         <w:t>06. Make the idea visible in your project</w:t>
@@ -2956,7 +2841,7 @@
         <w:drawing>
           <wp:inline xmlns:a="http://schemas.openxmlformats.org/drawingml/2006/main" xmlns:pic="http://schemas.openxmlformats.org/drawingml/2006/picture">
             <wp:extent cx="5486400" cy="3681984"/>
-            <wp:docPr id="8" name="Picture 8" descr="For the Reproducible AI Research Study, retain an annotated worked trace and the changed-case reasoning. Connect the claim to its records, units and assumptions so another investigator can challenge or reproduce it. Draw your input, deciding step, result and limit. Supported question: Calculate reviewer agreement on the four pilot answers. What can the disagreement improve, and why are those revised practice answers not untouched final evidence?"/>
+            <wp:docPr id="9" name="Picture 9" descr="For the Reproducible AI Research Study, retain an annotated worked trace and the changed-case reasoning. Connect the claim to its records, units and assumptions so another investigator can challenge or reproduce it. Draw your input, deciding step, result and limit. Supported question: Calculate reviewer agreement on the four pilot answers. What can the disagreement improve, and why are those revised practice answers not untouched final evidence?"/>
             <wp:cNvGraphicFramePr>
               <a:graphicFrameLocks noChangeAspect="1"/>
             </wp:cNvGraphicFramePr>
@@ -2968,7 +2853,7 @@
                     <pic:cNvPicPr/>
                   </pic:nvPicPr>
                   <pic:blipFill>
-                    <a:blip r:embed="rId16"/>
+                    <a:blip r:embed="rId17"/>
                     <a:stretch>
                       <a:fillRect/>
                     </a:stretch>
@@ -3059,7 +2944,6 @@
     <w:p>
       <w:pPr>
         <w:spacing w:line="336" w:lineRule="auto" w:after="180"/>
-        <w:shd w:fill="F5F1FB"/>
       </w:pPr>
       <w:r>
         <w:rPr>
@@ -3106,6 +2990,62 @@
     <w:p>
       <w:r>
         <w:t>________________________________________________________________</w:t>
+      </w:r>
+    </w:p>
+    <w:p>
+      <w:pPr>
+        <w:pStyle w:val="Heading2"/>
+      </w:pPr>
+      <w:r>
+        <w:t>Earlier wording, alternatives and picture transcripts · reference / check after trying</w:t>
+      </w:r>
+    </w:p>
+    <w:p>
+      <w:pPr>
+        <w:pStyle w:val="Heading3"/>
+      </w:pPr>
+      <w:r>
+        <w:t>01. Pilot experiments: the case</w:t>
+      </w:r>
+    </w:p>
+    <w:p>
+      <w:pPr>
+        <w:pStyle w:val="Heading3"/>
+      </w:pPr>
+      <w:r>
+        <w:t>02. Follow the deciding steps</w:t>
+      </w:r>
+    </w:p>
+    <w:p>
+      <w:pPr>
+        <w:pStyle w:val="Heading3"/>
+      </w:pPr>
+      <w:r>
+        <w:t>03. Reviewer agreement on four pilot answers</w:t>
+      </w:r>
+    </w:p>
+    <w:p>
+      <w:pPr>
+        <w:pStyle w:val="Heading3"/>
+      </w:pPr>
+      <w:r>
+        <w:t>04. Change one thing. Trace what follows.</w:t>
+      </w:r>
+    </w:p>
+    <w:p>
+      <w:pPr>
+        <w:pStyle w:val="Heading3"/>
+      </w:pPr>
+      <w:r>
+        <w:t>05. Connect the explanation to its limit</w:t>
+      </w:r>
+    </w:p>
+    <w:p>
+      <w:pPr>
+        <w:pStyle w:val="Heading3"/>
+      </w:pPr>
+      <w:r>
+        <w:t>06. Make the idea visible in your project</w:t>
       </w:r>
     </w:p>
     <w:sectPr>
